--- a/templates/Template_LHV_Kerjasama.docx
+++ b/templates/Template_LHV_Kerjasama.docx
@@ -23,13 +23,23 @@
         </w:sectPr>
       </w:pPr>
       <w:bookmarkStart w:id="0" w:name="_Hlk219119130"/>
-      <w:r>
-        <w:rPr>
-          <w:rFonts w:ascii="Arial" w:hAnsi="Arial" w:cs="Arial"/>
-          <w:color w:val="000000" w:themeColor="text1"/>
-          <w:szCs w:val="22"/>
-        </w:rPr>
-        <w:t>{{ cover_laporan }}</w:t>
+      <w:proofErr w:type="gramStart"/>
+      <w:r>
+        <w:rPr>
+          <w:rFonts w:ascii="Arial" w:hAnsi="Arial" w:cs="Arial"/>
+          <w:color w:val="000000" w:themeColor="text1"/>
+          <w:szCs w:val="22"/>
+        </w:rPr>
+        <w:t>{{ cover</w:t>
+      </w:r>
+      <w:proofErr w:type="gramEnd"/>
+      <w:r>
+        <w:rPr>
+          <w:rFonts w:ascii="Arial" w:hAnsi="Arial" w:cs="Arial"/>
+          <w:color w:val="000000" w:themeColor="text1"/>
+          <w:szCs w:val="22"/>
+        </w:rPr>
+        <w:t>_laporan }}</w:t>
       </w:r>
     </w:p>
     <w:bookmarkEnd w:id="0" w:displacedByCustomXml="next"/>
@@ -2740,13 +2750,23 @@
                 <w:lang w:val="it-IT"/>
               </w:rPr>
             </w:pPr>
-            <w:r>
-              <w:rPr>
-                <w:rFonts w:ascii="Arial" w:hAnsi="Arial" w:cs="Arial"/>
-                <w:color w:val="000000" w:themeColor="text1"/>
-                <w:szCs w:val="22"/>
-              </w:rPr>
-              <w:t>{{ id_berkas }}</w:t>
+            <w:proofErr w:type="gramStart"/>
+            <w:r>
+              <w:rPr>
+                <w:rFonts w:ascii="Arial" w:hAnsi="Arial" w:cs="Arial"/>
+                <w:color w:val="000000" w:themeColor="text1"/>
+                <w:szCs w:val="22"/>
+              </w:rPr>
+              <w:t>{{ id</w:t>
+            </w:r>
+            <w:proofErr w:type="gramEnd"/>
+            <w:r>
+              <w:rPr>
+                <w:rFonts w:ascii="Arial" w:hAnsi="Arial" w:cs="Arial"/>
+                <w:color w:val="000000" w:themeColor="text1"/>
+                <w:szCs w:val="22"/>
+              </w:rPr>
+              <w:t>_berkas }}</w:t>
             </w:r>
           </w:p>
         </w:tc>
@@ -2818,13 +2838,23 @@
                 <w:lang w:val="it-IT"/>
               </w:rPr>
             </w:pPr>
-            <w:r>
-              <w:rPr>
-                <w:rFonts w:ascii="Arial" w:hAnsi="Arial" w:cs="Arial"/>
-                <w:color w:val="000000" w:themeColor="text1"/>
-                <w:szCs w:val="22"/>
-              </w:rPr>
-              <w:t>{{ permenperin }}</w:t>
+            <w:proofErr w:type="gramStart"/>
+            <w:r>
+              <w:rPr>
+                <w:rFonts w:ascii="Arial" w:hAnsi="Arial" w:cs="Arial"/>
+                <w:color w:val="000000" w:themeColor="text1"/>
+                <w:szCs w:val="22"/>
+              </w:rPr>
+              <w:t>{{ permenperin</w:t>
+            </w:r>
+            <w:proofErr w:type="gramEnd"/>
+            <w:r>
+              <w:rPr>
+                <w:rFonts w:ascii="Arial" w:hAnsi="Arial" w:cs="Arial"/>
+                <w:color w:val="000000" w:themeColor="text1"/>
+                <w:szCs w:val="22"/>
+              </w:rPr>
+              <w:t xml:space="preserve"> }}</w:t>
             </w:r>
           </w:p>
         </w:tc>
@@ -2906,13 +2936,23 @@
                 <w:lang w:val="it-IT"/>
               </w:rPr>
             </w:pPr>
-            <w:r>
-              <w:rPr>
-                <w:rFonts w:ascii="Arial" w:hAnsi="Arial" w:cs="Arial"/>
-                <w:color w:val="000000" w:themeColor="text1"/>
-                <w:szCs w:val="22"/>
-              </w:rPr>
-              <w:t>{{ nama_perusahaan }}</w:t>
+            <w:proofErr w:type="gramStart"/>
+            <w:r>
+              <w:rPr>
+                <w:rFonts w:ascii="Arial" w:hAnsi="Arial" w:cs="Arial"/>
+                <w:color w:val="000000" w:themeColor="text1"/>
+                <w:szCs w:val="22"/>
+              </w:rPr>
+              <w:t>{{ nama</w:t>
+            </w:r>
+            <w:proofErr w:type="gramEnd"/>
+            <w:r>
+              <w:rPr>
+                <w:rFonts w:ascii="Arial" w:hAnsi="Arial" w:cs="Arial"/>
+                <w:color w:val="000000" w:themeColor="text1"/>
+                <w:szCs w:val="22"/>
+              </w:rPr>
+              <w:t>_perusahaan }}</w:t>
             </w:r>
           </w:p>
         </w:tc>
@@ -2992,13 +3032,23 @@
                 <w:lang w:val="it-IT"/>
               </w:rPr>
             </w:pPr>
-            <w:r>
-              <w:rPr>
-                <w:rFonts w:ascii="Arial" w:hAnsi="Arial" w:cs="Arial"/>
-                <w:color w:val="000000" w:themeColor="text1"/>
-                <w:szCs w:val="22"/>
-              </w:rPr>
-              <w:t>{{ alamat_kantor }}</w:t>
+            <w:proofErr w:type="gramStart"/>
+            <w:r>
+              <w:rPr>
+                <w:rFonts w:ascii="Arial" w:hAnsi="Arial" w:cs="Arial"/>
+                <w:color w:val="000000" w:themeColor="text1"/>
+                <w:szCs w:val="22"/>
+              </w:rPr>
+              <w:t>{{ alamat</w:t>
+            </w:r>
+            <w:proofErr w:type="gramEnd"/>
+            <w:r>
+              <w:rPr>
+                <w:rFonts w:ascii="Arial" w:hAnsi="Arial" w:cs="Arial"/>
+                <w:color w:val="000000" w:themeColor="text1"/>
+                <w:szCs w:val="22"/>
+              </w:rPr>
+              <w:t>_kantor }}</w:t>
             </w:r>
           </w:p>
         </w:tc>
@@ -3069,13 +3119,23 @@
                 <w:szCs w:val="22"/>
               </w:rPr>
             </w:pPr>
-            <w:r>
-              <w:rPr>
-                <w:rFonts w:ascii="Arial" w:hAnsi="Arial" w:cs="Arial"/>
-                <w:color w:val="000000" w:themeColor="text1"/>
-                <w:szCs w:val="22"/>
-              </w:rPr>
-              <w:t>{{ nama_perusahaan_industri }}</w:t>
+            <w:proofErr w:type="gramStart"/>
+            <w:r>
+              <w:rPr>
+                <w:rFonts w:ascii="Arial" w:hAnsi="Arial" w:cs="Arial"/>
+                <w:color w:val="000000" w:themeColor="text1"/>
+                <w:szCs w:val="22"/>
+              </w:rPr>
+              <w:t>{{ nama</w:t>
+            </w:r>
+            <w:proofErr w:type="gramEnd"/>
+            <w:r>
+              <w:rPr>
+                <w:rFonts w:ascii="Arial" w:hAnsi="Arial" w:cs="Arial"/>
+                <w:color w:val="000000" w:themeColor="text1"/>
+                <w:szCs w:val="22"/>
+              </w:rPr>
+              <w:t>_perusahaan_industri }}</w:t>
             </w:r>
           </w:p>
         </w:tc>
@@ -3145,13 +3205,23 @@
                 <w:szCs w:val="22"/>
               </w:rPr>
             </w:pPr>
-            <w:r>
-              <w:rPr>
-                <w:rFonts w:ascii="Arial" w:hAnsi="Arial" w:cs="Arial"/>
-                <w:color w:val="000000" w:themeColor="text1"/>
-                <w:szCs w:val="22"/>
-              </w:rPr>
-              <w:t>{{ alamat_perusahaan_industri }}</w:t>
+            <w:proofErr w:type="gramStart"/>
+            <w:r>
+              <w:rPr>
+                <w:rFonts w:ascii="Arial" w:hAnsi="Arial" w:cs="Arial"/>
+                <w:color w:val="000000" w:themeColor="text1"/>
+                <w:szCs w:val="22"/>
+              </w:rPr>
+              <w:t>{{ alamat</w:t>
+            </w:r>
+            <w:proofErr w:type="gramEnd"/>
+            <w:r>
+              <w:rPr>
+                <w:rFonts w:ascii="Arial" w:hAnsi="Arial" w:cs="Arial"/>
+                <w:color w:val="000000" w:themeColor="text1"/>
+                <w:szCs w:val="22"/>
+              </w:rPr>
+              <w:t>_perusahaan_industri }}</w:t>
             </w:r>
           </w:p>
         </w:tc>
@@ -3224,13 +3294,23 @@
                 <w:lang w:val="it-IT"/>
               </w:rPr>
             </w:pPr>
-            <w:r>
-              <w:rPr>
-                <w:rFonts w:ascii="Arial" w:hAnsi="Arial" w:cs="Arial"/>
-                <w:color w:val="000000" w:themeColor="text1"/>
-                <w:szCs w:val="22"/>
-              </w:rPr>
-              <w:t>{{ alamat_pabrik }}</w:t>
+            <w:proofErr w:type="gramStart"/>
+            <w:r>
+              <w:rPr>
+                <w:rFonts w:ascii="Arial" w:hAnsi="Arial" w:cs="Arial"/>
+                <w:color w:val="000000" w:themeColor="text1"/>
+                <w:szCs w:val="22"/>
+              </w:rPr>
+              <w:t>{{ alamat</w:t>
+            </w:r>
+            <w:proofErr w:type="gramEnd"/>
+            <w:r>
+              <w:rPr>
+                <w:rFonts w:ascii="Arial" w:hAnsi="Arial" w:cs="Arial"/>
+                <w:color w:val="000000" w:themeColor="text1"/>
+                <w:szCs w:val="22"/>
+              </w:rPr>
+              <w:t>_pabrik }}</w:t>
             </w:r>
           </w:p>
         </w:tc>
@@ -3310,13 +3390,23 @@
                 <w:lang w:val="it-IT"/>
               </w:rPr>
             </w:pPr>
-            <w:r>
-              <w:rPr>
-                <w:rFonts w:ascii="Arial" w:hAnsi="Arial" w:cs="Arial"/>
-                <w:color w:val="000000" w:themeColor="text1"/>
-                <w:szCs w:val="22"/>
-              </w:rPr>
-              <w:t>{{ skala_perusahaan }}</w:t>
+            <w:proofErr w:type="gramStart"/>
+            <w:r>
+              <w:rPr>
+                <w:rFonts w:ascii="Arial" w:hAnsi="Arial" w:cs="Arial"/>
+                <w:color w:val="000000" w:themeColor="text1"/>
+                <w:szCs w:val="22"/>
+              </w:rPr>
+              <w:t>{{ skala</w:t>
+            </w:r>
+            <w:proofErr w:type="gramEnd"/>
+            <w:r>
+              <w:rPr>
+                <w:rFonts w:ascii="Arial" w:hAnsi="Arial" w:cs="Arial"/>
+                <w:color w:val="000000" w:themeColor="text1"/>
+                <w:szCs w:val="22"/>
+              </w:rPr>
+              <w:t>_perusahaan }}</w:t>
             </w:r>
           </w:p>
         </w:tc>
@@ -3397,13 +3487,23 @@
                 <w:lang w:val="it-IT"/>
               </w:rPr>
             </w:pPr>
-            <w:r>
-              <w:rPr>
-                <w:rFonts w:ascii="Arial" w:hAnsi="Arial" w:cs="Arial"/>
-                <w:color w:val="000000" w:themeColor="text1"/>
-                <w:szCs w:val="22"/>
-              </w:rPr>
-              <w:t>{{ no_izin }}</w:t>
+            <w:proofErr w:type="gramStart"/>
+            <w:r>
+              <w:rPr>
+                <w:rFonts w:ascii="Arial" w:hAnsi="Arial" w:cs="Arial"/>
+                <w:color w:val="000000" w:themeColor="text1"/>
+                <w:szCs w:val="22"/>
+              </w:rPr>
+              <w:t>{{ no</w:t>
+            </w:r>
+            <w:proofErr w:type="gramEnd"/>
+            <w:r>
+              <w:rPr>
+                <w:rFonts w:ascii="Arial" w:hAnsi="Arial" w:cs="Arial"/>
+                <w:color w:val="000000" w:themeColor="text1"/>
+                <w:szCs w:val="22"/>
+              </w:rPr>
+              <w:t>_izin }}</w:t>
             </w:r>
           </w:p>
         </w:tc>
@@ -3473,6 +3573,7 @@
                 <w:szCs w:val="22"/>
               </w:rPr>
             </w:pPr>
+            <w:proofErr w:type="gramStart"/>
             <w:r>
               <w:rPr>
                 <w:rFonts w:ascii="Arial" w:hAnsi="Arial" w:cs="Arial"/>
@@ -3487,7 +3588,16 @@
                 <w:color w:val="000000" w:themeColor="text1"/>
                 <w:szCs w:val="22"/>
               </w:rPr>
-              <w:t>no_izin_perusahaan_industri</w:t>
+              <w:t>no</w:t>
+            </w:r>
+            <w:proofErr w:type="gramEnd"/>
+            <w:r>
+              <w:rPr>
+                <w:rFonts w:ascii="Arial" w:hAnsi="Arial" w:cs="Arial"/>
+                <w:color w:val="000000" w:themeColor="text1"/>
+                <w:szCs w:val="22"/>
+              </w:rPr>
+              <w:t>_izin_perusahaan_industri</w:t>
             </w:r>
             <w:r>
               <w:rPr>
@@ -3599,13 +3709,23 @@
                 <w:lang w:val="it-IT"/>
               </w:rPr>
             </w:pPr>
-            <w:r>
-              <w:rPr>
-                <w:rFonts w:ascii="Arial" w:hAnsi="Arial" w:cs="Arial"/>
-                <w:color w:val="000000" w:themeColor="text1"/>
-                <w:szCs w:val="22"/>
-              </w:rPr>
-              <w:t>{{ tgl_verifikasi_dok }}</w:t>
+            <w:proofErr w:type="gramStart"/>
+            <w:r>
+              <w:rPr>
+                <w:rFonts w:ascii="Arial" w:hAnsi="Arial" w:cs="Arial"/>
+                <w:color w:val="000000" w:themeColor="text1"/>
+                <w:szCs w:val="22"/>
+              </w:rPr>
+              <w:t>{{ tgl</w:t>
+            </w:r>
+            <w:proofErr w:type="gramEnd"/>
+            <w:r>
+              <w:rPr>
+                <w:rFonts w:ascii="Arial" w:hAnsi="Arial" w:cs="Arial"/>
+                <w:color w:val="000000" w:themeColor="text1"/>
+                <w:szCs w:val="22"/>
+              </w:rPr>
+              <w:t>_verifikasi_dok }}</w:t>
             </w:r>
           </w:p>
         </w:tc>
@@ -3701,13 +3821,23 @@
                 <w:lang w:val="it-IT"/>
               </w:rPr>
             </w:pPr>
-            <w:r>
-              <w:rPr>
-                <w:rFonts w:ascii="Arial" w:hAnsi="Arial" w:cs="Arial"/>
-                <w:color w:val="000000" w:themeColor="text1"/>
-                <w:szCs w:val="22"/>
-              </w:rPr>
-              <w:t>{{ tgl_verifikasi_lapangan }}</w:t>
+            <w:proofErr w:type="gramStart"/>
+            <w:r>
+              <w:rPr>
+                <w:rFonts w:ascii="Arial" w:hAnsi="Arial" w:cs="Arial"/>
+                <w:color w:val="000000" w:themeColor="text1"/>
+                <w:szCs w:val="22"/>
+              </w:rPr>
+              <w:t>{{ tgl</w:t>
+            </w:r>
+            <w:proofErr w:type="gramEnd"/>
+            <w:r>
+              <w:rPr>
+                <w:rFonts w:ascii="Arial" w:hAnsi="Arial" w:cs="Arial"/>
+                <w:color w:val="000000" w:themeColor="text1"/>
+                <w:szCs w:val="22"/>
+              </w:rPr>
+              <w:t>_verifikasi_lapangan }}</w:t>
             </w:r>
           </w:p>
         </w:tc>
@@ -3883,13 +4013,23 @@
                 <w:lang w:val="it-IT"/>
               </w:rPr>
             </w:pPr>
-            <w:r>
-              <w:rPr>
-                <w:rFonts w:ascii="Arial" w:hAnsi="Arial" w:cs="Arial"/>
-                <w:color w:val="000000" w:themeColor="text1"/>
-                <w:szCs w:val="22"/>
-              </w:rPr>
-              <w:t>{{ kbli }}</w:t>
+            <w:proofErr w:type="gramStart"/>
+            <w:r>
+              <w:rPr>
+                <w:rFonts w:ascii="Arial" w:hAnsi="Arial" w:cs="Arial"/>
+                <w:color w:val="000000" w:themeColor="text1"/>
+                <w:szCs w:val="22"/>
+              </w:rPr>
+              <w:t>{{ kbli</w:t>
+            </w:r>
+            <w:proofErr w:type="gramEnd"/>
+            <w:r>
+              <w:rPr>
+                <w:rFonts w:ascii="Arial" w:hAnsi="Arial" w:cs="Arial"/>
+                <w:color w:val="000000" w:themeColor="text1"/>
+                <w:szCs w:val="22"/>
+              </w:rPr>
+              <w:t xml:space="preserve"> }}</w:t>
             </w:r>
           </w:p>
         </w:tc>
@@ -3994,13 +4134,23 @@
                 <w:lang w:val="it-IT"/>
               </w:rPr>
             </w:pPr>
-            <w:r>
-              <w:rPr>
-                <w:rFonts w:ascii="Arial" w:hAnsi="Arial" w:cs="Arial"/>
-                <w:color w:val="000000" w:themeColor="text1"/>
-                <w:szCs w:val="22"/>
-              </w:rPr>
-              <w:t>{{ kapasitas_produksi }}</w:t>
+            <w:proofErr w:type="gramStart"/>
+            <w:r>
+              <w:rPr>
+                <w:rFonts w:ascii="Arial" w:hAnsi="Arial" w:cs="Arial"/>
+                <w:color w:val="000000" w:themeColor="text1"/>
+                <w:szCs w:val="22"/>
+              </w:rPr>
+              <w:t>{{ kapasitas</w:t>
+            </w:r>
+            <w:proofErr w:type="gramEnd"/>
+            <w:r>
+              <w:rPr>
+                <w:rFonts w:ascii="Arial" w:hAnsi="Arial" w:cs="Arial"/>
+                <w:color w:val="000000" w:themeColor="text1"/>
+                <w:szCs w:val="22"/>
+              </w:rPr>
+              <w:t>_produksi }}</w:t>
             </w:r>
           </w:p>
         </w:tc>
@@ -4811,14 +4961,25 @@
                 <w:lang w:val="it-IT"/>
               </w:rPr>
             </w:pPr>
-            <w:r>
-              <w:rPr>
-                <w:rFonts w:ascii="Arial" w:hAnsi="Arial" w:cs="Arial"/>
-                <w:color w:val="000000" w:themeColor="text1"/>
-                <w:szCs w:val="22"/>
-              </w:rPr>
-              <w:t>{{ foto_</w:t>
-            </w:r>
+            <w:proofErr w:type="gramStart"/>
+            <w:r>
+              <w:rPr>
+                <w:rFonts w:ascii="Arial" w:hAnsi="Arial" w:cs="Arial"/>
+                <w:color w:val="000000" w:themeColor="text1"/>
+                <w:szCs w:val="22"/>
+              </w:rPr>
+              <w:t>{{ foto</w:t>
+            </w:r>
+            <w:proofErr w:type="gramEnd"/>
+            <w:r>
+              <w:rPr>
+                <w:rFonts w:ascii="Arial" w:hAnsi="Arial" w:cs="Arial"/>
+                <w:color w:val="000000" w:themeColor="text1"/>
+                <w:szCs w:val="22"/>
+              </w:rPr>
+              <w:t>_</w:t>
+            </w:r>
+            <w:proofErr w:type="gramStart"/>
             <w:r>
               <w:rPr>
                 <w:rFonts w:ascii="Arial" w:hAnsi="Arial" w:cs="Arial"/>
@@ -4833,7 +4994,16 @@
                 <w:color w:val="000000" w:themeColor="text1"/>
                 <w:szCs w:val="22"/>
               </w:rPr>
-              <w:t xml:space="preserve"> }}</w:t>
+              <w:t xml:space="preserve"> }</w:t>
+            </w:r>
+            <w:proofErr w:type="gramEnd"/>
+            <w:r>
+              <w:rPr>
+                <w:rFonts w:ascii="Arial" w:hAnsi="Arial" w:cs="Arial"/>
+                <w:color w:val="000000" w:themeColor="text1"/>
+                <w:szCs w:val="22"/>
+              </w:rPr>
+              <w:t>}</w:t>
             </w:r>
           </w:p>
           <w:p>
@@ -5048,6 +5218,7 @@
                 <w:lang w:val="it-IT"/>
               </w:rPr>
             </w:pPr>
+            <w:proofErr w:type="gramStart"/>
             <w:r>
               <w:rPr>
                 <w:rFonts w:ascii="Arial" w:hAnsi="Arial" w:cs="Arial"/>
@@ -5063,7 +5234,25 @@
                 <w:color w:val="000000" w:themeColor="text1"/>
                 <w:szCs w:val="22"/>
               </w:rPr>
-              <w:t>nilai_tkdn</w:t>
+              <w:t>nilai</w:t>
+            </w:r>
+            <w:proofErr w:type="gramEnd"/>
+            <w:r>
+              <w:rPr>
+                <w:rFonts w:ascii="Arial" w:hAnsi="Arial" w:cs="Arial"/>
+                <w:color w:val="000000" w:themeColor="text1"/>
+                <w:szCs w:val="22"/>
+              </w:rPr>
+              <w:t>_</w:t>
+            </w:r>
+            <w:proofErr w:type="gramStart"/>
+            <w:r>
+              <w:rPr>
+                <w:rFonts w:ascii="Arial" w:hAnsi="Arial" w:cs="Arial"/>
+                <w:color w:val="000000" w:themeColor="text1"/>
+                <w:szCs w:val="22"/>
+              </w:rPr>
+              <w:t>tkdn</w:t>
             </w:r>
             <w:proofErr w:type="spellEnd"/>
             <w:r>
@@ -5072,6 +5261,15 @@
                 <w:color w:val="000000" w:themeColor="text1"/>
                 <w:szCs w:val="22"/>
               </w:rPr>
+              <w:t xml:space="preserve"> }}%</w:t>
+            </w:r>
+            <w:proofErr w:type="gramEnd"/>
+            <w:r>
+              <w:rPr>
+                <w:rFonts w:ascii="Arial" w:hAnsi="Arial" w:cs="Arial"/>
+                <w:color w:val="000000" w:themeColor="text1"/>
+                <w:szCs w:val="22"/>
+              </w:rPr>
               <w:t xml:space="preserve"> </w:t>
             </w:r>
             <w:r>
@@ -5080,7 +5278,16 @@
                 <w:color w:val="000000" w:themeColor="text1"/>
                 <w:szCs w:val="22"/>
               </w:rPr>
-              <w:t xml:space="preserve">}}% ({{ </w:t>
+              <w:t>(</w:t>
+            </w:r>
+            <w:proofErr w:type="gramStart"/>
+            <w:r>
+              <w:rPr>
+                <w:rFonts w:ascii="Arial" w:hAnsi="Arial" w:cs="Arial"/>
+                <w:color w:val="000000" w:themeColor="text1"/>
+                <w:szCs w:val="22"/>
+              </w:rPr>
+              <w:t xml:space="preserve">{{ </w:t>
             </w:r>
             <w:proofErr w:type="spellStart"/>
             <w:r>
@@ -5089,7 +5296,16 @@
                 <w:color w:val="000000" w:themeColor="text1"/>
                 <w:szCs w:val="22"/>
               </w:rPr>
-              <w:t>terbilang_tkdn</w:t>
+              <w:t>terbilang</w:t>
+            </w:r>
+            <w:proofErr w:type="gramEnd"/>
+            <w:r>
+              <w:rPr>
+                <w:rFonts w:ascii="Arial" w:hAnsi="Arial" w:cs="Arial"/>
+                <w:color w:val="000000" w:themeColor="text1"/>
+                <w:szCs w:val="22"/>
+              </w:rPr>
+              <w:t>_tkdn</w:t>
             </w:r>
             <w:proofErr w:type="spellEnd"/>
             <w:r>
@@ -5175,13 +5391,77 @@
                 <w:lang w:val="it-IT"/>
               </w:rPr>
             </w:pPr>
-            <w:r>
-              <w:rPr>
-                <w:rFonts w:ascii="Arial" w:hAnsi="Arial" w:cs="Arial"/>
-                <w:color w:val="000000" w:themeColor="text1"/>
-                <w:szCs w:val="22"/>
-              </w:rPr>
-              <w:t>{{ nilai_brainware }} % ( {{ terbilang_brainware }} )</w:t>
+            <w:proofErr w:type="gramStart"/>
+            <w:r>
+              <w:rPr>
+                <w:rFonts w:ascii="Arial" w:hAnsi="Arial" w:cs="Arial"/>
+                <w:color w:val="000000" w:themeColor="text1"/>
+                <w:szCs w:val="22"/>
+              </w:rPr>
+              <w:t>{{ nilai</w:t>
+            </w:r>
+            <w:proofErr w:type="gramEnd"/>
+            <w:r>
+              <w:rPr>
+                <w:rFonts w:ascii="Arial" w:hAnsi="Arial" w:cs="Arial"/>
+                <w:color w:val="000000" w:themeColor="text1"/>
+                <w:szCs w:val="22"/>
+              </w:rPr>
+              <w:t>_</w:t>
+            </w:r>
+            <w:proofErr w:type="gramStart"/>
+            <w:r>
+              <w:rPr>
+                <w:rFonts w:ascii="Arial" w:hAnsi="Arial" w:cs="Arial"/>
+                <w:color w:val="000000" w:themeColor="text1"/>
+                <w:szCs w:val="22"/>
+              </w:rPr>
+              <w:t>brainware }</w:t>
+            </w:r>
+            <w:proofErr w:type="gramEnd"/>
+            <w:r>
+              <w:rPr>
+                <w:rFonts w:ascii="Arial" w:hAnsi="Arial" w:cs="Arial"/>
+                <w:color w:val="000000" w:themeColor="text1"/>
+                <w:szCs w:val="22"/>
+              </w:rPr>
+              <w:t xml:space="preserve">} % </w:t>
+            </w:r>
+            <w:proofErr w:type="gramStart"/>
+            <w:r>
+              <w:rPr>
+                <w:rFonts w:ascii="Arial" w:hAnsi="Arial" w:cs="Arial"/>
+                <w:color w:val="000000" w:themeColor="text1"/>
+                <w:szCs w:val="22"/>
+              </w:rPr>
+              <w:t>( {{ terbilang</w:t>
+            </w:r>
+            <w:proofErr w:type="gramEnd"/>
+            <w:r>
+              <w:rPr>
+                <w:rFonts w:ascii="Arial" w:hAnsi="Arial" w:cs="Arial"/>
+                <w:color w:val="000000" w:themeColor="text1"/>
+                <w:szCs w:val="22"/>
+              </w:rPr>
+              <w:t>_</w:t>
+            </w:r>
+            <w:proofErr w:type="gramStart"/>
+            <w:r>
+              <w:rPr>
+                <w:rFonts w:ascii="Arial" w:hAnsi="Arial" w:cs="Arial"/>
+                <w:color w:val="000000" w:themeColor="text1"/>
+                <w:szCs w:val="22"/>
+              </w:rPr>
+              <w:t>brainware }</w:t>
+            </w:r>
+            <w:proofErr w:type="gramEnd"/>
+            <w:r>
+              <w:rPr>
+                <w:rFonts w:ascii="Arial" w:hAnsi="Arial" w:cs="Arial"/>
+                <w:color w:val="000000" w:themeColor="text1"/>
+                <w:szCs w:val="22"/>
+              </w:rPr>
+              <w:t>} )</w:t>
             </w:r>
           </w:p>
         </w:tc>
@@ -5215,13 +5495,41 @@
         </w:rPr>
         <w:t xml:space="preserve">Laporan Hasil Verifikasi ini disusun berdasarkan hasil pemeriksaan dokumen dan verifikasi proses produksi pada fasilitas produksi </w:t>
       </w:r>
-      <w:r>
-        <w:rPr>
-          <w:rFonts w:ascii="Arial" w:hAnsi="Arial" w:cs="Arial"/>
-          <w:color w:val="000000" w:themeColor="text1"/>
-          <w:szCs w:val="22"/>
-        </w:rPr>
-        <w:t>{{ nama_perusahaan }}</w:t>
+      <w:proofErr w:type="gramStart"/>
+      <w:r>
+        <w:rPr>
+          <w:rFonts w:ascii="Arial" w:hAnsi="Arial" w:cs="Arial"/>
+          <w:color w:val="000000" w:themeColor="text1"/>
+          <w:szCs w:val="22"/>
+        </w:rPr>
+        <w:t>{{ nama</w:t>
+      </w:r>
+      <w:proofErr w:type="gramEnd"/>
+      <w:r>
+        <w:rPr>
+          <w:rFonts w:ascii="Arial" w:hAnsi="Arial" w:cs="Arial"/>
+          <w:color w:val="000000" w:themeColor="text1"/>
+          <w:szCs w:val="22"/>
+        </w:rPr>
+        <w:t>_</w:t>
+      </w:r>
+      <w:proofErr w:type="gramStart"/>
+      <w:r>
+        <w:rPr>
+          <w:rFonts w:ascii="Arial" w:hAnsi="Arial" w:cs="Arial"/>
+          <w:color w:val="000000" w:themeColor="text1"/>
+          <w:szCs w:val="22"/>
+        </w:rPr>
+        <w:t>perusahaan }</w:t>
+      </w:r>
+      <w:proofErr w:type="gramEnd"/>
+      <w:r>
+        <w:rPr>
+          <w:rFonts w:ascii="Arial" w:hAnsi="Arial" w:cs="Arial"/>
+          <w:color w:val="000000" w:themeColor="text1"/>
+          <w:szCs w:val="22"/>
+        </w:rPr>
+        <w:t>}</w:t>
       </w:r>
       <w:r>
         <w:rPr>
@@ -5231,13 +5539,23 @@
         </w:rPr>
         <w:t xml:space="preserve"> sesuai dengan ketentuan </w:t>
       </w:r>
-      <w:r>
-        <w:rPr>
-          <w:rFonts w:ascii="Arial" w:hAnsi="Arial" w:cs="Arial"/>
-          <w:color w:val="000000" w:themeColor="text1"/>
-          <w:szCs w:val="22"/>
-        </w:rPr>
-        <w:t>{{ permenperin }}</w:t>
+      <w:proofErr w:type="gramStart"/>
+      <w:r>
+        <w:rPr>
+          <w:rFonts w:ascii="Arial" w:hAnsi="Arial" w:cs="Arial"/>
+          <w:color w:val="000000" w:themeColor="text1"/>
+          <w:szCs w:val="22"/>
+        </w:rPr>
+        <w:t>{{ permenperin</w:t>
+      </w:r>
+      <w:proofErr w:type="gramEnd"/>
+      <w:r>
+        <w:rPr>
+          <w:rFonts w:ascii="Arial" w:hAnsi="Arial" w:cs="Arial"/>
+          <w:color w:val="000000" w:themeColor="text1"/>
+          <w:szCs w:val="22"/>
+        </w:rPr>
+        <w:t xml:space="preserve"> }}</w:t>
       </w:r>
       <w:r>
         <w:rPr>
@@ -5454,13 +5772,23 @@
                 <w:lang w:val="id-ID"/>
               </w:rPr>
             </w:pPr>
-            <w:r>
-              <w:rPr>
-                <w:rFonts w:ascii="Arial" w:hAnsi="Arial" w:cs="Arial"/>
-                <w:color w:val="000000" w:themeColor="text1"/>
-                <w:szCs w:val="22"/>
-              </w:rPr>
-              <w:t>{{ pejabat_mengetahui }}</w:t>
+            <w:proofErr w:type="gramStart"/>
+            <w:r>
+              <w:rPr>
+                <w:rFonts w:ascii="Arial" w:hAnsi="Arial" w:cs="Arial"/>
+                <w:color w:val="000000" w:themeColor="text1"/>
+                <w:szCs w:val="22"/>
+              </w:rPr>
+              <w:t>{{ pejabat</w:t>
+            </w:r>
+            <w:proofErr w:type="gramEnd"/>
+            <w:r>
+              <w:rPr>
+                <w:rFonts w:ascii="Arial" w:hAnsi="Arial" w:cs="Arial"/>
+                <w:color w:val="000000" w:themeColor="text1"/>
+                <w:szCs w:val="22"/>
+              </w:rPr>
+              <w:t>_mengetahui }}</w:t>
             </w:r>
             <w:r>
               <w:rPr>
@@ -5490,13 +5818,41 @@
                 <w:szCs w:val="22"/>
               </w:rPr>
             </w:pPr>
-            <w:r>
-              <w:rPr>
-                <w:rFonts w:ascii="Arial" w:hAnsi="Arial" w:cs="Arial"/>
-                <w:color w:val="000000" w:themeColor="text1"/>
-                <w:szCs w:val="22"/>
-              </w:rPr>
-              <w:t>{{ ttd_verifikator }}</w:t>
+            <w:proofErr w:type="gramStart"/>
+            <w:r>
+              <w:rPr>
+                <w:rFonts w:ascii="Arial" w:hAnsi="Arial" w:cs="Arial"/>
+                <w:color w:val="000000" w:themeColor="text1"/>
+                <w:szCs w:val="22"/>
+              </w:rPr>
+              <w:t>{{ ttd</w:t>
+            </w:r>
+            <w:proofErr w:type="gramEnd"/>
+            <w:r>
+              <w:rPr>
+                <w:rFonts w:ascii="Arial" w:hAnsi="Arial" w:cs="Arial"/>
+                <w:color w:val="000000" w:themeColor="text1"/>
+                <w:szCs w:val="22"/>
+              </w:rPr>
+              <w:t>_</w:t>
+            </w:r>
+            <w:proofErr w:type="gramStart"/>
+            <w:r>
+              <w:rPr>
+                <w:rFonts w:ascii="Arial" w:hAnsi="Arial" w:cs="Arial"/>
+                <w:color w:val="000000" w:themeColor="text1"/>
+                <w:szCs w:val="22"/>
+              </w:rPr>
+              <w:t>verifikator }</w:t>
+            </w:r>
+            <w:proofErr w:type="gramEnd"/>
+            <w:r>
+              <w:rPr>
+                <w:rFonts w:ascii="Arial" w:hAnsi="Arial" w:cs="Arial"/>
+                <w:color w:val="000000" w:themeColor="text1"/>
+                <w:szCs w:val="22"/>
+              </w:rPr>
+              <w:t>}</w:t>
             </w:r>
           </w:p>
           <w:p>
@@ -5509,6 +5865,7 @@
                 <w:u w:val="single"/>
               </w:rPr>
             </w:pPr>
+            <w:proofErr w:type="gramStart"/>
             <w:r>
               <w:rPr>
                 <w:rFonts w:ascii="Arial" w:hAnsi="Arial" w:cs="Arial"/>
@@ -5516,7 +5873,37 @@
                 <w:szCs w:val="22"/>
                 <w:u w:val="single"/>
               </w:rPr>
-              <w:t>{{ nama_verifikator }}</w:t>
+              <w:t>{{ nama</w:t>
+            </w:r>
+            <w:proofErr w:type="gramEnd"/>
+            <w:r>
+              <w:rPr>
+                <w:rFonts w:ascii="Arial" w:hAnsi="Arial" w:cs="Arial"/>
+                <w:color w:val="000000" w:themeColor="text1"/>
+                <w:szCs w:val="22"/>
+                <w:u w:val="single"/>
+              </w:rPr>
+              <w:t>_</w:t>
+            </w:r>
+            <w:proofErr w:type="gramStart"/>
+            <w:r>
+              <w:rPr>
+                <w:rFonts w:ascii="Arial" w:hAnsi="Arial" w:cs="Arial"/>
+                <w:color w:val="000000" w:themeColor="text1"/>
+                <w:szCs w:val="22"/>
+                <w:u w:val="single"/>
+              </w:rPr>
+              <w:t>verifikator }</w:t>
+            </w:r>
+            <w:proofErr w:type="gramEnd"/>
+            <w:r>
+              <w:rPr>
+                <w:rFonts w:ascii="Arial" w:hAnsi="Arial" w:cs="Arial"/>
+                <w:color w:val="000000" w:themeColor="text1"/>
+                <w:szCs w:val="22"/>
+                <w:u w:val="single"/>
+              </w:rPr>
+              <w:t>}</w:t>
             </w:r>
           </w:p>
           <w:p>
@@ -5547,13 +5934,23 @@
               </w:rPr>
               <w:t xml:space="preserve"> </w:t>
             </w:r>
-            <w:r>
-              <w:rPr>
-                <w:rFonts w:ascii="Arial" w:hAnsi="Arial" w:cs="Arial"/>
-                <w:color w:val="000000" w:themeColor="text1"/>
-                <w:szCs w:val="22"/>
-              </w:rPr>
-              <w:t>{{ nip_verifikator }}</w:t>
+            <w:proofErr w:type="gramStart"/>
+            <w:r>
+              <w:rPr>
+                <w:rFonts w:ascii="Arial" w:hAnsi="Arial" w:cs="Arial"/>
+                <w:color w:val="000000" w:themeColor="text1"/>
+                <w:szCs w:val="22"/>
+              </w:rPr>
+              <w:t>{{ nip</w:t>
+            </w:r>
+            <w:proofErr w:type="gramEnd"/>
+            <w:r>
+              <w:rPr>
+                <w:rFonts w:ascii="Arial" w:hAnsi="Arial" w:cs="Arial"/>
+                <w:color w:val="000000" w:themeColor="text1"/>
+                <w:szCs w:val="22"/>
+              </w:rPr>
+              <w:t>_verifikator }}</w:t>
             </w:r>
           </w:p>
         </w:tc>
@@ -5600,6 +5997,7 @@
                 <w:lang w:val="it-IT"/>
               </w:rPr>
             </w:pPr>
+            <w:proofErr w:type="gramStart"/>
             <w:r>
               <w:rPr>
                 <w:rFonts w:ascii="Arial" w:hAnsi="Arial" w:cs="Arial"/>
@@ -5607,7 +6005,37 @@
                 <w:szCs w:val="22"/>
                 <w:u w:val="single"/>
               </w:rPr>
-              <w:t>{{ nama_pejabat }}</w:t>
+              <w:t>{{ nama</w:t>
+            </w:r>
+            <w:proofErr w:type="gramEnd"/>
+            <w:r>
+              <w:rPr>
+                <w:rFonts w:ascii="Arial" w:hAnsi="Arial" w:cs="Arial"/>
+                <w:color w:val="000000" w:themeColor="text1"/>
+                <w:szCs w:val="22"/>
+                <w:u w:val="single"/>
+              </w:rPr>
+              <w:t>_</w:t>
+            </w:r>
+            <w:proofErr w:type="gramStart"/>
+            <w:r>
+              <w:rPr>
+                <w:rFonts w:ascii="Arial" w:hAnsi="Arial" w:cs="Arial"/>
+                <w:color w:val="000000" w:themeColor="text1"/>
+                <w:szCs w:val="22"/>
+                <w:u w:val="single"/>
+              </w:rPr>
+              <w:t>pejabat }</w:t>
+            </w:r>
+            <w:proofErr w:type="gramEnd"/>
+            <w:r>
+              <w:rPr>
+                <w:rFonts w:ascii="Arial" w:hAnsi="Arial" w:cs="Arial"/>
+                <w:color w:val="000000" w:themeColor="text1"/>
+                <w:szCs w:val="22"/>
+                <w:u w:val="single"/>
+              </w:rPr>
+              <w:t>}</w:t>
             </w:r>
           </w:p>
           <w:p>
@@ -5638,13 +6066,23 @@
               </w:rPr>
               <w:t xml:space="preserve"> </w:t>
             </w:r>
-            <w:r>
-              <w:rPr>
-                <w:rFonts w:ascii="Arial" w:hAnsi="Arial" w:cs="Arial"/>
-                <w:color w:val="000000" w:themeColor="text1"/>
-                <w:szCs w:val="22"/>
-              </w:rPr>
-              <w:t>{{ nip_pejabat }}</w:t>
+            <w:proofErr w:type="gramStart"/>
+            <w:r>
+              <w:rPr>
+                <w:rFonts w:ascii="Arial" w:hAnsi="Arial" w:cs="Arial"/>
+                <w:color w:val="000000" w:themeColor="text1"/>
+                <w:szCs w:val="22"/>
+              </w:rPr>
+              <w:t>{{ nip</w:t>
+            </w:r>
+            <w:proofErr w:type="gramEnd"/>
+            <w:r>
+              <w:rPr>
+                <w:rFonts w:ascii="Arial" w:hAnsi="Arial" w:cs="Arial"/>
+                <w:color w:val="000000" w:themeColor="text1"/>
+                <w:szCs w:val="22"/>
+              </w:rPr>
+              <w:t>_pejabat }}</w:t>
             </w:r>
           </w:p>
         </w:tc>
@@ -5778,13 +6216,41 @@
         </w:rPr>
         <w:t xml:space="preserve">Sehubungan dengan hal tersebut, LVI BSKJI telah melaksanakan verifikasi terhadap pencapaian nilai TKDN pada produk </w:t>
       </w:r>
-      <w:r>
-        <w:rPr>
-          <w:rFonts w:ascii="Arial" w:hAnsi="Arial" w:cs="Arial"/>
-          <w:color w:val="000000" w:themeColor="text1"/>
-          <w:szCs w:val="22"/>
-        </w:rPr>
-        <w:t>{{ jenis_barang }}</w:t>
+      <w:proofErr w:type="gramStart"/>
+      <w:r>
+        <w:rPr>
+          <w:rFonts w:ascii="Arial" w:hAnsi="Arial" w:cs="Arial"/>
+          <w:color w:val="000000" w:themeColor="text1"/>
+          <w:szCs w:val="22"/>
+        </w:rPr>
+        <w:t>{{ jenis</w:t>
+      </w:r>
+      <w:proofErr w:type="gramEnd"/>
+      <w:r>
+        <w:rPr>
+          <w:rFonts w:ascii="Arial" w:hAnsi="Arial" w:cs="Arial"/>
+          <w:color w:val="000000" w:themeColor="text1"/>
+          <w:szCs w:val="22"/>
+        </w:rPr>
+        <w:t>_</w:t>
+      </w:r>
+      <w:proofErr w:type="gramStart"/>
+      <w:r>
+        <w:rPr>
+          <w:rFonts w:ascii="Arial" w:hAnsi="Arial" w:cs="Arial"/>
+          <w:color w:val="000000" w:themeColor="text1"/>
+          <w:szCs w:val="22"/>
+        </w:rPr>
+        <w:t>barang }</w:t>
+      </w:r>
+      <w:proofErr w:type="gramEnd"/>
+      <w:r>
+        <w:rPr>
+          <w:rFonts w:ascii="Arial" w:hAnsi="Arial" w:cs="Arial"/>
+          <w:color w:val="000000" w:themeColor="text1"/>
+          <w:szCs w:val="22"/>
+        </w:rPr>
+        <w:t>}</w:t>
       </w:r>
       <w:r>
         <w:rPr>
@@ -5794,22 +6260,69 @@
         </w:rPr>
         <w:t xml:space="preserve"> yang diproduksi oleh </w:t>
       </w:r>
-      <w:r>
-        <w:rPr>
-          <w:rFonts w:ascii="Arial" w:hAnsi="Arial" w:cs="Arial"/>
-          <w:color w:val="000000" w:themeColor="text1"/>
-          <w:szCs w:val="22"/>
-        </w:rPr>
-        <w:t>{{ nama_perusahaan }}</w:t>
-      </w:r>
-      <w:r>
-        <w:rPr>
-          <w:rFonts w:ascii="Arial" w:hAnsi="Arial" w:cs="Arial"/>
-          <w:color w:val="000000" w:themeColor="text1"/>
-          <w:szCs w:val="22"/>
-        </w:rPr>
-        <w:t xml:space="preserve">, dengan alamat kantor di </w:t>
-      </w:r>
+      <w:proofErr w:type="gramStart"/>
+      <w:r>
+        <w:rPr>
+          <w:rFonts w:ascii="Arial" w:hAnsi="Arial" w:cs="Arial"/>
+          <w:color w:val="000000" w:themeColor="text1"/>
+          <w:szCs w:val="22"/>
+        </w:rPr>
+        <w:t>{{ nama</w:t>
+      </w:r>
+      <w:proofErr w:type="gramEnd"/>
+      <w:r>
+        <w:rPr>
+          <w:rFonts w:ascii="Arial" w:hAnsi="Arial" w:cs="Arial"/>
+          <w:color w:val="000000" w:themeColor="text1"/>
+          <w:szCs w:val="22"/>
+        </w:rPr>
+        <w:t>_</w:t>
+      </w:r>
+      <w:proofErr w:type="gramStart"/>
+      <w:r>
+        <w:rPr>
+          <w:rFonts w:ascii="Arial" w:hAnsi="Arial" w:cs="Arial"/>
+          <w:color w:val="000000" w:themeColor="text1"/>
+          <w:szCs w:val="22"/>
+        </w:rPr>
+        <w:t>perusahaan }</w:t>
+      </w:r>
+      <w:proofErr w:type="gramEnd"/>
+      <w:r>
+        <w:rPr>
+          <w:rFonts w:ascii="Arial" w:hAnsi="Arial" w:cs="Arial"/>
+          <w:color w:val="000000" w:themeColor="text1"/>
+          <w:szCs w:val="22"/>
+        </w:rPr>
+        <w:t>}</w:t>
+      </w:r>
+      <w:r>
+        <w:rPr>
+          <w:rFonts w:ascii="Arial" w:hAnsi="Arial" w:cs="Arial"/>
+          <w:color w:val="000000" w:themeColor="text1"/>
+          <w:szCs w:val="22"/>
+        </w:rPr>
+        <w:t xml:space="preserve">, dengan alamat </w:t>
+      </w:r>
+      <w:proofErr w:type="spellStart"/>
+      <w:r>
+        <w:rPr>
+          <w:rFonts w:ascii="Arial" w:hAnsi="Arial" w:cs="Arial"/>
+          <w:color w:val="000000" w:themeColor="text1"/>
+          <w:szCs w:val="22"/>
+        </w:rPr>
+        <w:t>kantor</w:t>
+      </w:r>
+      <w:proofErr w:type="spellEnd"/>
+      <w:r>
+        <w:rPr>
+          <w:rFonts w:ascii="Arial" w:hAnsi="Arial" w:cs="Arial"/>
+          <w:color w:val="000000" w:themeColor="text1"/>
+          <w:szCs w:val="22"/>
+        </w:rPr>
+        <w:t xml:space="preserve"> di </w:t>
+      </w:r>
+      <w:proofErr w:type="gramStart"/>
       <w:r>
         <w:rPr>
           <w:rFonts w:ascii="Arial" w:hAnsi="Arial" w:cs="Arial"/>
@@ -5825,7 +6338,25 @@
           <w:color w:val="000000" w:themeColor="text1"/>
           <w:szCs w:val="22"/>
         </w:rPr>
-        <w:t>alamat_kantor</w:t>
+        <w:t>alamat</w:t>
+      </w:r>
+      <w:proofErr w:type="gramEnd"/>
+      <w:r>
+        <w:rPr>
+          <w:rFonts w:ascii="Arial" w:hAnsi="Arial" w:cs="Arial"/>
+          <w:color w:val="000000" w:themeColor="text1"/>
+          <w:szCs w:val="22"/>
+        </w:rPr>
+        <w:t>_</w:t>
+      </w:r>
+      <w:proofErr w:type="gramStart"/>
+      <w:r>
+        <w:rPr>
+          <w:rFonts w:ascii="Arial" w:hAnsi="Arial" w:cs="Arial"/>
+          <w:color w:val="000000" w:themeColor="text1"/>
+          <w:szCs w:val="22"/>
+        </w:rPr>
+        <w:t>kantor</w:t>
       </w:r>
       <w:proofErr w:type="spellEnd"/>
       <w:r>
@@ -5834,7 +6365,16 @@
           <w:color w:val="000000" w:themeColor="text1"/>
           <w:szCs w:val="22"/>
         </w:rPr>
-        <w:t xml:space="preserve"> }}</w:t>
+        <w:t xml:space="preserve"> }</w:t>
+      </w:r>
+      <w:proofErr w:type="gramEnd"/>
+      <w:r>
+        <w:rPr>
+          <w:rFonts w:ascii="Arial" w:hAnsi="Arial" w:cs="Arial"/>
+          <w:color w:val="000000" w:themeColor="text1"/>
+          <w:szCs w:val="22"/>
+        </w:rPr>
+        <w:t>}</w:t>
       </w:r>
       <w:r>
         <w:rPr>
@@ -5916,6 +6456,7 @@
         </w:rPr>
         <w:t xml:space="preserve"> </w:t>
       </w:r>
+      <w:proofErr w:type="gramStart"/>
       <w:r>
         <w:rPr>
           <w:rFonts w:ascii="Arial" w:hAnsi="Arial" w:cs="Arial"/>
@@ -5931,7 +6472,25 @@
           <w:color w:val="000000" w:themeColor="text1"/>
           <w:szCs w:val="22"/>
         </w:rPr>
-        <w:t>nama_perusahaan_industri</w:t>
+        <w:t>nama</w:t>
+      </w:r>
+      <w:proofErr w:type="gramEnd"/>
+      <w:r>
+        <w:rPr>
+          <w:rFonts w:ascii="Arial" w:hAnsi="Arial" w:cs="Arial"/>
+          <w:color w:val="000000" w:themeColor="text1"/>
+          <w:szCs w:val="22"/>
+        </w:rPr>
+        <w:t>_perusahaan_</w:t>
+      </w:r>
+      <w:proofErr w:type="gramStart"/>
+      <w:r>
+        <w:rPr>
+          <w:rFonts w:ascii="Arial" w:hAnsi="Arial" w:cs="Arial"/>
+          <w:color w:val="000000" w:themeColor="text1"/>
+          <w:szCs w:val="22"/>
+        </w:rPr>
+        <w:t>industri</w:t>
       </w:r>
       <w:proofErr w:type="spellEnd"/>
       <w:r>
@@ -5940,7 +6499,16 @@
           <w:color w:val="000000" w:themeColor="text1"/>
           <w:szCs w:val="22"/>
         </w:rPr>
-        <w:t xml:space="preserve"> }}</w:t>
+        <w:t xml:space="preserve"> }</w:t>
+      </w:r>
+      <w:proofErr w:type="gramEnd"/>
+      <w:r>
+        <w:rPr>
+          <w:rFonts w:ascii="Arial" w:hAnsi="Arial" w:cs="Arial"/>
+          <w:color w:val="000000" w:themeColor="text1"/>
+          <w:szCs w:val="22"/>
+        </w:rPr>
+        <w:t>}</w:t>
       </w:r>
       <w:r>
         <w:rPr>
@@ -6012,13 +6580,41 @@
         </w:rPr>
         <w:t xml:space="preserve"> di </w:t>
       </w:r>
-      <w:r>
-        <w:rPr>
-          <w:rFonts w:ascii="Arial" w:hAnsi="Arial" w:cs="Arial"/>
-          <w:color w:val="000000" w:themeColor="text1"/>
-          <w:szCs w:val="22"/>
-        </w:rPr>
-        <w:t>{{ alamat_pabrik }}</w:t>
+      <w:proofErr w:type="gramStart"/>
+      <w:r>
+        <w:rPr>
+          <w:rFonts w:ascii="Arial" w:hAnsi="Arial" w:cs="Arial"/>
+          <w:color w:val="000000" w:themeColor="text1"/>
+          <w:szCs w:val="22"/>
+        </w:rPr>
+        <w:t>{{ alamat</w:t>
+      </w:r>
+      <w:proofErr w:type="gramEnd"/>
+      <w:r>
+        <w:rPr>
+          <w:rFonts w:ascii="Arial" w:hAnsi="Arial" w:cs="Arial"/>
+          <w:color w:val="000000" w:themeColor="text1"/>
+          <w:szCs w:val="22"/>
+        </w:rPr>
+        <w:t>_</w:t>
+      </w:r>
+      <w:proofErr w:type="gramStart"/>
+      <w:r>
+        <w:rPr>
+          <w:rFonts w:ascii="Arial" w:hAnsi="Arial" w:cs="Arial"/>
+          <w:color w:val="000000" w:themeColor="text1"/>
+          <w:szCs w:val="22"/>
+        </w:rPr>
+        <w:t>pabrik }</w:t>
+      </w:r>
+      <w:proofErr w:type="gramEnd"/>
+      <w:r>
+        <w:rPr>
+          <w:rFonts w:ascii="Arial" w:hAnsi="Arial" w:cs="Arial"/>
+          <w:color w:val="000000" w:themeColor="text1"/>
+          <w:szCs w:val="22"/>
+        </w:rPr>
+        <w:t>}</w:t>
       </w:r>
       <w:r>
         <w:rPr>
@@ -6093,13 +6689,41 @@
         <w:tab/>
         <w:t xml:space="preserve">: </w:t>
       </w:r>
-      <w:r>
-        <w:rPr>
-          <w:rFonts w:ascii="Arial" w:hAnsi="Arial" w:cs="Arial"/>
-          <w:color w:val="000000" w:themeColor="text1"/>
-          <w:szCs w:val="22"/>
-        </w:rPr>
-        <w:t>{{ kelompok_barang }}</w:t>
+      <w:proofErr w:type="gramStart"/>
+      <w:r>
+        <w:rPr>
+          <w:rFonts w:ascii="Arial" w:hAnsi="Arial" w:cs="Arial"/>
+          <w:color w:val="000000" w:themeColor="text1"/>
+          <w:szCs w:val="22"/>
+        </w:rPr>
+        <w:t>{{ kelompok</w:t>
+      </w:r>
+      <w:proofErr w:type="gramEnd"/>
+      <w:r>
+        <w:rPr>
+          <w:rFonts w:ascii="Arial" w:hAnsi="Arial" w:cs="Arial"/>
+          <w:color w:val="000000" w:themeColor="text1"/>
+          <w:szCs w:val="22"/>
+        </w:rPr>
+        <w:t>_</w:t>
+      </w:r>
+      <w:proofErr w:type="gramStart"/>
+      <w:r>
+        <w:rPr>
+          <w:rFonts w:ascii="Arial" w:hAnsi="Arial" w:cs="Arial"/>
+          <w:color w:val="000000" w:themeColor="text1"/>
+          <w:szCs w:val="22"/>
+        </w:rPr>
+        <w:t>barang }</w:t>
+      </w:r>
+      <w:proofErr w:type="gramEnd"/>
+      <w:r>
+        <w:rPr>
+          <w:rFonts w:ascii="Arial" w:hAnsi="Arial" w:cs="Arial"/>
+          <w:color w:val="000000" w:themeColor="text1"/>
+          <w:szCs w:val="22"/>
+        </w:rPr>
+        <w:t>}</w:t>
       </w:r>
     </w:p>
     <w:p>
@@ -6140,13 +6764,23 @@
         </w:rPr>
         <w:tab/>
       </w:r>
-      <w:r>
-        <w:rPr>
-          <w:rFonts w:ascii="Arial" w:hAnsi="Arial" w:cs="Arial"/>
-          <w:color w:val="000000" w:themeColor="text1"/>
-          <w:szCs w:val="22"/>
-        </w:rPr>
-        <w:t>{{ kbli }}</w:t>
+      <w:proofErr w:type="gramStart"/>
+      <w:r>
+        <w:rPr>
+          <w:rFonts w:ascii="Arial" w:hAnsi="Arial" w:cs="Arial"/>
+          <w:color w:val="000000" w:themeColor="text1"/>
+          <w:szCs w:val="22"/>
+        </w:rPr>
+        <w:t>{{ kbli</w:t>
+      </w:r>
+      <w:proofErr w:type="gramEnd"/>
+      <w:r>
+        <w:rPr>
+          <w:rFonts w:ascii="Arial" w:hAnsi="Arial" w:cs="Arial"/>
+          <w:color w:val="000000" w:themeColor="text1"/>
+          <w:szCs w:val="22"/>
+        </w:rPr>
+        <w:t xml:space="preserve"> }}</w:t>
       </w:r>
     </w:p>
     <w:p>
@@ -6187,13 +6821,41 @@
         </w:rPr>
         <w:tab/>
       </w:r>
-      <w:r>
-        <w:rPr>
-          <w:rFonts w:ascii="Arial" w:hAnsi="Arial" w:cs="Arial"/>
-          <w:color w:val="000000" w:themeColor="text1"/>
-          <w:szCs w:val="22"/>
-        </w:rPr>
-        <w:t>{{ jenis_barang }}</w:t>
+      <w:proofErr w:type="gramStart"/>
+      <w:r>
+        <w:rPr>
+          <w:rFonts w:ascii="Arial" w:hAnsi="Arial" w:cs="Arial"/>
+          <w:color w:val="000000" w:themeColor="text1"/>
+          <w:szCs w:val="22"/>
+        </w:rPr>
+        <w:t>{{ jenis</w:t>
+      </w:r>
+      <w:proofErr w:type="gramEnd"/>
+      <w:r>
+        <w:rPr>
+          <w:rFonts w:ascii="Arial" w:hAnsi="Arial" w:cs="Arial"/>
+          <w:color w:val="000000" w:themeColor="text1"/>
+          <w:szCs w:val="22"/>
+        </w:rPr>
+        <w:t>_</w:t>
+      </w:r>
+      <w:proofErr w:type="gramStart"/>
+      <w:r>
+        <w:rPr>
+          <w:rFonts w:ascii="Arial" w:hAnsi="Arial" w:cs="Arial"/>
+          <w:color w:val="000000" w:themeColor="text1"/>
+          <w:szCs w:val="22"/>
+        </w:rPr>
+        <w:t>barang }</w:t>
+      </w:r>
+      <w:proofErr w:type="gramEnd"/>
+      <w:r>
+        <w:rPr>
+          <w:rFonts w:ascii="Arial" w:hAnsi="Arial" w:cs="Arial"/>
+          <w:color w:val="000000" w:themeColor="text1"/>
+          <w:szCs w:val="22"/>
+        </w:rPr>
+        <w:t>}</w:t>
       </w:r>
     </w:p>
     <w:p>
@@ -6234,13 +6896,41 @@
         </w:rPr>
         <w:tab/>
       </w:r>
-      <w:r>
-        <w:rPr>
-          <w:rFonts w:ascii="Arial" w:hAnsi="Arial" w:cs="Arial"/>
-          <w:color w:val="000000" w:themeColor="text1"/>
-          <w:szCs w:val="22"/>
-        </w:rPr>
-        <w:t>{{ tipe_barang }}</w:t>
+      <w:proofErr w:type="gramStart"/>
+      <w:r>
+        <w:rPr>
+          <w:rFonts w:ascii="Arial" w:hAnsi="Arial" w:cs="Arial"/>
+          <w:color w:val="000000" w:themeColor="text1"/>
+          <w:szCs w:val="22"/>
+        </w:rPr>
+        <w:t>{{ tipe</w:t>
+      </w:r>
+      <w:proofErr w:type="gramEnd"/>
+      <w:r>
+        <w:rPr>
+          <w:rFonts w:ascii="Arial" w:hAnsi="Arial" w:cs="Arial"/>
+          <w:color w:val="000000" w:themeColor="text1"/>
+          <w:szCs w:val="22"/>
+        </w:rPr>
+        <w:t>_</w:t>
+      </w:r>
+      <w:proofErr w:type="gramStart"/>
+      <w:r>
+        <w:rPr>
+          <w:rFonts w:ascii="Arial" w:hAnsi="Arial" w:cs="Arial"/>
+          <w:color w:val="000000" w:themeColor="text1"/>
+          <w:szCs w:val="22"/>
+        </w:rPr>
+        <w:t>barang }</w:t>
+      </w:r>
+      <w:proofErr w:type="gramEnd"/>
+      <w:r>
+        <w:rPr>
+          <w:rFonts w:ascii="Arial" w:hAnsi="Arial" w:cs="Arial"/>
+          <w:color w:val="000000" w:themeColor="text1"/>
+          <w:szCs w:val="22"/>
+        </w:rPr>
+        <w:t>}</w:t>
       </w:r>
     </w:p>
     <w:p>
@@ -6273,13 +6963,41 @@
         <w:tab/>
         <w:t xml:space="preserve">: </w:t>
       </w:r>
-      <w:r>
-        <w:rPr>
-          <w:rFonts w:ascii="Arial" w:hAnsi="Arial" w:cs="Arial"/>
-          <w:color w:val="000000" w:themeColor="text1"/>
-          <w:szCs w:val="22"/>
-        </w:rPr>
-        <w:t>{{ spesifikasi_barang }}</w:t>
+      <w:proofErr w:type="gramStart"/>
+      <w:r>
+        <w:rPr>
+          <w:rFonts w:ascii="Arial" w:hAnsi="Arial" w:cs="Arial"/>
+          <w:color w:val="000000" w:themeColor="text1"/>
+          <w:szCs w:val="22"/>
+        </w:rPr>
+        <w:t>{{ spesifikasi</w:t>
+      </w:r>
+      <w:proofErr w:type="gramEnd"/>
+      <w:r>
+        <w:rPr>
+          <w:rFonts w:ascii="Arial" w:hAnsi="Arial" w:cs="Arial"/>
+          <w:color w:val="000000" w:themeColor="text1"/>
+          <w:szCs w:val="22"/>
+        </w:rPr>
+        <w:t>_</w:t>
+      </w:r>
+      <w:proofErr w:type="gramStart"/>
+      <w:r>
+        <w:rPr>
+          <w:rFonts w:ascii="Arial" w:hAnsi="Arial" w:cs="Arial"/>
+          <w:color w:val="000000" w:themeColor="text1"/>
+          <w:szCs w:val="22"/>
+        </w:rPr>
+        <w:t>barang }</w:t>
+      </w:r>
+      <w:proofErr w:type="gramEnd"/>
+      <w:r>
+        <w:rPr>
+          <w:rFonts w:ascii="Arial" w:hAnsi="Arial" w:cs="Arial"/>
+          <w:color w:val="000000" w:themeColor="text1"/>
+          <w:szCs w:val="22"/>
+        </w:rPr>
+        <w:t>}</w:t>
       </w:r>
     </w:p>
     <w:p>
@@ -6313,13 +7031,41 @@
         <w:t xml:space="preserve">: </w:t>
       </w:r>
       <w:bookmarkEnd w:id="10"/>
-      <w:r>
-        <w:rPr>
-          <w:rFonts w:ascii="Arial" w:hAnsi="Arial" w:cs="Arial"/>
-          <w:color w:val="000000" w:themeColor="text1"/>
-          <w:szCs w:val="22"/>
-        </w:rPr>
-        <w:t>{{ merek_barang }}</w:t>
+      <w:proofErr w:type="gramStart"/>
+      <w:r>
+        <w:rPr>
+          <w:rFonts w:ascii="Arial" w:hAnsi="Arial" w:cs="Arial"/>
+          <w:color w:val="000000" w:themeColor="text1"/>
+          <w:szCs w:val="22"/>
+        </w:rPr>
+        <w:t>{{ merek</w:t>
+      </w:r>
+      <w:proofErr w:type="gramEnd"/>
+      <w:r>
+        <w:rPr>
+          <w:rFonts w:ascii="Arial" w:hAnsi="Arial" w:cs="Arial"/>
+          <w:color w:val="000000" w:themeColor="text1"/>
+          <w:szCs w:val="22"/>
+        </w:rPr>
+        <w:t>_</w:t>
+      </w:r>
+      <w:proofErr w:type="gramStart"/>
+      <w:r>
+        <w:rPr>
+          <w:rFonts w:ascii="Arial" w:hAnsi="Arial" w:cs="Arial"/>
+          <w:color w:val="000000" w:themeColor="text1"/>
+          <w:szCs w:val="22"/>
+        </w:rPr>
+        <w:t>barang }</w:t>
+      </w:r>
+      <w:proofErr w:type="gramEnd"/>
+      <w:r>
+        <w:rPr>
+          <w:rFonts w:ascii="Arial" w:hAnsi="Arial" w:cs="Arial"/>
+          <w:color w:val="000000" w:themeColor="text1"/>
+          <w:szCs w:val="22"/>
+        </w:rPr>
+        <w:t>}</w:t>
       </w:r>
     </w:p>
     <w:p>
@@ -6604,13 +7350,41 @@
         </w:rPr>
         <w:t xml:space="preserve">Verifikasi proses produksi </w:t>
       </w:r>
-      <w:r>
-        <w:rPr>
-          <w:rFonts w:ascii="Arial" w:hAnsi="Arial" w:cs="Arial"/>
-          <w:color w:val="000000" w:themeColor="text1"/>
-          <w:szCs w:val="22"/>
-        </w:rPr>
-        <w:t>{{ jenis_barang }}</w:t>
+      <w:proofErr w:type="gramStart"/>
+      <w:r>
+        <w:rPr>
+          <w:rFonts w:ascii="Arial" w:hAnsi="Arial" w:cs="Arial"/>
+          <w:color w:val="000000" w:themeColor="text1"/>
+          <w:szCs w:val="22"/>
+        </w:rPr>
+        <w:t>{{ jenis</w:t>
+      </w:r>
+      <w:proofErr w:type="gramEnd"/>
+      <w:r>
+        <w:rPr>
+          <w:rFonts w:ascii="Arial" w:hAnsi="Arial" w:cs="Arial"/>
+          <w:color w:val="000000" w:themeColor="text1"/>
+          <w:szCs w:val="22"/>
+        </w:rPr>
+        <w:t>_</w:t>
+      </w:r>
+      <w:proofErr w:type="gramStart"/>
+      <w:r>
+        <w:rPr>
+          <w:rFonts w:ascii="Arial" w:hAnsi="Arial" w:cs="Arial"/>
+          <w:color w:val="000000" w:themeColor="text1"/>
+          <w:szCs w:val="22"/>
+        </w:rPr>
+        <w:t>barang }</w:t>
+      </w:r>
+      <w:proofErr w:type="gramEnd"/>
+      <w:r>
+        <w:rPr>
+          <w:rFonts w:ascii="Arial" w:hAnsi="Arial" w:cs="Arial"/>
+          <w:color w:val="000000" w:themeColor="text1"/>
+          <w:szCs w:val="22"/>
+        </w:rPr>
+        <w:t>}</w:t>
       </w:r>
       <w:r>
         <w:rPr>
@@ -6639,13 +7413,41 @@
         </w:rPr>
         <w:t xml:space="preserve">ipe </w:t>
       </w:r>
-      <w:r>
-        <w:rPr>
-          <w:rFonts w:ascii="Arial" w:hAnsi="Arial" w:cs="Arial"/>
-          <w:color w:val="000000" w:themeColor="text1"/>
-          <w:szCs w:val="22"/>
-        </w:rPr>
-        <w:t>{{ tipe_barang }}</w:t>
+      <w:proofErr w:type="gramStart"/>
+      <w:r>
+        <w:rPr>
+          <w:rFonts w:ascii="Arial" w:hAnsi="Arial" w:cs="Arial"/>
+          <w:color w:val="000000" w:themeColor="text1"/>
+          <w:szCs w:val="22"/>
+        </w:rPr>
+        <w:t>{{ tipe</w:t>
+      </w:r>
+      <w:proofErr w:type="gramEnd"/>
+      <w:r>
+        <w:rPr>
+          <w:rFonts w:ascii="Arial" w:hAnsi="Arial" w:cs="Arial"/>
+          <w:color w:val="000000" w:themeColor="text1"/>
+          <w:szCs w:val="22"/>
+        </w:rPr>
+        <w:t>_</w:t>
+      </w:r>
+      <w:proofErr w:type="gramStart"/>
+      <w:r>
+        <w:rPr>
+          <w:rFonts w:ascii="Arial" w:hAnsi="Arial" w:cs="Arial"/>
+          <w:color w:val="000000" w:themeColor="text1"/>
+          <w:szCs w:val="22"/>
+        </w:rPr>
+        <w:t>barang }</w:t>
+      </w:r>
+      <w:proofErr w:type="gramEnd"/>
+      <w:r>
+        <w:rPr>
+          <w:rFonts w:ascii="Arial" w:hAnsi="Arial" w:cs="Arial"/>
+          <w:color w:val="000000" w:themeColor="text1"/>
+          <w:szCs w:val="22"/>
+        </w:rPr>
+        <w:t>}</w:t>
       </w:r>
     </w:p>
     <w:p>
@@ -6923,6 +7725,7 @@
           <w:lang w:val="en-ID"/>
         </w:rPr>
       </w:pPr>
+      <w:proofErr w:type="gramStart"/>
       <w:r>
         <w:rPr>
           <w:rFonts w:ascii="Arial" w:hAnsi="Arial" w:cs="Arial"/>
@@ -6930,7 +7733,37 @@
           <w:szCs w:val="22"/>
           <w:lang w:val="en-ID"/>
         </w:rPr>
-        <w:t>{{ item.aturan }}</w:t>
+        <w:t>{{ item</w:t>
+      </w:r>
+      <w:proofErr w:type="gramEnd"/>
+      <w:r>
+        <w:rPr>
+          <w:rFonts w:ascii="Arial" w:hAnsi="Arial" w:cs="Arial"/>
+          <w:color w:val="000000" w:themeColor="text1"/>
+          <w:szCs w:val="22"/>
+          <w:lang w:val="en-ID"/>
+        </w:rPr>
+        <w:t>.</w:t>
+      </w:r>
+      <w:proofErr w:type="gramStart"/>
+      <w:r>
+        <w:rPr>
+          <w:rFonts w:ascii="Arial" w:hAnsi="Arial" w:cs="Arial"/>
+          <w:color w:val="000000" w:themeColor="text1"/>
+          <w:szCs w:val="22"/>
+          <w:lang w:val="en-ID"/>
+        </w:rPr>
+        <w:t>aturan }</w:t>
+      </w:r>
+      <w:proofErr w:type="gramEnd"/>
+      <w:r>
+        <w:rPr>
+          <w:rFonts w:ascii="Arial" w:hAnsi="Arial" w:cs="Arial"/>
+          <w:color w:val="000000" w:themeColor="text1"/>
+          <w:szCs w:val="22"/>
+          <w:lang w:val="en-ID"/>
+        </w:rPr>
+        <w:t>}</w:t>
       </w:r>
     </w:p>
     <w:p>
@@ -7014,13 +7847,23 @@
         </w:rPr>
         <w:t xml:space="preserve">Sesuai dengan </w:t>
       </w:r>
-      <w:r>
-        <w:rPr>
-          <w:rFonts w:ascii="Arial" w:hAnsi="Arial" w:cs="Arial"/>
-          <w:color w:val="000000" w:themeColor="text1"/>
-          <w:szCs w:val="22"/>
-        </w:rPr>
-        <w:t>{{ permenperin }}</w:t>
+      <w:proofErr w:type="gramStart"/>
+      <w:r>
+        <w:rPr>
+          <w:rFonts w:ascii="Arial" w:hAnsi="Arial" w:cs="Arial"/>
+          <w:color w:val="000000" w:themeColor="text1"/>
+          <w:szCs w:val="22"/>
+        </w:rPr>
+        <w:t>{{ permenperin</w:t>
+      </w:r>
+      <w:proofErr w:type="gramEnd"/>
+      <w:r>
+        <w:rPr>
+          <w:rFonts w:ascii="Arial" w:hAnsi="Arial" w:cs="Arial"/>
+          <w:color w:val="000000" w:themeColor="text1"/>
+          <w:szCs w:val="22"/>
+        </w:rPr>
+        <w:t xml:space="preserve"> }}</w:t>
       </w:r>
       <w:r>
         <w:rPr>
@@ -7329,8 +8172,18 @@
           <w:color w:val="000000" w:themeColor="text1"/>
           <w:szCs w:val="22"/>
         </w:rPr>
-        <w:t>Formulasi perhitungan TKDN Barang adalah :</w:t>
-      </w:r>
+        <w:t xml:space="preserve">Formulasi perhitungan TKDN Barang </w:t>
+      </w:r>
+      <w:proofErr w:type="gramStart"/>
+      <w:r>
+        <w:rPr>
+          <w:rFonts w:ascii="Arial" w:hAnsi="Arial" w:cs="Arial"/>
+          <w:color w:val="000000" w:themeColor="text1"/>
+          <w:szCs w:val="22"/>
+        </w:rPr>
+        <w:t>adalah :</w:t>
+      </w:r>
+      <w:proofErr w:type="gramEnd"/>
     </w:p>
     <w:p>
       <w:pPr>
@@ -10156,13 +11009,23 @@
                 <w:lang w:val="id-ID"/>
               </w:rPr>
             </w:pPr>
-            <w:r>
-              <w:rPr>
-                <w:rFonts w:ascii="Arial" w:hAnsi="Arial" w:cs="Arial"/>
-                <w:color w:val="000000" w:themeColor="text1"/>
-                <w:szCs w:val="22"/>
-              </w:rPr>
-              <w:t>{{ pejabat_mengetahui }}</w:t>
+            <w:proofErr w:type="gramStart"/>
+            <w:r>
+              <w:rPr>
+                <w:rFonts w:ascii="Arial" w:hAnsi="Arial" w:cs="Arial"/>
+                <w:color w:val="000000" w:themeColor="text1"/>
+                <w:szCs w:val="22"/>
+              </w:rPr>
+              <w:t>{{ pejabat</w:t>
+            </w:r>
+            <w:proofErr w:type="gramEnd"/>
+            <w:r>
+              <w:rPr>
+                <w:rFonts w:ascii="Arial" w:hAnsi="Arial" w:cs="Arial"/>
+                <w:color w:val="000000" w:themeColor="text1"/>
+                <w:szCs w:val="22"/>
+              </w:rPr>
+              <w:t>_mengetahui }}</w:t>
             </w:r>
             <w:r>
               <w:rPr>
@@ -10192,13 +11055,41 @@
                 <w:szCs w:val="22"/>
               </w:rPr>
             </w:pPr>
-            <w:r>
-              <w:rPr>
-                <w:rFonts w:ascii="Arial" w:hAnsi="Arial" w:cs="Arial"/>
-                <w:color w:val="000000" w:themeColor="text1"/>
-                <w:szCs w:val="22"/>
-              </w:rPr>
-              <w:t>{{ ttd_verifikator }}</w:t>
+            <w:proofErr w:type="gramStart"/>
+            <w:r>
+              <w:rPr>
+                <w:rFonts w:ascii="Arial" w:hAnsi="Arial" w:cs="Arial"/>
+                <w:color w:val="000000" w:themeColor="text1"/>
+                <w:szCs w:val="22"/>
+              </w:rPr>
+              <w:t>{{ ttd</w:t>
+            </w:r>
+            <w:proofErr w:type="gramEnd"/>
+            <w:r>
+              <w:rPr>
+                <w:rFonts w:ascii="Arial" w:hAnsi="Arial" w:cs="Arial"/>
+                <w:color w:val="000000" w:themeColor="text1"/>
+                <w:szCs w:val="22"/>
+              </w:rPr>
+              <w:t>_</w:t>
+            </w:r>
+            <w:proofErr w:type="gramStart"/>
+            <w:r>
+              <w:rPr>
+                <w:rFonts w:ascii="Arial" w:hAnsi="Arial" w:cs="Arial"/>
+                <w:color w:val="000000" w:themeColor="text1"/>
+                <w:szCs w:val="22"/>
+              </w:rPr>
+              <w:t>verifikator }</w:t>
+            </w:r>
+            <w:proofErr w:type="gramEnd"/>
+            <w:r>
+              <w:rPr>
+                <w:rFonts w:ascii="Arial" w:hAnsi="Arial" w:cs="Arial"/>
+                <w:color w:val="000000" w:themeColor="text1"/>
+                <w:szCs w:val="22"/>
+              </w:rPr>
+              <w:t>}</w:t>
             </w:r>
           </w:p>
           <w:p>
@@ -10211,6 +11102,7 @@
                 <w:u w:val="single"/>
               </w:rPr>
             </w:pPr>
+            <w:proofErr w:type="gramStart"/>
             <w:r>
               <w:rPr>
                 <w:rFonts w:ascii="Arial" w:hAnsi="Arial" w:cs="Arial"/>
@@ -10218,7 +11110,37 @@
                 <w:szCs w:val="22"/>
                 <w:u w:val="single"/>
               </w:rPr>
-              <w:t>{{ nama_verifikator }}</w:t>
+              <w:t>{{ nama</w:t>
+            </w:r>
+            <w:proofErr w:type="gramEnd"/>
+            <w:r>
+              <w:rPr>
+                <w:rFonts w:ascii="Arial" w:hAnsi="Arial" w:cs="Arial"/>
+                <w:color w:val="000000" w:themeColor="text1"/>
+                <w:szCs w:val="22"/>
+                <w:u w:val="single"/>
+              </w:rPr>
+              <w:t>_</w:t>
+            </w:r>
+            <w:proofErr w:type="gramStart"/>
+            <w:r>
+              <w:rPr>
+                <w:rFonts w:ascii="Arial" w:hAnsi="Arial" w:cs="Arial"/>
+                <w:color w:val="000000" w:themeColor="text1"/>
+                <w:szCs w:val="22"/>
+                <w:u w:val="single"/>
+              </w:rPr>
+              <w:t>verifikator }</w:t>
+            </w:r>
+            <w:proofErr w:type="gramEnd"/>
+            <w:r>
+              <w:rPr>
+                <w:rFonts w:ascii="Arial" w:hAnsi="Arial" w:cs="Arial"/>
+                <w:color w:val="000000" w:themeColor="text1"/>
+                <w:szCs w:val="22"/>
+                <w:u w:val="single"/>
+              </w:rPr>
+              <w:t>}</w:t>
             </w:r>
           </w:p>
           <w:p>
@@ -10249,13 +11171,23 @@
               </w:rPr>
               <w:t xml:space="preserve"> </w:t>
             </w:r>
-            <w:r>
-              <w:rPr>
-                <w:rFonts w:ascii="Arial" w:hAnsi="Arial" w:cs="Arial"/>
-                <w:color w:val="000000" w:themeColor="text1"/>
-                <w:szCs w:val="22"/>
-              </w:rPr>
-              <w:t>{{ nip_verifikator }}</w:t>
+            <w:proofErr w:type="gramStart"/>
+            <w:r>
+              <w:rPr>
+                <w:rFonts w:ascii="Arial" w:hAnsi="Arial" w:cs="Arial"/>
+                <w:color w:val="000000" w:themeColor="text1"/>
+                <w:szCs w:val="22"/>
+              </w:rPr>
+              <w:t>{{ nip</w:t>
+            </w:r>
+            <w:proofErr w:type="gramEnd"/>
+            <w:r>
+              <w:rPr>
+                <w:rFonts w:ascii="Arial" w:hAnsi="Arial" w:cs="Arial"/>
+                <w:color w:val="000000" w:themeColor="text1"/>
+                <w:szCs w:val="22"/>
+              </w:rPr>
+              <w:t>_verifikator }}</w:t>
             </w:r>
           </w:p>
         </w:tc>
@@ -10290,6 +11222,7 @@
                 <w:lang w:val="it-IT"/>
               </w:rPr>
             </w:pPr>
+            <w:proofErr w:type="gramStart"/>
             <w:r>
               <w:rPr>
                 <w:rFonts w:ascii="Arial" w:hAnsi="Arial" w:cs="Arial"/>
@@ -10297,7 +11230,37 @@
                 <w:szCs w:val="22"/>
                 <w:u w:val="single"/>
               </w:rPr>
-              <w:t>{{ nama_pejabat }}</w:t>
+              <w:t>{{ nama</w:t>
+            </w:r>
+            <w:proofErr w:type="gramEnd"/>
+            <w:r>
+              <w:rPr>
+                <w:rFonts w:ascii="Arial" w:hAnsi="Arial" w:cs="Arial"/>
+                <w:color w:val="000000" w:themeColor="text1"/>
+                <w:szCs w:val="22"/>
+                <w:u w:val="single"/>
+              </w:rPr>
+              <w:t>_</w:t>
+            </w:r>
+            <w:proofErr w:type="gramStart"/>
+            <w:r>
+              <w:rPr>
+                <w:rFonts w:ascii="Arial" w:hAnsi="Arial" w:cs="Arial"/>
+                <w:color w:val="000000" w:themeColor="text1"/>
+                <w:szCs w:val="22"/>
+                <w:u w:val="single"/>
+              </w:rPr>
+              <w:t>pejabat }</w:t>
+            </w:r>
+            <w:proofErr w:type="gramEnd"/>
+            <w:r>
+              <w:rPr>
+                <w:rFonts w:ascii="Arial" w:hAnsi="Arial" w:cs="Arial"/>
+                <w:color w:val="000000" w:themeColor="text1"/>
+                <w:szCs w:val="22"/>
+                <w:u w:val="single"/>
+              </w:rPr>
+              <w:t>}</w:t>
             </w:r>
           </w:p>
           <w:p>
@@ -10328,13 +11291,23 @@
               </w:rPr>
               <w:t xml:space="preserve"> </w:t>
             </w:r>
-            <w:r>
-              <w:rPr>
-                <w:rFonts w:ascii="Arial" w:hAnsi="Arial" w:cs="Arial"/>
-                <w:color w:val="000000" w:themeColor="text1"/>
-                <w:szCs w:val="22"/>
-              </w:rPr>
-              <w:t>{{ nip_pejabat }}</w:t>
+            <w:proofErr w:type="gramStart"/>
+            <w:r>
+              <w:rPr>
+                <w:rFonts w:ascii="Arial" w:hAnsi="Arial" w:cs="Arial"/>
+                <w:color w:val="000000" w:themeColor="text1"/>
+                <w:szCs w:val="22"/>
+              </w:rPr>
+              <w:t>{{ nip</w:t>
+            </w:r>
+            <w:proofErr w:type="gramEnd"/>
+            <w:r>
+              <w:rPr>
+                <w:rFonts w:ascii="Arial" w:hAnsi="Arial" w:cs="Arial"/>
+                <w:color w:val="000000" w:themeColor="text1"/>
+                <w:szCs w:val="22"/>
+              </w:rPr>
+              <w:t>_pejabat }}</w:t>
             </w:r>
           </w:p>
         </w:tc>
@@ -10480,13 +11453,23 @@
         </w:rPr>
         <w:t xml:space="preserve"> sesuai ketentuan </w:t>
       </w:r>
-      <w:r>
-        <w:rPr>
-          <w:rFonts w:ascii="Arial" w:hAnsi="Arial" w:cs="Arial"/>
-          <w:color w:val="000000" w:themeColor="text1"/>
-          <w:szCs w:val="22"/>
-        </w:rPr>
-        <w:t>{{ permenperin }}</w:t>
+      <w:proofErr w:type="gramStart"/>
+      <w:r>
+        <w:rPr>
+          <w:rFonts w:ascii="Arial" w:hAnsi="Arial" w:cs="Arial"/>
+          <w:color w:val="000000" w:themeColor="text1"/>
+          <w:szCs w:val="22"/>
+        </w:rPr>
+        <w:t>{{ permenperin</w:t>
+      </w:r>
+      <w:proofErr w:type="gramEnd"/>
+      <w:r>
+        <w:rPr>
+          <w:rFonts w:ascii="Arial" w:hAnsi="Arial" w:cs="Arial"/>
+          <w:color w:val="000000" w:themeColor="text1"/>
+          <w:szCs w:val="22"/>
+        </w:rPr>
+        <w:t xml:space="preserve"> }}</w:t>
       </w:r>
       <w:r>
         <w:rPr>
@@ -10562,13 +11545,41 @@
         </w:rPr>
         <w:t xml:space="preserve"> </w:t>
       </w:r>
-      <w:r>
-        <w:rPr>
-          <w:rFonts w:ascii="Arial" w:hAnsi="Arial" w:cs="Arial"/>
-          <w:color w:val="000000" w:themeColor="text1"/>
-          <w:szCs w:val="22"/>
-        </w:rPr>
-        <w:t>{{ f.judul }}</w:t>
+      <w:proofErr w:type="gramStart"/>
+      <w:r>
+        <w:rPr>
+          <w:rFonts w:ascii="Arial" w:hAnsi="Arial" w:cs="Arial"/>
+          <w:color w:val="000000" w:themeColor="text1"/>
+          <w:szCs w:val="22"/>
+        </w:rPr>
+        <w:t>{{ f</w:t>
+      </w:r>
+      <w:proofErr w:type="gramEnd"/>
+      <w:r>
+        <w:rPr>
+          <w:rFonts w:ascii="Arial" w:hAnsi="Arial" w:cs="Arial"/>
+          <w:color w:val="000000" w:themeColor="text1"/>
+          <w:szCs w:val="22"/>
+        </w:rPr>
+        <w:t>.</w:t>
+      </w:r>
+      <w:proofErr w:type="gramStart"/>
+      <w:r>
+        <w:rPr>
+          <w:rFonts w:ascii="Arial" w:hAnsi="Arial" w:cs="Arial"/>
+          <w:color w:val="000000" w:themeColor="text1"/>
+          <w:szCs w:val="22"/>
+        </w:rPr>
+        <w:t>judul }</w:t>
+      </w:r>
+      <w:proofErr w:type="gramEnd"/>
+      <w:r>
+        <w:rPr>
+          <w:rFonts w:ascii="Arial" w:hAnsi="Arial" w:cs="Arial"/>
+          <w:color w:val="000000" w:themeColor="text1"/>
+          <w:szCs w:val="22"/>
+        </w:rPr>
+        <w:t>}</w:t>
       </w:r>
       <w:r>
         <w:rPr>
@@ -10578,13 +11589,41 @@
         </w:rPr>
         <w:t xml:space="preserve"> </w:t>
       </w:r>
-      <w:r>
-        <w:rPr>
-          <w:rFonts w:ascii="Arial" w:hAnsi="Arial" w:cs="Arial"/>
-          <w:color w:val="000000" w:themeColor="text1"/>
-          <w:szCs w:val="22"/>
-        </w:rPr>
-        <w:t>{{ f.gambar }}</w:t>
+      <w:proofErr w:type="gramStart"/>
+      <w:r>
+        <w:rPr>
+          <w:rFonts w:ascii="Arial" w:hAnsi="Arial" w:cs="Arial"/>
+          <w:color w:val="000000" w:themeColor="text1"/>
+          <w:szCs w:val="22"/>
+        </w:rPr>
+        <w:t>{{ f</w:t>
+      </w:r>
+      <w:proofErr w:type="gramEnd"/>
+      <w:r>
+        <w:rPr>
+          <w:rFonts w:ascii="Arial" w:hAnsi="Arial" w:cs="Arial"/>
+          <w:color w:val="000000" w:themeColor="text1"/>
+          <w:szCs w:val="22"/>
+        </w:rPr>
+        <w:t>.</w:t>
+      </w:r>
+      <w:proofErr w:type="gramStart"/>
+      <w:r>
+        <w:rPr>
+          <w:rFonts w:ascii="Arial" w:hAnsi="Arial" w:cs="Arial"/>
+          <w:color w:val="000000" w:themeColor="text1"/>
+          <w:szCs w:val="22"/>
+        </w:rPr>
+        <w:t>gambar }</w:t>
+      </w:r>
+      <w:proofErr w:type="gramEnd"/>
+      <w:r>
+        <w:rPr>
+          <w:rFonts w:ascii="Arial" w:hAnsi="Arial" w:cs="Arial"/>
+          <w:color w:val="000000" w:themeColor="text1"/>
+          <w:szCs w:val="22"/>
+        </w:rPr>
+        <w:t>}</w:t>
       </w:r>
       <w:r>
         <w:rPr>
@@ -10883,13 +11922,23 @@
                 <w:lang w:val="it-IT"/>
               </w:rPr>
             </w:pPr>
-            <w:r>
-              <w:rPr>
-                <w:rFonts w:ascii="Arial" w:hAnsi="Arial" w:cs="Arial"/>
-                <w:color w:val="000000" w:themeColor="text1"/>
-                <w:szCs w:val="22"/>
-              </w:rPr>
-              <w:t>{{ nama_perusahaan }}</w:t>
+            <w:proofErr w:type="gramStart"/>
+            <w:r>
+              <w:rPr>
+                <w:rFonts w:ascii="Arial" w:hAnsi="Arial" w:cs="Arial"/>
+                <w:color w:val="000000" w:themeColor="text1"/>
+                <w:szCs w:val="22"/>
+              </w:rPr>
+              <w:t>{{ nama</w:t>
+            </w:r>
+            <w:proofErr w:type="gramEnd"/>
+            <w:r>
+              <w:rPr>
+                <w:rFonts w:ascii="Arial" w:hAnsi="Arial" w:cs="Arial"/>
+                <w:color w:val="000000" w:themeColor="text1"/>
+                <w:szCs w:val="22"/>
+              </w:rPr>
+              <w:t>_perusahaan }}</w:t>
             </w:r>
           </w:p>
         </w:tc>
@@ -10972,13 +12021,23 @@
                 <w:lang w:val="it-IT"/>
               </w:rPr>
             </w:pPr>
-            <w:r>
-              <w:rPr>
-                <w:rFonts w:ascii="Arial" w:hAnsi="Arial" w:cs="Arial"/>
-                <w:color w:val="000000" w:themeColor="text1"/>
-                <w:szCs w:val="22"/>
-              </w:rPr>
-              <w:t>{{ alamat_kantor }}</w:t>
+            <w:proofErr w:type="gramStart"/>
+            <w:r>
+              <w:rPr>
+                <w:rFonts w:ascii="Arial" w:hAnsi="Arial" w:cs="Arial"/>
+                <w:color w:val="000000" w:themeColor="text1"/>
+                <w:szCs w:val="22"/>
+              </w:rPr>
+              <w:t>{{ alamat</w:t>
+            </w:r>
+            <w:proofErr w:type="gramEnd"/>
+            <w:r>
+              <w:rPr>
+                <w:rFonts w:ascii="Arial" w:hAnsi="Arial" w:cs="Arial"/>
+                <w:color w:val="000000" w:themeColor="text1"/>
+                <w:szCs w:val="22"/>
+              </w:rPr>
+              <w:t>_kantor }}</w:t>
             </w:r>
           </w:p>
         </w:tc>
@@ -11061,13 +12120,23 @@
                 <w:lang w:val="it-IT"/>
               </w:rPr>
             </w:pPr>
-            <w:r>
-              <w:rPr>
-                <w:rFonts w:ascii="Arial" w:hAnsi="Arial" w:cs="Arial"/>
-                <w:color w:val="000000" w:themeColor="text1"/>
-                <w:szCs w:val="22"/>
-              </w:rPr>
-              <w:t>{{ telepon_kantor }}</w:t>
+            <w:proofErr w:type="gramStart"/>
+            <w:r>
+              <w:rPr>
+                <w:rFonts w:ascii="Arial" w:hAnsi="Arial" w:cs="Arial"/>
+                <w:color w:val="000000" w:themeColor="text1"/>
+                <w:szCs w:val="22"/>
+              </w:rPr>
+              <w:t>{{ telepon</w:t>
+            </w:r>
+            <w:proofErr w:type="gramEnd"/>
+            <w:r>
+              <w:rPr>
+                <w:rFonts w:ascii="Arial" w:hAnsi="Arial" w:cs="Arial"/>
+                <w:color w:val="000000" w:themeColor="text1"/>
+                <w:szCs w:val="22"/>
+              </w:rPr>
+              <w:t>_kantor }}</w:t>
             </w:r>
           </w:p>
         </w:tc>
@@ -11149,13 +12218,23 @@
                 <w:lang w:val="it-IT"/>
               </w:rPr>
             </w:pPr>
-            <w:r>
-              <w:rPr>
-                <w:rFonts w:ascii="Arial" w:hAnsi="Arial" w:cs="Arial"/>
-                <w:color w:val="000000" w:themeColor="text1"/>
-                <w:szCs w:val="22"/>
-              </w:rPr>
-              <w:t>{{ fax_kantor }}</w:t>
+            <w:proofErr w:type="gramStart"/>
+            <w:r>
+              <w:rPr>
+                <w:rFonts w:ascii="Arial" w:hAnsi="Arial" w:cs="Arial"/>
+                <w:color w:val="000000" w:themeColor="text1"/>
+                <w:szCs w:val="22"/>
+              </w:rPr>
+              <w:t>{{ fax</w:t>
+            </w:r>
+            <w:proofErr w:type="gramEnd"/>
+            <w:r>
+              <w:rPr>
+                <w:rFonts w:ascii="Arial" w:hAnsi="Arial" w:cs="Arial"/>
+                <w:color w:val="000000" w:themeColor="text1"/>
+                <w:szCs w:val="22"/>
+              </w:rPr>
+              <w:t>_kantor }}</w:t>
             </w:r>
           </w:p>
         </w:tc>
@@ -11238,13 +12317,23 @@
                 <w:lang w:val="it-IT"/>
               </w:rPr>
             </w:pPr>
-            <w:r>
-              <w:rPr>
-                <w:rFonts w:ascii="Arial" w:hAnsi="Arial" w:cs="Arial"/>
-                <w:color w:val="000000" w:themeColor="text1"/>
-                <w:szCs w:val="22"/>
-              </w:rPr>
-              <w:t>{{ email_kantor }}</w:t>
+            <w:proofErr w:type="gramStart"/>
+            <w:r>
+              <w:rPr>
+                <w:rFonts w:ascii="Arial" w:hAnsi="Arial" w:cs="Arial"/>
+                <w:color w:val="000000" w:themeColor="text1"/>
+                <w:szCs w:val="22"/>
+              </w:rPr>
+              <w:t>{{ email</w:t>
+            </w:r>
+            <w:proofErr w:type="gramEnd"/>
+            <w:r>
+              <w:rPr>
+                <w:rFonts w:ascii="Arial" w:hAnsi="Arial" w:cs="Arial"/>
+                <w:color w:val="000000" w:themeColor="text1"/>
+                <w:szCs w:val="22"/>
+              </w:rPr>
+              <w:t>_kantor }}</w:t>
             </w:r>
           </w:p>
         </w:tc>
@@ -11326,13 +12415,23 @@
                 <w:lang w:val="it-IT"/>
               </w:rPr>
             </w:pPr>
-            <w:r>
-              <w:rPr>
-                <w:rFonts w:ascii="Arial" w:hAnsi="Arial" w:cs="Arial"/>
-                <w:color w:val="000000" w:themeColor="text1"/>
-                <w:szCs w:val="22"/>
-              </w:rPr>
-              <w:t>{{ website_kantor }}</w:t>
+            <w:proofErr w:type="gramStart"/>
+            <w:r>
+              <w:rPr>
+                <w:rFonts w:ascii="Arial" w:hAnsi="Arial" w:cs="Arial"/>
+                <w:color w:val="000000" w:themeColor="text1"/>
+                <w:szCs w:val="22"/>
+              </w:rPr>
+              <w:t>{{ website</w:t>
+            </w:r>
+            <w:proofErr w:type="gramEnd"/>
+            <w:r>
+              <w:rPr>
+                <w:rFonts w:ascii="Arial" w:hAnsi="Arial" w:cs="Arial"/>
+                <w:color w:val="000000" w:themeColor="text1"/>
+                <w:szCs w:val="22"/>
+              </w:rPr>
+              <w:t>_kantor }}</w:t>
             </w:r>
           </w:p>
         </w:tc>
@@ -11414,13 +12513,23 @@
                 <w:lang w:val="it-IT"/>
               </w:rPr>
             </w:pPr>
-            <w:r>
-              <w:rPr>
-                <w:rFonts w:ascii="Arial" w:hAnsi="Arial" w:cs="Arial"/>
-                <w:color w:val="000000" w:themeColor="text1"/>
-                <w:szCs w:val="22"/>
-              </w:rPr>
-              <w:t>{{ status_kantor }}</w:t>
+            <w:proofErr w:type="gramStart"/>
+            <w:r>
+              <w:rPr>
+                <w:rFonts w:ascii="Arial" w:hAnsi="Arial" w:cs="Arial"/>
+                <w:color w:val="000000" w:themeColor="text1"/>
+                <w:szCs w:val="22"/>
+              </w:rPr>
+              <w:t>{{ status</w:t>
+            </w:r>
+            <w:proofErr w:type="gramEnd"/>
+            <w:r>
+              <w:rPr>
+                <w:rFonts w:ascii="Arial" w:hAnsi="Arial" w:cs="Arial"/>
+                <w:color w:val="000000" w:themeColor="text1"/>
+                <w:szCs w:val="22"/>
+              </w:rPr>
+              <w:t>_kantor }}</w:t>
             </w:r>
           </w:p>
         </w:tc>
@@ -11502,13 +12611,23 @@
                 <w:lang w:val="it-IT"/>
               </w:rPr>
             </w:pPr>
-            <w:r>
-              <w:rPr>
-                <w:rFonts w:ascii="Arial" w:hAnsi="Arial" w:cs="Arial"/>
-                <w:color w:val="000000" w:themeColor="text1"/>
-                <w:szCs w:val="22"/>
-              </w:rPr>
-              <w:t>{{ pic_kantor }}</w:t>
+            <w:proofErr w:type="gramStart"/>
+            <w:r>
+              <w:rPr>
+                <w:rFonts w:ascii="Arial" w:hAnsi="Arial" w:cs="Arial"/>
+                <w:color w:val="000000" w:themeColor="text1"/>
+                <w:szCs w:val="22"/>
+              </w:rPr>
+              <w:t>{{ pic</w:t>
+            </w:r>
+            <w:proofErr w:type="gramEnd"/>
+            <w:r>
+              <w:rPr>
+                <w:rFonts w:ascii="Arial" w:hAnsi="Arial" w:cs="Arial"/>
+                <w:color w:val="000000" w:themeColor="text1"/>
+                <w:szCs w:val="22"/>
+              </w:rPr>
+              <w:t>_kantor }}</w:t>
             </w:r>
           </w:p>
         </w:tc>
@@ -11590,13 +12709,23 @@
                 <w:lang w:val="it-IT"/>
               </w:rPr>
             </w:pPr>
-            <w:r>
-              <w:rPr>
-                <w:rFonts w:ascii="Arial" w:hAnsi="Arial" w:cs="Arial"/>
-                <w:color w:val="000000" w:themeColor="text1"/>
-                <w:szCs w:val="22"/>
-              </w:rPr>
-              <w:t>{{ akta_kantor }}</w:t>
+            <w:proofErr w:type="gramStart"/>
+            <w:r>
+              <w:rPr>
+                <w:rFonts w:ascii="Arial" w:hAnsi="Arial" w:cs="Arial"/>
+                <w:color w:val="000000" w:themeColor="text1"/>
+                <w:szCs w:val="22"/>
+              </w:rPr>
+              <w:t>{{ akta</w:t>
+            </w:r>
+            <w:proofErr w:type="gramEnd"/>
+            <w:r>
+              <w:rPr>
+                <w:rFonts w:ascii="Arial" w:hAnsi="Arial" w:cs="Arial"/>
+                <w:color w:val="000000" w:themeColor="text1"/>
+                <w:szCs w:val="22"/>
+              </w:rPr>
+              <w:t>_kantor }}</w:t>
             </w:r>
           </w:p>
         </w:tc>
@@ -11678,13 +12807,23 @@
                 <w:lang w:val="it-IT"/>
               </w:rPr>
             </w:pPr>
-            <w:r>
-              <w:rPr>
-                <w:rFonts w:ascii="Arial" w:hAnsi="Arial" w:cs="Arial"/>
-                <w:color w:val="000000" w:themeColor="text1"/>
-                <w:szCs w:val="22"/>
-              </w:rPr>
-              <w:t>{{ npwp_kantor }}</w:t>
+            <w:proofErr w:type="gramStart"/>
+            <w:r>
+              <w:rPr>
+                <w:rFonts w:ascii="Arial" w:hAnsi="Arial" w:cs="Arial"/>
+                <w:color w:val="000000" w:themeColor="text1"/>
+                <w:szCs w:val="22"/>
+              </w:rPr>
+              <w:t>{{ npwp</w:t>
+            </w:r>
+            <w:proofErr w:type="gramEnd"/>
+            <w:r>
+              <w:rPr>
+                <w:rFonts w:ascii="Arial" w:hAnsi="Arial" w:cs="Arial"/>
+                <w:color w:val="000000" w:themeColor="text1"/>
+                <w:szCs w:val="22"/>
+              </w:rPr>
+              <w:t>_kantor }}</w:t>
             </w:r>
           </w:p>
         </w:tc>
@@ -11766,13 +12905,23 @@
                 <w:lang w:val="it-IT"/>
               </w:rPr>
             </w:pPr>
-            <w:r>
-              <w:rPr>
-                <w:rFonts w:ascii="Arial" w:hAnsi="Arial" w:cs="Arial"/>
-                <w:color w:val="000000" w:themeColor="text1"/>
-                <w:szCs w:val="22"/>
-              </w:rPr>
-              <w:t>{{ no_izin }}</w:t>
+            <w:proofErr w:type="gramStart"/>
+            <w:r>
+              <w:rPr>
+                <w:rFonts w:ascii="Arial" w:hAnsi="Arial" w:cs="Arial"/>
+                <w:color w:val="000000" w:themeColor="text1"/>
+                <w:szCs w:val="22"/>
+              </w:rPr>
+              <w:t>{{ no</w:t>
+            </w:r>
+            <w:proofErr w:type="gramEnd"/>
+            <w:r>
+              <w:rPr>
+                <w:rFonts w:ascii="Arial" w:hAnsi="Arial" w:cs="Arial"/>
+                <w:color w:val="000000" w:themeColor="text1"/>
+                <w:szCs w:val="22"/>
+              </w:rPr>
+              <w:t>_izin }}</w:t>
             </w:r>
           </w:p>
         </w:tc>
@@ -11875,13 +13024,41 @@
           <w:lang w:val="it-IT"/>
         </w:rPr>
       </w:pPr>
-      <w:r>
-        <w:rPr>
-          <w:rFonts w:ascii="Arial" w:hAnsi="Arial" w:cs="Arial"/>
-          <w:color w:val="000000" w:themeColor="text1"/>
-          <w:szCs w:val="22"/>
-        </w:rPr>
-        <w:t>{{ struktur_organisasi }}</w:t>
+      <w:proofErr w:type="gramStart"/>
+      <w:r>
+        <w:rPr>
+          <w:rFonts w:ascii="Arial" w:hAnsi="Arial" w:cs="Arial"/>
+          <w:color w:val="000000" w:themeColor="text1"/>
+          <w:szCs w:val="22"/>
+        </w:rPr>
+        <w:t>{{ struktur</w:t>
+      </w:r>
+      <w:proofErr w:type="gramEnd"/>
+      <w:r>
+        <w:rPr>
+          <w:rFonts w:ascii="Arial" w:hAnsi="Arial" w:cs="Arial"/>
+          <w:color w:val="000000" w:themeColor="text1"/>
+          <w:szCs w:val="22"/>
+        </w:rPr>
+        <w:t>_</w:t>
+      </w:r>
+      <w:proofErr w:type="gramStart"/>
+      <w:r>
+        <w:rPr>
+          <w:rFonts w:ascii="Arial" w:hAnsi="Arial" w:cs="Arial"/>
+          <w:color w:val="000000" w:themeColor="text1"/>
+          <w:szCs w:val="22"/>
+        </w:rPr>
+        <w:t>organisasi }</w:t>
+      </w:r>
+      <w:proofErr w:type="gramEnd"/>
+      <w:r>
+        <w:rPr>
+          <w:rFonts w:ascii="Arial" w:hAnsi="Arial" w:cs="Arial"/>
+          <w:color w:val="000000" w:themeColor="text1"/>
+          <w:szCs w:val="22"/>
+        </w:rPr>
+        <w:t>}</w:t>
       </w:r>
     </w:p>
     <w:p>
@@ -12018,6 +13195,7 @@
                 <w:lang w:val="it-IT"/>
               </w:rPr>
             </w:pPr>
+            <w:proofErr w:type="gramStart"/>
             <w:r>
               <w:rPr>
                 <w:rFonts w:ascii="Arial" w:hAnsi="Arial" w:cs="Arial"/>
@@ -12033,7 +13211,17 @@
                 <w:szCs w:val="22"/>
                 <w:lang w:val="en-ID"/>
               </w:rPr>
-              <w:t>nama_perusahaan_industri</w:t>
+              <w:t>nama</w:t>
+            </w:r>
+            <w:proofErr w:type="gramEnd"/>
+            <w:r>
+              <w:rPr>
+                <w:rFonts w:ascii="Arial" w:hAnsi="Arial" w:cs="Arial"/>
+                <w:color w:val="000000" w:themeColor="text1"/>
+                <w:szCs w:val="22"/>
+                <w:lang w:val="en-ID"/>
+              </w:rPr>
+              <w:t>_perusahaan_industri</w:t>
             </w:r>
             <w:r>
               <w:rPr>
@@ -12122,6 +13310,7 @@
                 <w:lang w:val="it-IT"/>
               </w:rPr>
             </w:pPr>
+            <w:proofErr w:type="gramStart"/>
             <w:r>
               <w:rPr>
                 <w:rFonts w:ascii="Arial" w:hAnsi="Arial" w:cs="Arial"/>
@@ -12136,7 +13325,16 @@
                 <w:color w:val="000000" w:themeColor="text1"/>
                 <w:szCs w:val="22"/>
               </w:rPr>
-              <w:t>alamat_perusahaan_industri</w:t>
+              <w:t>alamat</w:t>
+            </w:r>
+            <w:proofErr w:type="gramEnd"/>
+            <w:r>
+              <w:rPr>
+                <w:rFonts w:ascii="Arial" w:hAnsi="Arial" w:cs="Arial"/>
+                <w:color w:val="000000" w:themeColor="text1"/>
+                <w:szCs w:val="22"/>
+              </w:rPr>
+              <w:t>_perusahaan_industri</w:t>
             </w:r>
             <w:r>
               <w:rPr>
@@ -12226,6 +13424,7 @@
                 <w:lang w:val="it-IT"/>
               </w:rPr>
             </w:pPr>
+            <w:proofErr w:type="gramStart"/>
             <w:r>
               <w:rPr>
                 <w:rFonts w:ascii="Arial" w:hAnsi="Arial" w:cs="Arial"/>
@@ -12248,7 +13447,16 @@
                 <w:color w:val="000000" w:themeColor="text1"/>
                 <w:szCs w:val="22"/>
               </w:rPr>
-              <w:t xml:space="preserve">telepon_kantor_industri </w:t>
+              <w:t>telepon</w:t>
+            </w:r>
+            <w:proofErr w:type="gramEnd"/>
+            <w:r>
+              <w:rPr>
+                <w:rFonts w:ascii="Arial" w:hAnsi="Arial" w:cs="Arial"/>
+                <w:color w:val="000000" w:themeColor="text1"/>
+                <w:szCs w:val="22"/>
+              </w:rPr>
+              <w:t xml:space="preserve">_kantor_industri </w:t>
             </w:r>
             <w:r>
               <w:rPr>
@@ -12337,6 +13545,7 @@
                 <w:lang w:val="it-IT"/>
               </w:rPr>
             </w:pPr>
+            <w:proofErr w:type="gramStart"/>
             <w:r>
               <w:rPr>
                 <w:rFonts w:ascii="Arial" w:hAnsi="Arial" w:cs="Arial"/>
@@ -12351,7 +13560,16 @@
                 <w:color w:val="000000" w:themeColor="text1"/>
                 <w:szCs w:val="22"/>
               </w:rPr>
-              <w:t>fax_kantor_industri</w:t>
+              <w:t>fax</w:t>
+            </w:r>
+            <w:proofErr w:type="gramEnd"/>
+            <w:r>
+              <w:rPr>
+                <w:rFonts w:ascii="Arial" w:hAnsi="Arial" w:cs="Arial"/>
+                <w:color w:val="000000" w:themeColor="text1"/>
+                <w:szCs w:val="22"/>
+              </w:rPr>
+              <w:t>_kantor_industri</w:t>
             </w:r>
             <w:r>
               <w:rPr>
@@ -12441,6 +13659,7 @@
                 <w:lang w:val="it-IT"/>
               </w:rPr>
             </w:pPr>
+            <w:proofErr w:type="gramStart"/>
             <w:r>
               <w:rPr>
                 <w:rFonts w:ascii="Arial" w:hAnsi="Arial" w:cs="Arial"/>
@@ -12463,7 +13682,16 @@
                 <w:color w:val="000000" w:themeColor="text1"/>
                 <w:szCs w:val="22"/>
               </w:rPr>
-              <w:t>email_kantor_industri</w:t>
+              <w:t>email</w:t>
+            </w:r>
+            <w:proofErr w:type="gramEnd"/>
+            <w:r>
+              <w:rPr>
+                <w:rFonts w:ascii="Arial" w:hAnsi="Arial" w:cs="Arial"/>
+                <w:color w:val="000000" w:themeColor="text1"/>
+                <w:szCs w:val="22"/>
+              </w:rPr>
+              <w:t>_kantor_industri</w:t>
             </w:r>
             <w:r>
               <w:rPr>
@@ -12552,6 +13780,7 @@
                 <w:lang w:val="it-IT"/>
               </w:rPr>
             </w:pPr>
+            <w:proofErr w:type="gramStart"/>
             <w:r>
               <w:rPr>
                 <w:rFonts w:ascii="Arial" w:hAnsi="Arial" w:cs="Arial"/>
@@ -12566,7 +13795,16 @@
                 <w:color w:val="000000" w:themeColor="text1"/>
                 <w:szCs w:val="22"/>
               </w:rPr>
-              <w:t>website_kantor_industri</w:t>
+              <w:t>website</w:t>
+            </w:r>
+            <w:proofErr w:type="gramEnd"/>
+            <w:r>
+              <w:rPr>
+                <w:rFonts w:ascii="Arial" w:hAnsi="Arial" w:cs="Arial"/>
+                <w:color w:val="000000" w:themeColor="text1"/>
+                <w:szCs w:val="22"/>
+              </w:rPr>
+              <w:t>_kantor_industri</w:t>
             </w:r>
             <w:r>
               <w:rPr>
@@ -12655,6 +13893,7 @@
                 <w:lang w:val="en-ID"/>
               </w:rPr>
             </w:pPr>
+            <w:proofErr w:type="gramStart"/>
             <w:r>
               <w:rPr>
                 <w:rFonts w:ascii="Arial" w:hAnsi="Arial" w:cs="Arial"/>
@@ -12670,7 +13909,17 @@
                 <w:szCs w:val="22"/>
                 <w:lang w:val="en-ID"/>
               </w:rPr>
-              <w:t>status_kantor_industri</w:t>
+              <w:t>status</w:t>
+            </w:r>
+            <w:proofErr w:type="gramEnd"/>
+            <w:r>
+              <w:rPr>
+                <w:rFonts w:ascii="Arial" w:hAnsi="Arial" w:cs="Arial"/>
+                <w:color w:val="000000" w:themeColor="text1"/>
+                <w:szCs w:val="22"/>
+                <w:lang w:val="en-ID"/>
+              </w:rPr>
+              <w:t>_kantor_industri</w:t>
             </w:r>
             <w:r>
               <w:rPr>
@@ -12759,6 +14008,7 @@
                 <w:lang w:val="it-IT"/>
               </w:rPr>
             </w:pPr>
+            <w:proofErr w:type="gramStart"/>
             <w:r>
               <w:rPr>
                 <w:rFonts w:ascii="Arial" w:hAnsi="Arial" w:cs="Arial"/>
@@ -12773,7 +14023,16 @@
                 <w:color w:val="000000" w:themeColor="text1"/>
                 <w:szCs w:val="22"/>
               </w:rPr>
-              <w:t>pic_kantor_industri</w:t>
+              <w:t>pic</w:t>
+            </w:r>
+            <w:proofErr w:type="gramEnd"/>
+            <w:r>
+              <w:rPr>
+                <w:rFonts w:ascii="Arial" w:hAnsi="Arial" w:cs="Arial"/>
+                <w:color w:val="000000" w:themeColor="text1"/>
+                <w:szCs w:val="22"/>
+              </w:rPr>
+              <w:t>_kantor_industri</w:t>
             </w:r>
             <w:r>
               <w:rPr>
@@ -12862,6 +14121,7 @@
                 <w:lang w:val="it-IT"/>
               </w:rPr>
             </w:pPr>
+            <w:proofErr w:type="gramStart"/>
             <w:r>
               <w:rPr>
                 <w:rFonts w:ascii="Arial" w:hAnsi="Arial" w:cs="Arial"/>
@@ -12876,7 +14136,16 @@
                 <w:color w:val="000000" w:themeColor="text1"/>
                 <w:szCs w:val="22"/>
               </w:rPr>
-              <w:t>akta_kantor_industri</w:t>
+              <w:t>akta</w:t>
+            </w:r>
+            <w:proofErr w:type="gramEnd"/>
+            <w:r>
+              <w:rPr>
+                <w:rFonts w:ascii="Arial" w:hAnsi="Arial" w:cs="Arial"/>
+                <w:color w:val="000000" w:themeColor="text1"/>
+                <w:szCs w:val="22"/>
+              </w:rPr>
+              <w:t>_kantor_industri</w:t>
             </w:r>
             <w:r>
               <w:rPr>
@@ -12965,6 +14234,7 @@
                 <w:lang w:val="it-IT"/>
               </w:rPr>
             </w:pPr>
+            <w:proofErr w:type="gramStart"/>
             <w:r>
               <w:rPr>
                 <w:rFonts w:ascii="Arial" w:hAnsi="Arial" w:cs="Arial"/>
@@ -12995,7 +14265,16 @@
                 <w:color w:val="000000" w:themeColor="text1"/>
                 <w:szCs w:val="22"/>
               </w:rPr>
-              <w:t>npwp_kantor_industri</w:t>
+              <w:t>npwp</w:t>
+            </w:r>
+            <w:proofErr w:type="gramEnd"/>
+            <w:r>
+              <w:rPr>
+                <w:rFonts w:ascii="Arial" w:hAnsi="Arial" w:cs="Arial"/>
+                <w:color w:val="000000" w:themeColor="text1"/>
+                <w:szCs w:val="22"/>
+              </w:rPr>
+              <w:t>_kantor_industri</w:t>
             </w:r>
             <w:r>
               <w:rPr>
@@ -13076,6 +14355,7 @@
                 <w:lang w:val="it-IT"/>
               </w:rPr>
             </w:pPr>
+            <w:proofErr w:type="gramStart"/>
             <w:r>
               <w:rPr>
                 <w:rFonts w:ascii="Arial" w:hAnsi="Arial" w:cs="Arial"/>
@@ -13090,7 +14370,16 @@
                 <w:color w:val="000000" w:themeColor="text1"/>
                 <w:szCs w:val="22"/>
               </w:rPr>
-              <w:t>no_izin_perusahaan_industri</w:t>
+              <w:t>no</w:t>
+            </w:r>
+            <w:proofErr w:type="gramEnd"/>
+            <w:r>
+              <w:rPr>
+                <w:rFonts w:ascii="Arial" w:hAnsi="Arial" w:cs="Arial"/>
+                <w:color w:val="000000" w:themeColor="text1"/>
+                <w:szCs w:val="22"/>
+              </w:rPr>
+              <w:t>_izin_perusahaan_industri</w:t>
             </w:r>
             <w:r>
               <w:rPr>
@@ -13213,6 +14502,7 @@
                 <w:lang w:val="it-IT"/>
               </w:rPr>
             </w:pPr>
+            <w:proofErr w:type="gramStart"/>
             <w:r>
               <w:rPr>
                 <w:rFonts w:ascii="Arial" w:hAnsi="Arial" w:cs="Arial"/>
@@ -13228,7 +14518,17 @@
                 <w:szCs w:val="22"/>
                 <w:lang w:val="en-ID"/>
               </w:rPr>
-              <w:t>nama_perusahaan_industri</w:t>
+              <w:t>nama</w:t>
+            </w:r>
+            <w:proofErr w:type="gramEnd"/>
+            <w:r>
+              <w:rPr>
+                <w:rFonts w:ascii="Arial" w:hAnsi="Arial" w:cs="Arial"/>
+                <w:color w:val="000000" w:themeColor="text1"/>
+                <w:szCs w:val="22"/>
+                <w:lang w:val="en-ID"/>
+              </w:rPr>
+              <w:t>_perusahaan_industri</w:t>
             </w:r>
             <w:r>
               <w:rPr>
@@ -13317,6 +14617,7 @@
                 <w:lang w:val="it-IT"/>
               </w:rPr>
             </w:pPr>
+            <w:proofErr w:type="gramStart"/>
             <w:r>
               <w:rPr>
                 <w:rFonts w:ascii="Arial" w:hAnsi="Arial" w:cs="Arial"/>
@@ -13331,7 +14632,16 @@
                 <w:color w:val="000000" w:themeColor="text1"/>
                 <w:szCs w:val="22"/>
               </w:rPr>
-              <w:t>alamat_pabrik</w:t>
+              <w:t>alamat</w:t>
+            </w:r>
+            <w:proofErr w:type="gramEnd"/>
+            <w:r>
+              <w:rPr>
+                <w:rFonts w:ascii="Arial" w:hAnsi="Arial" w:cs="Arial"/>
+                <w:color w:val="000000" w:themeColor="text1"/>
+                <w:szCs w:val="22"/>
+              </w:rPr>
+              <w:t>_pabrik</w:t>
             </w:r>
             <w:r>
               <w:rPr>
@@ -13421,6 +14731,7 @@
                 <w:lang w:val="it-IT"/>
               </w:rPr>
             </w:pPr>
+            <w:proofErr w:type="gramStart"/>
             <w:r>
               <w:rPr>
                 <w:rFonts w:ascii="Arial" w:hAnsi="Arial" w:cs="Arial"/>
@@ -13443,7 +14754,16 @@
                 <w:color w:val="000000" w:themeColor="text1"/>
                 <w:szCs w:val="22"/>
               </w:rPr>
-              <w:t>telepon_pabrik</w:t>
+              <w:t>telepon</w:t>
+            </w:r>
+            <w:proofErr w:type="gramEnd"/>
+            <w:r>
+              <w:rPr>
+                <w:rFonts w:ascii="Arial" w:hAnsi="Arial" w:cs="Arial"/>
+                <w:color w:val="000000" w:themeColor="text1"/>
+                <w:szCs w:val="22"/>
+              </w:rPr>
+              <w:t>_pabrik</w:t>
             </w:r>
             <w:r>
               <w:rPr>
@@ -13540,6 +14860,7 @@
                 <w:lang w:val="it-IT"/>
               </w:rPr>
             </w:pPr>
+            <w:proofErr w:type="gramStart"/>
             <w:r>
               <w:rPr>
                 <w:rFonts w:ascii="Arial" w:hAnsi="Arial" w:cs="Arial"/>
@@ -13554,7 +14875,16 @@
                 <w:color w:val="000000" w:themeColor="text1"/>
                 <w:szCs w:val="22"/>
               </w:rPr>
-              <w:t>fax_</w:t>
+              <w:t>fax</w:t>
+            </w:r>
+            <w:proofErr w:type="gramEnd"/>
+            <w:r>
+              <w:rPr>
+                <w:rFonts w:ascii="Arial" w:hAnsi="Arial" w:cs="Arial"/>
+                <w:color w:val="000000" w:themeColor="text1"/>
+                <w:szCs w:val="22"/>
+              </w:rPr>
+              <w:t>_</w:t>
             </w:r>
             <w:r>
               <w:rPr>
@@ -13652,6 +14982,7 @@
                 <w:lang w:val="it-IT"/>
               </w:rPr>
             </w:pPr>
+            <w:proofErr w:type="gramStart"/>
             <w:r>
               <w:rPr>
                 <w:rFonts w:ascii="Arial" w:hAnsi="Arial" w:cs="Arial"/>
@@ -13674,7 +15005,16 @@
                 <w:color w:val="000000" w:themeColor="text1"/>
                 <w:szCs w:val="22"/>
               </w:rPr>
-              <w:t>email_</w:t>
+              <w:t>email</w:t>
+            </w:r>
+            <w:proofErr w:type="gramEnd"/>
+            <w:r>
+              <w:rPr>
+                <w:rFonts w:ascii="Arial" w:hAnsi="Arial" w:cs="Arial"/>
+                <w:color w:val="000000" w:themeColor="text1"/>
+                <w:szCs w:val="22"/>
+              </w:rPr>
+              <w:t>_</w:t>
             </w:r>
             <w:r>
               <w:rPr>
@@ -13771,6 +15111,7 @@
                 <w:lang w:val="it-IT"/>
               </w:rPr>
             </w:pPr>
+            <w:proofErr w:type="gramStart"/>
             <w:r>
               <w:rPr>
                 <w:rFonts w:ascii="Arial" w:hAnsi="Arial" w:cs="Arial"/>
@@ -13785,7 +15126,16 @@
                 <w:color w:val="000000" w:themeColor="text1"/>
                 <w:szCs w:val="22"/>
               </w:rPr>
-              <w:t>website_</w:t>
+              <w:t>website</w:t>
+            </w:r>
+            <w:proofErr w:type="gramEnd"/>
+            <w:r>
+              <w:rPr>
+                <w:rFonts w:ascii="Arial" w:hAnsi="Arial" w:cs="Arial"/>
+                <w:color w:val="000000" w:themeColor="text1"/>
+                <w:szCs w:val="22"/>
+              </w:rPr>
+              <w:t>_</w:t>
             </w:r>
             <w:r>
               <w:rPr>
@@ -13882,6 +15232,7 @@
                 <w:lang w:val="en-ID"/>
               </w:rPr>
             </w:pPr>
+            <w:proofErr w:type="gramStart"/>
             <w:r>
               <w:rPr>
                 <w:rFonts w:ascii="Arial" w:hAnsi="Arial" w:cs="Arial"/>
@@ -13897,7 +15248,17 @@
                 <w:szCs w:val="22"/>
                 <w:lang w:val="en-ID"/>
               </w:rPr>
-              <w:t>status_</w:t>
+              <w:t>status</w:t>
+            </w:r>
+            <w:proofErr w:type="gramEnd"/>
+            <w:r>
+              <w:rPr>
+                <w:rFonts w:ascii="Arial" w:hAnsi="Arial" w:cs="Arial"/>
+                <w:color w:val="000000" w:themeColor="text1"/>
+                <w:szCs w:val="22"/>
+                <w:lang w:val="en-ID"/>
+              </w:rPr>
+              <w:t>_</w:t>
             </w:r>
             <w:r>
               <w:rPr>
@@ -13995,6 +15356,7 @@
                 <w:lang w:val="it-IT"/>
               </w:rPr>
             </w:pPr>
+            <w:proofErr w:type="gramStart"/>
             <w:r>
               <w:rPr>
                 <w:rFonts w:ascii="Arial" w:hAnsi="Arial" w:cs="Arial"/>
@@ -14009,7 +15371,16 @@
                 <w:color w:val="000000" w:themeColor="text1"/>
                 <w:szCs w:val="22"/>
               </w:rPr>
-              <w:t>pic_</w:t>
+              <w:t>pic</w:t>
+            </w:r>
+            <w:proofErr w:type="gramEnd"/>
+            <w:r>
+              <w:rPr>
+                <w:rFonts w:ascii="Arial" w:hAnsi="Arial" w:cs="Arial"/>
+                <w:color w:val="000000" w:themeColor="text1"/>
+                <w:szCs w:val="22"/>
+              </w:rPr>
+              <w:t>_</w:t>
             </w:r>
             <w:r>
               <w:rPr>
@@ -14106,6 +15477,7 @@
                 <w:lang w:val="it-IT"/>
               </w:rPr>
             </w:pPr>
+            <w:proofErr w:type="gramStart"/>
             <w:r>
               <w:rPr>
                 <w:rFonts w:ascii="Arial" w:hAnsi="Arial" w:cs="Arial"/>
@@ -14120,7 +15492,16 @@
                 <w:color w:val="000000" w:themeColor="text1"/>
                 <w:szCs w:val="22"/>
               </w:rPr>
-              <w:t>akta_kantor_industri</w:t>
+              <w:t>akta</w:t>
+            </w:r>
+            <w:proofErr w:type="gramEnd"/>
+            <w:r>
+              <w:rPr>
+                <w:rFonts w:ascii="Arial" w:hAnsi="Arial" w:cs="Arial"/>
+                <w:color w:val="000000" w:themeColor="text1"/>
+                <w:szCs w:val="22"/>
+              </w:rPr>
+              <w:t>_kantor_industri</w:t>
             </w:r>
             <w:r>
               <w:rPr>
@@ -14209,6 +15590,7 @@
                 <w:lang w:val="it-IT"/>
               </w:rPr>
             </w:pPr>
+            <w:proofErr w:type="gramStart"/>
             <w:r>
               <w:rPr>
                 <w:rFonts w:ascii="Arial" w:hAnsi="Arial" w:cs="Arial"/>
@@ -14239,7 +15621,16 @@
                 <w:color w:val="000000" w:themeColor="text1"/>
                 <w:szCs w:val="22"/>
               </w:rPr>
-              <w:t>npwp_kantor_industri</w:t>
+              <w:t>npwp</w:t>
+            </w:r>
+            <w:proofErr w:type="gramEnd"/>
+            <w:r>
+              <w:rPr>
+                <w:rFonts w:ascii="Arial" w:hAnsi="Arial" w:cs="Arial"/>
+                <w:color w:val="000000" w:themeColor="text1"/>
+                <w:szCs w:val="22"/>
+              </w:rPr>
+              <w:t>_kantor_industri</w:t>
             </w:r>
             <w:r>
               <w:rPr>
@@ -14319,6 +15710,7 @@
                 <w:lang w:val="it-IT"/>
               </w:rPr>
             </w:pPr>
+            <w:proofErr w:type="gramStart"/>
             <w:r>
               <w:rPr>
                 <w:rFonts w:ascii="Arial" w:hAnsi="Arial" w:cs="Arial"/>
@@ -14333,7 +15725,16 @@
                 <w:color w:val="000000" w:themeColor="text1"/>
                 <w:szCs w:val="22"/>
               </w:rPr>
-              <w:t>no_izin_perusahaan_industri</w:t>
+              <w:t>no</w:t>
+            </w:r>
+            <w:proofErr w:type="gramEnd"/>
+            <w:r>
+              <w:rPr>
+                <w:rFonts w:ascii="Arial" w:hAnsi="Arial" w:cs="Arial"/>
+                <w:color w:val="000000" w:themeColor="text1"/>
+                <w:szCs w:val="22"/>
+              </w:rPr>
+              <w:t>_izin_perusahaan_industri</w:t>
             </w:r>
             <w:r>
               <w:rPr>
@@ -14462,29 +15863,57 @@
           <w:lang w:val="it-IT"/>
         </w:rPr>
       </w:pPr>
-      <w:r>
-        <w:rPr>
-          <w:rFonts w:ascii="Arial" w:hAnsi="Arial" w:cs="Arial"/>
-          <w:color w:val="000000" w:themeColor="text1"/>
-          <w:szCs w:val="22"/>
-        </w:rPr>
-        <w:t>{{ struktur_organisasi</w:t>
-      </w:r>
-      <w:r>
-        <w:rPr>
-          <w:rFonts w:ascii="Arial" w:hAnsi="Arial" w:cs="Arial"/>
-          <w:color w:val="000000" w:themeColor="text1"/>
-          <w:szCs w:val="22"/>
-        </w:rPr>
-        <w:t>_perusahaan_industri</w:t>
-      </w:r>
-      <w:r>
-        <w:rPr>
-          <w:rFonts w:ascii="Arial" w:hAnsi="Arial" w:cs="Arial"/>
-          <w:color w:val="000000" w:themeColor="text1"/>
-          <w:szCs w:val="22"/>
-        </w:rPr>
-        <w:t xml:space="preserve"> }}</w:t>
+      <w:proofErr w:type="gramStart"/>
+      <w:r>
+        <w:rPr>
+          <w:rFonts w:ascii="Arial" w:hAnsi="Arial" w:cs="Arial"/>
+          <w:color w:val="000000" w:themeColor="text1"/>
+          <w:szCs w:val="22"/>
+        </w:rPr>
+        <w:t>{{ struktur</w:t>
+      </w:r>
+      <w:proofErr w:type="gramEnd"/>
+      <w:r>
+        <w:rPr>
+          <w:rFonts w:ascii="Arial" w:hAnsi="Arial" w:cs="Arial"/>
+          <w:color w:val="000000" w:themeColor="text1"/>
+          <w:szCs w:val="22"/>
+        </w:rPr>
+        <w:t>_organisasi</w:t>
+      </w:r>
+      <w:r>
+        <w:rPr>
+          <w:rFonts w:ascii="Arial" w:hAnsi="Arial" w:cs="Arial"/>
+          <w:color w:val="000000" w:themeColor="text1"/>
+          <w:szCs w:val="22"/>
+        </w:rPr>
+        <w:t>_perusahaan_</w:t>
+      </w:r>
+      <w:proofErr w:type="gramStart"/>
+      <w:r>
+        <w:rPr>
+          <w:rFonts w:ascii="Arial" w:hAnsi="Arial" w:cs="Arial"/>
+          <w:color w:val="000000" w:themeColor="text1"/>
+          <w:szCs w:val="22"/>
+        </w:rPr>
+        <w:t>industri</w:t>
+      </w:r>
+      <w:r>
+        <w:rPr>
+          <w:rFonts w:ascii="Arial" w:hAnsi="Arial" w:cs="Arial"/>
+          <w:color w:val="000000" w:themeColor="text1"/>
+          <w:szCs w:val="22"/>
+        </w:rPr>
+        <w:t xml:space="preserve"> }</w:t>
+      </w:r>
+      <w:proofErr w:type="gramEnd"/>
+      <w:r>
+        <w:rPr>
+          <w:rFonts w:ascii="Arial" w:hAnsi="Arial" w:cs="Arial"/>
+          <w:color w:val="000000" w:themeColor="text1"/>
+          <w:szCs w:val="22"/>
+        </w:rPr>
+        <w:t>}</w:t>
       </w:r>
     </w:p>
     <w:p>
@@ -14656,13 +16085,23 @@
                 <w:lang w:val="it-IT"/>
               </w:rPr>
             </w:pPr>
-            <w:r>
-              <w:rPr>
-                <w:rFonts w:ascii="Arial" w:hAnsi="Arial" w:cs="Arial"/>
-                <w:color w:val="000000" w:themeColor="text1"/>
-                <w:szCs w:val="22"/>
-              </w:rPr>
-              <w:t>{{ alur_produksi }}</w:t>
+            <w:proofErr w:type="gramStart"/>
+            <w:r>
+              <w:rPr>
+                <w:rFonts w:ascii="Arial" w:hAnsi="Arial" w:cs="Arial"/>
+                <w:color w:val="000000" w:themeColor="text1"/>
+                <w:szCs w:val="22"/>
+              </w:rPr>
+              <w:t>{{ alur</w:t>
+            </w:r>
+            <w:proofErr w:type="gramEnd"/>
+            <w:r>
+              <w:rPr>
+                <w:rFonts w:ascii="Arial" w:hAnsi="Arial" w:cs="Arial"/>
+                <w:color w:val="000000" w:themeColor="text1"/>
+                <w:szCs w:val="22"/>
+              </w:rPr>
+              <w:t>_produksi }}</w:t>
             </w:r>
           </w:p>
         </w:tc>
@@ -14797,7 +16236,25 @@
           <w:color w:val="000000" w:themeColor="text1"/>
           <w:szCs w:val="22"/>
         </w:rPr>
-        <w:t>{% for baris in bukti_pabrik | batch(2, None) %}</w:t>
+        <w:t xml:space="preserve">{% for baris in bukti_pabrik | </w:t>
+      </w:r>
+      <w:proofErr w:type="gramStart"/>
+      <w:r>
+        <w:rPr>
+          <w:rFonts w:ascii="Arial" w:hAnsi="Arial" w:cs="Arial"/>
+          <w:color w:val="000000" w:themeColor="text1"/>
+          <w:szCs w:val="22"/>
+        </w:rPr>
+        <w:t>batch(</w:t>
+      </w:r>
+      <w:proofErr w:type="gramEnd"/>
+      <w:r>
+        <w:rPr>
+          <w:rFonts w:ascii="Arial" w:hAnsi="Arial" w:cs="Arial"/>
+          <w:color w:val="000000" w:themeColor="text1"/>
+          <w:szCs w:val="22"/>
+        </w:rPr>
+        <w:t>2, None) %}</w:t>
       </w:r>
     </w:p>
     <w:tbl>
@@ -14831,41 +16288,123 @@
                 <w:color w:val="000000" w:themeColor="text1"/>
                 <w:szCs w:val="22"/>
               </w:rPr>
-              <w:t>{% if baris[0] %}</w:t>
-            </w:r>
-          </w:p>
-          <w:p>
-            <w:pPr>
-              <w:rPr>
-                <w:rFonts w:ascii="Arial" w:hAnsi="Arial" w:cs="Arial"/>
-                <w:color w:val="000000" w:themeColor="text1"/>
-                <w:szCs w:val="22"/>
-              </w:rPr>
-            </w:pPr>
-            <w:r>
-              <w:rPr>
-                <w:rFonts w:ascii="Arial" w:hAnsi="Arial" w:cs="Arial"/>
-                <w:color w:val="000000" w:themeColor="text1"/>
-                <w:szCs w:val="22"/>
-              </w:rPr>
-              <w:t>{{ baris[0].gambar }}</w:t>
-            </w:r>
-          </w:p>
-          <w:p>
-            <w:pPr>
-              <w:rPr>
-                <w:rFonts w:ascii="Arial" w:hAnsi="Arial" w:cs="Arial"/>
-                <w:color w:val="000000" w:themeColor="text1"/>
-                <w:szCs w:val="22"/>
-              </w:rPr>
-            </w:pPr>
-            <w:r>
-              <w:rPr>
-                <w:rFonts w:ascii="Arial" w:hAnsi="Arial" w:cs="Arial"/>
-                <w:color w:val="000000" w:themeColor="text1"/>
-                <w:szCs w:val="22"/>
-              </w:rPr>
-              <w:t>Keterangan: {{ baris[0].keterangan }}</w:t>
+              <w:t xml:space="preserve">{% if </w:t>
+            </w:r>
+            <w:proofErr w:type="gramStart"/>
+            <w:r>
+              <w:rPr>
+                <w:rFonts w:ascii="Arial" w:hAnsi="Arial" w:cs="Arial"/>
+                <w:color w:val="000000" w:themeColor="text1"/>
+                <w:szCs w:val="22"/>
+              </w:rPr>
+              <w:t>baris[</w:t>
+            </w:r>
+            <w:proofErr w:type="gramEnd"/>
+            <w:r>
+              <w:rPr>
+                <w:rFonts w:ascii="Arial" w:hAnsi="Arial" w:cs="Arial"/>
+                <w:color w:val="000000" w:themeColor="text1"/>
+                <w:szCs w:val="22"/>
+              </w:rPr>
+              <w:t>0] %}</w:t>
+            </w:r>
+          </w:p>
+          <w:p>
+            <w:pPr>
+              <w:rPr>
+                <w:rFonts w:ascii="Arial" w:hAnsi="Arial" w:cs="Arial"/>
+                <w:color w:val="000000" w:themeColor="text1"/>
+                <w:szCs w:val="22"/>
+              </w:rPr>
+            </w:pPr>
+            <w:proofErr w:type="gramStart"/>
+            <w:r>
+              <w:rPr>
+                <w:rFonts w:ascii="Arial" w:hAnsi="Arial" w:cs="Arial"/>
+                <w:color w:val="000000" w:themeColor="text1"/>
+                <w:szCs w:val="22"/>
+              </w:rPr>
+              <w:t>{{ baris</w:t>
+            </w:r>
+            <w:proofErr w:type="gramEnd"/>
+            <w:r>
+              <w:rPr>
+                <w:rFonts w:ascii="Arial" w:hAnsi="Arial" w:cs="Arial"/>
+                <w:color w:val="000000" w:themeColor="text1"/>
+                <w:szCs w:val="22"/>
+              </w:rPr>
+              <w:t>[0</w:t>
+            </w:r>
+            <w:proofErr w:type="gramStart"/>
+            <w:r>
+              <w:rPr>
+                <w:rFonts w:ascii="Arial" w:hAnsi="Arial" w:cs="Arial"/>
+                <w:color w:val="000000" w:themeColor="text1"/>
+                <w:szCs w:val="22"/>
+              </w:rPr>
+              <w:t>].gambar</w:t>
+            </w:r>
+            <w:proofErr w:type="gramEnd"/>
+            <w:r>
+              <w:rPr>
+                <w:rFonts w:ascii="Arial" w:hAnsi="Arial" w:cs="Arial"/>
+                <w:color w:val="000000" w:themeColor="text1"/>
+                <w:szCs w:val="22"/>
+              </w:rPr>
+              <w:t xml:space="preserve"> }}</w:t>
+            </w:r>
+          </w:p>
+          <w:p>
+            <w:pPr>
+              <w:rPr>
+                <w:rFonts w:ascii="Arial" w:hAnsi="Arial" w:cs="Arial"/>
+                <w:color w:val="000000" w:themeColor="text1"/>
+                <w:szCs w:val="22"/>
+              </w:rPr>
+            </w:pPr>
+            <w:r>
+              <w:rPr>
+                <w:rFonts w:ascii="Arial" w:hAnsi="Arial" w:cs="Arial"/>
+                <w:color w:val="000000" w:themeColor="text1"/>
+                <w:szCs w:val="22"/>
+              </w:rPr>
+              <w:t xml:space="preserve">Keterangan: </w:t>
+            </w:r>
+            <w:proofErr w:type="gramStart"/>
+            <w:r>
+              <w:rPr>
+                <w:rFonts w:ascii="Arial" w:hAnsi="Arial" w:cs="Arial"/>
+                <w:color w:val="000000" w:themeColor="text1"/>
+                <w:szCs w:val="22"/>
+              </w:rPr>
+              <w:t>{{ baris</w:t>
+            </w:r>
+            <w:proofErr w:type="gramEnd"/>
+            <w:r>
+              <w:rPr>
+                <w:rFonts w:ascii="Arial" w:hAnsi="Arial" w:cs="Arial"/>
+                <w:color w:val="000000" w:themeColor="text1"/>
+                <w:szCs w:val="22"/>
+              </w:rPr>
+              <w:t>[0</w:t>
+            </w:r>
+            <w:proofErr w:type="gramStart"/>
+            <w:r>
+              <w:rPr>
+                <w:rFonts w:ascii="Arial" w:hAnsi="Arial" w:cs="Arial"/>
+                <w:color w:val="000000" w:themeColor="text1"/>
+                <w:szCs w:val="22"/>
+              </w:rPr>
+              <w:t>].keterangan</w:t>
+            </w:r>
+            <w:proofErr w:type="gramEnd"/>
+            <w:r>
+              <w:rPr>
+                <w:rFonts w:ascii="Arial" w:hAnsi="Arial" w:cs="Arial"/>
+                <w:color w:val="000000" w:themeColor="text1"/>
+                <w:szCs w:val="22"/>
+              </w:rPr>
+              <w:t xml:space="preserve"> }}</w:t>
             </w:r>
           </w:p>
           <w:p>
@@ -15092,7 +16631,25 @@
           <w:color w:val="000000" w:themeColor="text1"/>
           <w:szCs w:val="22"/>
         </w:rPr>
-        <w:t xml:space="preserve"> | batch(2, None) %}</w:t>
+        <w:t xml:space="preserve"> | </w:t>
+      </w:r>
+      <w:proofErr w:type="gramStart"/>
+      <w:r>
+        <w:rPr>
+          <w:rFonts w:ascii="Arial" w:hAnsi="Arial" w:cs="Arial"/>
+          <w:color w:val="000000" w:themeColor="text1"/>
+          <w:szCs w:val="22"/>
+        </w:rPr>
+        <w:t>batch(</w:t>
+      </w:r>
+      <w:proofErr w:type="gramEnd"/>
+      <w:r>
+        <w:rPr>
+          <w:rFonts w:ascii="Arial" w:hAnsi="Arial" w:cs="Arial"/>
+          <w:color w:val="000000" w:themeColor="text1"/>
+          <w:szCs w:val="22"/>
+        </w:rPr>
+        <w:t>2, None) %}</w:t>
       </w:r>
     </w:p>
     <w:tbl>
@@ -15126,41 +16683,123 @@
                 <w:color w:val="000000" w:themeColor="text1"/>
                 <w:szCs w:val="22"/>
               </w:rPr>
-              <w:t>{% if baris[0] %}</w:t>
-            </w:r>
-          </w:p>
-          <w:p>
-            <w:pPr>
-              <w:rPr>
-                <w:rFonts w:ascii="Arial" w:hAnsi="Arial" w:cs="Arial"/>
-                <w:color w:val="000000" w:themeColor="text1"/>
-                <w:szCs w:val="22"/>
-              </w:rPr>
-            </w:pPr>
-            <w:r>
-              <w:rPr>
-                <w:rFonts w:ascii="Arial" w:hAnsi="Arial" w:cs="Arial"/>
-                <w:color w:val="000000" w:themeColor="text1"/>
-                <w:szCs w:val="22"/>
-              </w:rPr>
-              <w:t>{{ baris[0].gambar }}</w:t>
-            </w:r>
-          </w:p>
-          <w:p>
-            <w:pPr>
-              <w:rPr>
-                <w:rFonts w:ascii="Arial" w:hAnsi="Arial" w:cs="Arial"/>
-                <w:color w:val="000000" w:themeColor="text1"/>
-                <w:szCs w:val="22"/>
-              </w:rPr>
-            </w:pPr>
-            <w:r>
-              <w:rPr>
-                <w:rFonts w:ascii="Arial" w:hAnsi="Arial" w:cs="Arial"/>
-                <w:color w:val="000000" w:themeColor="text1"/>
-                <w:szCs w:val="22"/>
-              </w:rPr>
-              <w:t>Keterangan: {{ baris[0].keterangan }}</w:t>
+              <w:t xml:space="preserve">{% if </w:t>
+            </w:r>
+            <w:proofErr w:type="gramStart"/>
+            <w:r>
+              <w:rPr>
+                <w:rFonts w:ascii="Arial" w:hAnsi="Arial" w:cs="Arial"/>
+                <w:color w:val="000000" w:themeColor="text1"/>
+                <w:szCs w:val="22"/>
+              </w:rPr>
+              <w:t>baris[</w:t>
+            </w:r>
+            <w:proofErr w:type="gramEnd"/>
+            <w:r>
+              <w:rPr>
+                <w:rFonts w:ascii="Arial" w:hAnsi="Arial" w:cs="Arial"/>
+                <w:color w:val="000000" w:themeColor="text1"/>
+                <w:szCs w:val="22"/>
+              </w:rPr>
+              <w:t>0] %}</w:t>
+            </w:r>
+          </w:p>
+          <w:p>
+            <w:pPr>
+              <w:rPr>
+                <w:rFonts w:ascii="Arial" w:hAnsi="Arial" w:cs="Arial"/>
+                <w:color w:val="000000" w:themeColor="text1"/>
+                <w:szCs w:val="22"/>
+              </w:rPr>
+            </w:pPr>
+            <w:proofErr w:type="gramStart"/>
+            <w:r>
+              <w:rPr>
+                <w:rFonts w:ascii="Arial" w:hAnsi="Arial" w:cs="Arial"/>
+                <w:color w:val="000000" w:themeColor="text1"/>
+                <w:szCs w:val="22"/>
+              </w:rPr>
+              <w:t>{{ baris</w:t>
+            </w:r>
+            <w:proofErr w:type="gramEnd"/>
+            <w:r>
+              <w:rPr>
+                <w:rFonts w:ascii="Arial" w:hAnsi="Arial" w:cs="Arial"/>
+                <w:color w:val="000000" w:themeColor="text1"/>
+                <w:szCs w:val="22"/>
+              </w:rPr>
+              <w:t>[0</w:t>
+            </w:r>
+            <w:proofErr w:type="gramStart"/>
+            <w:r>
+              <w:rPr>
+                <w:rFonts w:ascii="Arial" w:hAnsi="Arial" w:cs="Arial"/>
+                <w:color w:val="000000" w:themeColor="text1"/>
+                <w:szCs w:val="22"/>
+              </w:rPr>
+              <w:t>].gambar</w:t>
+            </w:r>
+            <w:proofErr w:type="gramEnd"/>
+            <w:r>
+              <w:rPr>
+                <w:rFonts w:ascii="Arial" w:hAnsi="Arial" w:cs="Arial"/>
+                <w:color w:val="000000" w:themeColor="text1"/>
+                <w:szCs w:val="22"/>
+              </w:rPr>
+              <w:t xml:space="preserve"> }}</w:t>
+            </w:r>
+          </w:p>
+          <w:p>
+            <w:pPr>
+              <w:rPr>
+                <w:rFonts w:ascii="Arial" w:hAnsi="Arial" w:cs="Arial"/>
+                <w:color w:val="000000" w:themeColor="text1"/>
+                <w:szCs w:val="22"/>
+              </w:rPr>
+            </w:pPr>
+            <w:r>
+              <w:rPr>
+                <w:rFonts w:ascii="Arial" w:hAnsi="Arial" w:cs="Arial"/>
+                <w:color w:val="000000" w:themeColor="text1"/>
+                <w:szCs w:val="22"/>
+              </w:rPr>
+              <w:t xml:space="preserve">Keterangan: </w:t>
+            </w:r>
+            <w:proofErr w:type="gramStart"/>
+            <w:r>
+              <w:rPr>
+                <w:rFonts w:ascii="Arial" w:hAnsi="Arial" w:cs="Arial"/>
+                <w:color w:val="000000" w:themeColor="text1"/>
+                <w:szCs w:val="22"/>
+              </w:rPr>
+              <w:t>{{ baris</w:t>
+            </w:r>
+            <w:proofErr w:type="gramEnd"/>
+            <w:r>
+              <w:rPr>
+                <w:rFonts w:ascii="Arial" w:hAnsi="Arial" w:cs="Arial"/>
+                <w:color w:val="000000" w:themeColor="text1"/>
+                <w:szCs w:val="22"/>
+              </w:rPr>
+              <w:t>[0</w:t>
+            </w:r>
+            <w:proofErr w:type="gramStart"/>
+            <w:r>
+              <w:rPr>
+                <w:rFonts w:ascii="Arial" w:hAnsi="Arial" w:cs="Arial"/>
+                <w:color w:val="000000" w:themeColor="text1"/>
+                <w:szCs w:val="22"/>
+              </w:rPr>
+              <w:t>].keterangan</w:t>
+            </w:r>
+            <w:proofErr w:type="gramEnd"/>
+            <w:r>
+              <w:rPr>
+                <w:rFonts w:ascii="Arial" w:hAnsi="Arial" w:cs="Arial"/>
+                <w:color w:val="000000" w:themeColor="text1"/>
+                <w:szCs w:val="22"/>
+              </w:rPr>
+              <w:t xml:space="preserve"> }}</w:t>
             </w:r>
           </w:p>
           <w:p>
@@ -15526,7 +17165,25 @@
           <w:color w:val="000000" w:themeColor="text1"/>
           <w:szCs w:val="22"/>
         </w:rPr>
-        <w:t xml:space="preserve"> | batch(2, None) %}</w:t>
+        <w:t xml:space="preserve"> | </w:t>
+      </w:r>
+      <w:proofErr w:type="gramStart"/>
+      <w:r>
+        <w:rPr>
+          <w:rFonts w:ascii="Arial" w:hAnsi="Arial" w:cs="Arial"/>
+          <w:color w:val="000000" w:themeColor="text1"/>
+          <w:szCs w:val="22"/>
+        </w:rPr>
+        <w:t>batch(</w:t>
+      </w:r>
+      <w:proofErr w:type="gramEnd"/>
+      <w:r>
+        <w:rPr>
+          <w:rFonts w:ascii="Arial" w:hAnsi="Arial" w:cs="Arial"/>
+          <w:color w:val="000000" w:themeColor="text1"/>
+          <w:szCs w:val="22"/>
+        </w:rPr>
+        <w:t>2, None) %}</w:t>
       </w:r>
     </w:p>
     <w:tbl>
@@ -15560,41 +17217,123 @@
                 <w:color w:val="000000" w:themeColor="text1"/>
                 <w:szCs w:val="22"/>
               </w:rPr>
-              <w:t>{% if baris[0] %}</w:t>
-            </w:r>
-          </w:p>
-          <w:p>
-            <w:pPr>
-              <w:rPr>
-                <w:rFonts w:ascii="Arial" w:hAnsi="Arial" w:cs="Arial"/>
-                <w:color w:val="000000" w:themeColor="text1"/>
-                <w:szCs w:val="22"/>
-              </w:rPr>
-            </w:pPr>
-            <w:r>
-              <w:rPr>
-                <w:rFonts w:ascii="Arial" w:hAnsi="Arial" w:cs="Arial"/>
-                <w:color w:val="000000" w:themeColor="text1"/>
-                <w:szCs w:val="22"/>
-              </w:rPr>
-              <w:t>{{ baris[0].gambar }}</w:t>
-            </w:r>
-          </w:p>
-          <w:p>
-            <w:pPr>
-              <w:rPr>
-                <w:rFonts w:ascii="Arial" w:hAnsi="Arial" w:cs="Arial"/>
-                <w:color w:val="000000" w:themeColor="text1"/>
-                <w:szCs w:val="22"/>
-              </w:rPr>
-            </w:pPr>
-            <w:r>
-              <w:rPr>
-                <w:rFonts w:ascii="Arial" w:hAnsi="Arial" w:cs="Arial"/>
-                <w:color w:val="000000" w:themeColor="text1"/>
-                <w:szCs w:val="22"/>
-              </w:rPr>
-              <w:t>Keterangan: {{ baris[0].keterangan }}</w:t>
+              <w:t xml:space="preserve">{% if </w:t>
+            </w:r>
+            <w:proofErr w:type="gramStart"/>
+            <w:r>
+              <w:rPr>
+                <w:rFonts w:ascii="Arial" w:hAnsi="Arial" w:cs="Arial"/>
+                <w:color w:val="000000" w:themeColor="text1"/>
+                <w:szCs w:val="22"/>
+              </w:rPr>
+              <w:t>baris[</w:t>
+            </w:r>
+            <w:proofErr w:type="gramEnd"/>
+            <w:r>
+              <w:rPr>
+                <w:rFonts w:ascii="Arial" w:hAnsi="Arial" w:cs="Arial"/>
+                <w:color w:val="000000" w:themeColor="text1"/>
+                <w:szCs w:val="22"/>
+              </w:rPr>
+              <w:t>0] %}</w:t>
+            </w:r>
+          </w:p>
+          <w:p>
+            <w:pPr>
+              <w:rPr>
+                <w:rFonts w:ascii="Arial" w:hAnsi="Arial" w:cs="Arial"/>
+                <w:color w:val="000000" w:themeColor="text1"/>
+                <w:szCs w:val="22"/>
+              </w:rPr>
+            </w:pPr>
+            <w:proofErr w:type="gramStart"/>
+            <w:r>
+              <w:rPr>
+                <w:rFonts w:ascii="Arial" w:hAnsi="Arial" w:cs="Arial"/>
+                <w:color w:val="000000" w:themeColor="text1"/>
+                <w:szCs w:val="22"/>
+              </w:rPr>
+              <w:t>{{ baris</w:t>
+            </w:r>
+            <w:proofErr w:type="gramEnd"/>
+            <w:r>
+              <w:rPr>
+                <w:rFonts w:ascii="Arial" w:hAnsi="Arial" w:cs="Arial"/>
+                <w:color w:val="000000" w:themeColor="text1"/>
+                <w:szCs w:val="22"/>
+              </w:rPr>
+              <w:t>[0</w:t>
+            </w:r>
+            <w:proofErr w:type="gramStart"/>
+            <w:r>
+              <w:rPr>
+                <w:rFonts w:ascii="Arial" w:hAnsi="Arial" w:cs="Arial"/>
+                <w:color w:val="000000" w:themeColor="text1"/>
+                <w:szCs w:val="22"/>
+              </w:rPr>
+              <w:t>].gambar</w:t>
+            </w:r>
+            <w:proofErr w:type="gramEnd"/>
+            <w:r>
+              <w:rPr>
+                <w:rFonts w:ascii="Arial" w:hAnsi="Arial" w:cs="Arial"/>
+                <w:color w:val="000000" w:themeColor="text1"/>
+                <w:szCs w:val="22"/>
+              </w:rPr>
+              <w:t xml:space="preserve"> }}</w:t>
+            </w:r>
+          </w:p>
+          <w:p>
+            <w:pPr>
+              <w:rPr>
+                <w:rFonts w:ascii="Arial" w:hAnsi="Arial" w:cs="Arial"/>
+                <w:color w:val="000000" w:themeColor="text1"/>
+                <w:szCs w:val="22"/>
+              </w:rPr>
+            </w:pPr>
+            <w:r>
+              <w:rPr>
+                <w:rFonts w:ascii="Arial" w:hAnsi="Arial" w:cs="Arial"/>
+                <w:color w:val="000000" w:themeColor="text1"/>
+                <w:szCs w:val="22"/>
+              </w:rPr>
+              <w:t xml:space="preserve">Keterangan: </w:t>
+            </w:r>
+            <w:proofErr w:type="gramStart"/>
+            <w:r>
+              <w:rPr>
+                <w:rFonts w:ascii="Arial" w:hAnsi="Arial" w:cs="Arial"/>
+                <w:color w:val="000000" w:themeColor="text1"/>
+                <w:szCs w:val="22"/>
+              </w:rPr>
+              <w:t>{{ baris</w:t>
+            </w:r>
+            <w:proofErr w:type="gramEnd"/>
+            <w:r>
+              <w:rPr>
+                <w:rFonts w:ascii="Arial" w:hAnsi="Arial" w:cs="Arial"/>
+                <w:color w:val="000000" w:themeColor="text1"/>
+                <w:szCs w:val="22"/>
+              </w:rPr>
+              <w:t>[0</w:t>
+            </w:r>
+            <w:proofErr w:type="gramStart"/>
+            <w:r>
+              <w:rPr>
+                <w:rFonts w:ascii="Arial" w:hAnsi="Arial" w:cs="Arial"/>
+                <w:color w:val="000000" w:themeColor="text1"/>
+                <w:szCs w:val="22"/>
+              </w:rPr>
+              <w:t>].keterangan</w:t>
+            </w:r>
+            <w:proofErr w:type="gramEnd"/>
+            <w:r>
+              <w:rPr>
+                <w:rFonts w:ascii="Arial" w:hAnsi="Arial" w:cs="Arial"/>
+                <w:color w:val="000000" w:themeColor="text1"/>
+                <w:szCs w:val="22"/>
+              </w:rPr>
+              <w:t xml:space="preserve"> }}</w:t>
             </w:r>
           </w:p>
           <w:p>
@@ -15895,7 +17634,25 @@
           <w:color w:val="000000" w:themeColor="text1"/>
           <w:szCs w:val="22"/>
         </w:rPr>
-        <w:t xml:space="preserve"> | batch(2, None) %}</w:t>
+        <w:t xml:space="preserve"> | </w:t>
+      </w:r>
+      <w:proofErr w:type="gramStart"/>
+      <w:r>
+        <w:rPr>
+          <w:rFonts w:ascii="Arial" w:hAnsi="Arial" w:cs="Arial"/>
+          <w:color w:val="000000" w:themeColor="text1"/>
+          <w:szCs w:val="22"/>
+        </w:rPr>
+        <w:t>batch(</w:t>
+      </w:r>
+      <w:proofErr w:type="gramEnd"/>
+      <w:r>
+        <w:rPr>
+          <w:rFonts w:ascii="Arial" w:hAnsi="Arial" w:cs="Arial"/>
+          <w:color w:val="000000" w:themeColor="text1"/>
+          <w:szCs w:val="22"/>
+        </w:rPr>
+        <w:t>2, None) %}</w:t>
       </w:r>
     </w:p>
     <w:tbl>
@@ -15929,41 +17686,123 @@
                 <w:color w:val="000000" w:themeColor="text1"/>
                 <w:szCs w:val="22"/>
               </w:rPr>
-              <w:t>{% if baris[0] %}</w:t>
-            </w:r>
-          </w:p>
-          <w:p>
-            <w:pPr>
-              <w:rPr>
-                <w:rFonts w:ascii="Arial" w:hAnsi="Arial" w:cs="Arial"/>
-                <w:color w:val="000000" w:themeColor="text1"/>
-                <w:szCs w:val="22"/>
-              </w:rPr>
-            </w:pPr>
-            <w:r>
-              <w:rPr>
-                <w:rFonts w:ascii="Arial" w:hAnsi="Arial" w:cs="Arial"/>
-                <w:color w:val="000000" w:themeColor="text1"/>
-                <w:szCs w:val="22"/>
-              </w:rPr>
-              <w:t>{{ baris[0].gambar }}</w:t>
-            </w:r>
-          </w:p>
-          <w:p>
-            <w:pPr>
-              <w:rPr>
-                <w:rFonts w:ascii="Arial" w:hAnsi="Arial" w:cs="Arial"/>
-                <w:color w:val="000000" w:themeColor="text1"/>
-                <w:szCs w:val="22"/>
-              </w:rPr>
-            </w:pPr>
-            <w:r>
-              <w:rPr>
-                <w:rFonts w:ascii="Arial" w:hAnsi="Arial" w:cs="Arial"/>
-                <w:color w:val="000000" w:themeColor="text1"/>
-                <w:szCs w:val="22"/>
-              </w:rPr>
-              <w:t>Keterangan: {{ baris[0].keterangan }}</w:t>
+              <w:t xml:space="preserve">{% if </w:t>
+            </w:r>
+            <w:proofErr w:type="gramStart"/>
+            <w:r>
+              <w:rPr>
+                <w:rFonts w:ascii="Arial" w:hAnsi="Arial" w:cs="Arial"/>
+                <w:color w:val="000000" w:themeColor="text1"/>
+                <w:szCs w:val="22"/>
+              </w:rPr>
+              <w:t>baris[</w:t>
+            </w:r>
+            <w:proofErr w:type="gramEnd"/>
+            <w:r>
+              <w:rPr>
+                <w:rFonts w:ascii="Arial" w:hAnsi="Arial" w:cs="Arial"/>
+                <w:color w:val="000000" w:themeColor="text1"/>
+                <w:szCs w:val="22"/>
+              </w:rPr>
+              <w:t>0] %}</w:t>
+            </w:r>
+          </w:p>
+          <w:p>
+            <w:pPr>
+              <w:rPr>
+                <w:rFonts w:ascii="Arial" w:hAnsi="Arial" w:cs="Arial"/>
+                <w:color w:val="000000" w:themeColor="text1"/>
+                <w:szCs w:val="22"/>
+              </w:rPr>
+            </w:pPr>
+            <w:proofErr w:type="gramStart"/>
+            <w:r>
+              <w:rPr>
+                <w:rFonts w:ascii="Arial" w:hAnsi="Arial" w:cs="Arial"/>
+                <w:color w:val="000000" w:themeColor="text1"/>
+                <w:szCs w:val="22"/>
+              </w:rPr>
+              <w:t>{{ baris</w:t>
+            </w:r>
+            <w:proofErr w:type="gramEnd"/>
+            <w:r>
+              <w:rPr>
+                <w:rFonts w:ascii="Arial" w:hAnsi="Arial" w:cs="Arial"/>
+                <w:color w:val="000000" w:themeColor="text1"/>
+                <w:szCs w:val="22"/>
+              </w:rPr>
+              <w:t>[0</w:t>
+            </w:r>
+            <w:proofErr w:type="gramStart"/>
+            <w:r>
+              <w:rPr>
+                <w:rFonts w:ascii="Arial" w:hAnsi="Arial" w:cs="Arial"/>
+                <w:color w:val="000000" w:themeColor="text1"/>
+                <w:szCs w:val="22"/>
+              </w:rPr>
+              <w:t>].gambar</w:t>
+            </w:r>
+            <w:proofErr w:type="gramEnd"/>
+            <w:r>
+              <w:rPr>
+                <w:rFonts w:ascii="Arial" w:hAnsi="Arial" w:cs="Arial"/>
+                <w:color w:val="000000" w:themeColor="text1"/>
+                <w:szCs w:val="22"/>
+              </w:rPr>
+              <w:t xml:space="preserve"> }}</w:t>
+            </w:r>
+          </w:p>
+          <w:p>
+            <w:pPr>
+              <w:rPr>
+                <w:rFonts w:ascii="Arial" w:hAnsi="Arial" w:cs="Arial"/>
+                <w:color w:val="000000" w:themeColor="text1"/>
+                <w:szCs w:val="22"/>
+              </w:rPr>
+            </w:pPr>
+            <w:r>
+              <w:rPr>
+                <w:rFonts w:ascii="Arial" w:hAnsi="Arial" w:cs="Arial"/>
+                <w:color w:val="000000" w:themeColor="text1"/>
+                <w:szCs w:val="22"/>
+              </w:rPr>
+              <w:t xml:space="preserve">Keterangan: </w:t>
+            </w:r>
+            <w:proofErr w:type="gramStart"/>
+            <w:r>
+              <w:rPr>
+                <w:rFonts w:ascii="Arial" w:hAnsi="Arial" w:cs="Arial"/>
+                <w:color w:val="000000" w:themeColor="text1"/>
+                <w:szCs w:val="22"/>
+              </w:rPr>
+              <w:t>{{ baris</w:t>
+            </w:r>
+            <w:proofErr w:type="gramEnd"/>
+            <w:r>
+              <w:rPr>
+                <w:rFonts w:ascii="Arial" w:hAnsi="Arial" w:cs="Arial"/>
+                <w:color w:val="000000" w:themeColor="text1"/>
+                <w:szCs w:val="22"/>
+              </w:rPr>
+              <w:t>[0</w:t>
+            </w:r>
+            <w:proofErr w:type="gramStart"/>
+            <w:r>
+              <w:rPr>
+                <w:rFonts w:ascii="Arial" w:hAnsi="Arial" w:cs="Arial"/>
+                <w:color w:val="000000" w:themeColor="text1"/>
+                <w:szCs w:val="22"/>
+              </w:rPr>
+              <w:t>].keterangan</w:t>
+            </w:r>
+            <w:proofErr w:type="gramEnd"/>
+            <w:r>
+              <w:rPr>
+                <w:rFonts w:ascii="Arial" w:hAnsi="Arial" w:cs="Arial"/>
+                <w:color w:val="000000" w:themeColor="text1"/>
+                <w:szCs w:val="22"/>
+              </w:rPr>
+              <w:t xml:space="preserve"> }}</w:t>
             </w:r>
           </w:p>
           <w:p>
@@ -16305,7 +18144,25 @@
           <w:color w:val="000000" w:themeColor="text1"/>
           <w:szCs w:val="22"/>
         </w:rPr>
-        <w:t xml:space="preserve"> | batch(2, None) %}</w:t>
+        <w:t xml:space="preserve"> | </w:t>
+      </w:r>
+      <w:proofErr w:type="gramStart"/>
+      <w:r>
+        <w:rPr>
+          <w:rFonts w:ascii="Arial" w:hAnsi="Arial" w:cs="Arial"/>
+          <w:color w:val="000000" w:themeColor="text1"/>
+          <w:szCs w:val="22"/>
+        </w:rPr>
+        <w:t>batch(</w:t>
+      </w:r>
+      <w:proofErr w:type="gramEnd"/>
+      <w:r>
+        <w:rPr>
+          <w:rFonts w:ascii="Arial" w:hAnsi="Arial" w:cs="Arial"/>
+          <w:color w:val="000000" w:themeColor="text1"/>
+          <w:szCs w:val="22"/>
+        </w:rPr>
+        <w:t>2, None) %}</w:t>
       </w:r>
     </w:p>
     <w:tbl>
@@ -16339,41 +18196,123 @@
                 <w:color w:val="000000" w:themeColor="text1"/>
                 <w:szCs w:val="22"/>
               </w:rPr>
-              <w:t>{% if baris[0] %}</w:t>
-            </w:r>
-          </w:p>
-          <w:p>
-            <w:pPr>
-              <w:rPr>
-                <w:rFonts w:ascii="Arial" w:hAnsi="Arial" w:cs="Arial"/>
-                <w:color w:val="000000" w:themeColor="text1"/>
-                <w:szCs w:val="22"/>
-              </w:rPr>
-            </w:pPr>
-            <w:r>
-              <w:rPr>
-                <w:rFonts w:ascii="Arial" w:hAnsi="Arial" w:cs="Arial"/>
-                <w:color w:val="000000" w:themeColor="text1"/>
-                <w:szCs w:val="22"/>
-              </w:rPr>
-              <w:t>{{ baris[0].gambar }}</w:t>
-            </w:r>
-          </w:p>
-          <w:p>
-            <w:pPr>
-              <w:rPr>
-                <w:rFonts w:ascii="Arial" w:hAnsi="Arial" w:cs="Arial"/>
-                <w:color w:val="000000" w:themeColor="text1"/>
-                <w:szCs w:val="22"/>
-              </w:rPr>
-            </w:pPr>
-            <w:r>
-              <w:rPr>
-                <w:rFonts w:ascii="Arial" w:hAnsi="Arial" w:cs="Arial"/>
-                <w:color w:val="000000" w:themeColor="text1"/>
-                <w:szCs w:val="22"/>
-              </w:rPr>
-              <w:t>Keterangan: {{ baris[0].keterangan }}</w:t>
+              <w:t xml:space="preserve">{% if </w:t>
+            </w:r>
+            <w:proofErr w:type="gramStart"/>
+            <w:r>
+              <w:rPr>
+                <w:rFonts w:ascii="Arial" w:hAnsi="Arial" w:cs="Arial"/>
+                <w:color w:val="000000" w:themeColor="text1"/>
+                <w:szCs w:val="22"/>
+              </w:rPr>
+              <w:t>baris[</w:t>
+            </w:r>
+            <w:proofErr w:type="gramEnd"/>
+            <w:r>
+              <w:rPr>
+                <w:rFonts w:ascii="Arial" w:hAnsi="Arial" w:cs="Arial"/>
+                <w:color w:val="000000" w:themeColor="text1"/>
+                <w:szCs w:val="22"/>
+              </w:rPr>
+              <w:t>0] %}</w:t>
+            </w:r>
+          </w:p>
+          <w:p>
+            <w:pPr>
+              <w:rPr>
+                <w:rFonts w:ascii="Arial" w:hAnsi="Arial" w:cs="Arial"/>
+                <w:color w:val="000000" w:themeColor="text1"/>
+                <w:szCs w:val="22"/>
+              </w:rPr>
+            </w:pPr>
+            <w:proofErr w:type="gramStart"/>
+            <w:r>
+              <w:rPr>
+                <w:rFonts w:ascii="Arial" w:hAnsi="Arial" w:cs="Arial"/>
+                <w:color w:val="000000" w:themeColor="text1"/>
+                <w:szCs w:val="22"/>
+              </w:rPr>
+              <w:t>{{ baris</w:t>
+            </w:r>
+            <w:proofErr w:type="gramEnd"/>
+            <w:r>
+              <w:rPr>
+                <w:rFonts w:ascii="Arial" w:hAnsi="Arial" w:cs="Arial"/>
+                <w:color w:val="000000" w:themeColor="text1"/>
+                <w:szCs w:val="22"/>
+              </w:rPr>
+              <w:t>[0</w:t>
+            </w:r>
+            <w:proofErr w:type="gramStart"/>
+            <w:r>
+              <w:rPr>
+                <w:rFonts w:ascii="Arial" w:hAnsi="Arial" w:cs="Arial"/>
+                <w:color w:val="000000" w:themeColor="text1"/>
+                <w:szCs w:val="22"/>
+              </w:rPr>
+              <w:t>].gambar</w:t>
+            </w:r>
+            <w:proofErr w:type="gramEnd"/>
+            <w:r>
+              <w:rPr>
+                <w:rFonts w:ascii="Arial" w:hAnsi="Arial" w:cs="Arial"/>
+                <w:color w:val="000000" w:themeColor="text1"/>
+                <w:szCs w:val="22"/>
+              </w:rPr>
+              <w:t xml:space="preserve"> }}</w:t>
+            </w:r>
+          </w:p>
+          <w:p>
+            <w:pPr>
+              <w:rPr>
+                <w:rFonts w:ascii="Arial" w:hAnsi="Arial" w:cs="Arial"/>
+                <w:color w:val="000000" w:themeColor="text1"/>
+                <w:szCs w:val="22"/>
+              </w:rPr>
+            </w:pPr>
+            <w:r>
+              <w:rPr>
+                <w:rFonts w:ascii="Arial" w:hAnsi="Arial" w:cs="Arial"/>
+                <w:color w:val="000000" w:themeColor="text1"/>
+                <w:szCs w:val="22"/>
+              </w:rPr>
+              <w:t xml:space="preserve">Keterangan: </w:t>
+            </w:r>
+            <w:proofErr w:type="gramStart"/>
+            <w:r>
+              <w:rPr>
+                <w:rFonts w:ascii="Arial" w:hAnsi="Arial" w:cs="Arial"/>
+                <w:color w:val="000000" w:themeColor="text1"/>
+                <w:szCs w:val="22"/>
+              </w:rPr>
+              <w:t>{{ baris</w:t>
+            </w:r>
+            <w:proofErr w:type="gramEnd"/>
+            <w:r>
+              <w:rPr>
+                <w:rFonts w:ascii="Arial" w:hAnsi="Arial" w:cs="Arial"/>
+                <w:color w:val="000000" w:themeColor="text1"/>
+                <w:szCs w:val="22"/>
+              </w:rPr>
+              <w:t>[0</w:t>
+            </w:r>
+            <w:proofErr w:type="gramStart"/>
+            <w:r>
+              <w:rPr>
+                <w:rFonts w:ascii="Arial" w:hAnsi="Arial" w:cs="Arial"/>
+                <w:color w:val="000000" w:themeColor="text1"/>
+                <w:szCs w:val="22"/>
+              </w:rPr>
+              <w:t>].keterangan</w:t>
+            </w:r>
+            <w:proofErr w:type="gramEnd"/>
+            <w:r>
+              <w:rPr>
+                <w:rFonts w:ascii="Arial" w:hAnsi="Arial" w:cs="Arial"/>
+                <w:color w:val="000000" w:themeColor="text1"/>
+                <w:szCs w:val="22"/>
+              </w:rPr>
+              <w:t xml:space="preserve"> }}</w:t>
             </w:r>
           </w:p>
           <w:p>
@@ -16700,7 +18639,25 @@
           <w:color w:val="000000" w:themeColor="text1"/>
           <w:szCs w:val="22"/>
         </w:rPr>
-        <w:t xml:space="preserve"> | batch(2, None) %}</w:t>
+        <w:t xml:space="preserve"> | </w:t>
+      </w:r>
+      <w:proofErr w:type="gramStart"/>
+      <w:r>
+        <w:rPr>
+          <w:rFonts w:ascii="Arial" w:hAnsi="Arial" w:cs="Arial"/>
+          <w:color w:val="000000" w:themeColor="text1"/>
+          <w:szCs w:val="22"/>
+        </w:rPr>
+        <w:t>batch(</w:t>
+      </w:r>
+      <w:proofErr w:type="gramEnd"/>
+      <w:r>
+        <w:rPr>
+          <w:rFonts w:ascii="Arial" w:hAnsi="Arial" w:cs="Arial"/>
+          <w:color w:val="000000" w:themeColor="text1"/>
+          <w:szCs w:val="22"/>
+        </w:rPr>
+        <w:t>2, None) %}</w:t>
       </w:r>
     </w:p>
     <w:tbl>
@@ -16734,41 +18691,123 @@
                 <w:color w:val="000000" w:themeColor="text1"/>
                 <w:szCs w:val="22"/>
               </w:rPr>
-              <w:t>{% if baris[0] %}</w:t>
-            </w:r>
-          </w:p>
-          <w:p>
-            <w:pPr>
-              <w:rPr>
-                <w:rFonts w:ascii="Arial" w:hAnsi="Arial" w:cs="Arial"/>
-                <w:color w:val="000000" w:themeColor="text1"/>
-                <w:szCs w:val="22"/>
-              </w:rPr>
-            </w:pPr>
-            <w:r>
-              <w:rPr>
-                <w:rFonts w:ascii="Arial" w:hAnsi="Arial" w:cs="Arial"/>
-                <w:color w:val="000000" w:themeColor="text1"/>
-                <w:szCs w:val="22"/>
-              </w:rPr>
-              <w:t>{{ baris[0].gambar }}</w:t>
-            </w:r>
-          </w:p>
-          <w:p>
-            <w:pPr>
-              <w:rPr>
-                <w:rFonts w:ascii="Arial" w:hAnsi="Arial" w:cs="Arial"/>
-                <w:color w:val="000000" w:themeColor="text1"/>
-                <w:szCs w:val="22"/>
-              </w:rPr>
-            </w:pPr>
-            <w:r>
-              <w:rPr>
-                <w:rFonts w:ascii="Arial" w:hAnsi="Arial" w:cs="Arial"/>
-                <w:color w:val="000000" w:themeColor="text1"/>
-                <w:szCs w:val="22"/>
-              </w:rPr>
-              <w:t>Keterangan: {{ baris[0].keterangan }}</w:t>
+              <w:t xml:space="preserve">{% if </w:t>
+            </w:r>
+            <w:proofErr w:type="gramStart"/>
+            <w:r>
+              <w:rPr>
+                <w:rFonts w:ascii="Arial" w:hAnsi="Arial" w:cs="Arial"/>
+                <w:color w:val="000000" w:themeColor="text1"/>
+                <w:szCs w:val="22"/>
+              </w:rPr>
+              <w:t>baris[</w:t>
+            </w:r>
+            <w:proofErr w:type="gramEnd"/>
+            <w:r>
+              <w:rPr>
+                <w:rFonts w:ascii="Arial" w:hAnsi="Arial" w:cs="Arial"/>
+                <w:color w:val="000000" w:themeColor="text1"/>
+                <w:szCs w:val="22"/>
+              </w:rPr>
+              <w:t>0] %}</w:t>
+            </w:r>
+          </w:p>
+          <w:p>
+            <w:pPr>
+              <w:rPr>
+                <w:rFonts w:ascii="Arial" w:hAnsi="Arial" w:cs="Arial"/>
+                <w:color w:val="000000" w:themeColor="text1"/>
+                <w:szCs w:val="22"/>
+              </w:rPr>
+            </w:pPr>
+            <w:proofErr w:type="gramStart"/>
+            <w:r>
+              <w:rPr>
+                <w:rFonts w:ascii="Arial" w:hAnsi="Arial" w:cs="Arial"/>
+                <w:color w:val="000000" w:themeColor="text1"/>
+                <w:szCs w:val="22"/>
+              </w:rPr>
+              <w:t>{{ baris</w:t>
+            </w:r>
+            <w:proofErr w:type="gramEnd"/>
+            <w:r>
+              <w:rPr>
+                <w:rFonts w:ascii="Arial" w:hAnsi="Arial" w:cs="Arial"/>
+                <w:color w:val="000000" w:themeColor="text1"/>
+                <w:szCs w:val="22"/>
+              </w:rPr>
+              <w:t>[0</w:t>
+            </w:r>
+            <w:proofErr w:type="gramStart"/>
+            <w:r>
+              <w:rPr>
+                <w:rFonts w:ascii="Arial" w:hAnsi="Arial" w:cs="Arial"/>
+                <w:color w:val="000000" w:themeColor="text1"/>
+                <w:szCs w:val="22"/>
+              </w:rPr>
+              <w:t>].gambar</w:t>
+            </w:r>
+            <w:proofErr w:type="gramEnd"/>
+            <w:r>
+              <w:rPr>
+                <w:rFonts w:ascii="Arial" w:hAnsi="Arial" w:cs="Arial"/>
+                <w:color w:val="000000" w:themeColor="text1"/>
+                <w:szCs w:val="22"/>
+              </w:rPr>
+              <w:t xml:space="preserve"> }}</w:t>
+            </w:r>
+          </w:p>
+          <w:p>
+            <w:pPr>
+              <w:rPr>
+                <w:rFonts w:ascii="Arial" w:hAnsi="Arial" w:cs="Arial"/>
+                <w:color w:val="000000" w:themeColor="text1"/>
+                <w:szCs w:val="22"/>
+              </w:rPr>
+            </w:pPr>
+            <w:r>
+              <w:rPr>
+                <w:rFonts w:ascii="Arial" w:hAnsi="Arial" w:cs="Arial"/>
+                <w:color w:val="000000" w:themeColor="text1"/>
+                <w:szCs w:val="22"/>
+              </w:rPr>
+              <w:t xml:space="preserve">Keterangan: </w:t>
+            </w:r>
+            <w:proofErr w:type="gramStart"/>
+            <w:r>
+              <w:rPr>
+                <w:rFonts w:ascii="Arial" w:hAnsi="Arial" w:cs="Arial"/>
+                <w:color w:val="000000" w:themeColor="text1"/>
+                <w:szCs w:val="22"/>
+              </w:rPr>
+              <w:t>{{ baris</w:t>
+            </w:r>
+            <w:proofErr w:type="gramEnd"/>
+            <w:r>
+              <w:rPr>
+                <w:rFonts w:ascii="Arial" w:hAnsi="Arial" w:cs="Arial"/>
+                <w:color w:val="000000" w:themeColor="text1"/>
+                <w:szCs w:val="22"/>
+              </w:rPr>
+              <w:t>[0</w:t>
+            </w:r>
+            <w:proofErr w:type="gramStart"/>
+            <w:r>
+              <w:rPr>
+                <w:rFonts w:ascii="Arial" w:hAnsi="Arial" w:cs="Arial"/>
+                <w:color w:val="000000" w:themeColor="text1"/>
+                <w:szCs w:val="22"/>
+              </w:rPr>
+              <w:t>].keterangan</w:t>
+            </w:r>
+            <w:proofErr w:type="gramEnd"/>
+            <w:r>
+              <w:rPr>
+                <w:rFonts w:ascii="Arial" w:hAnsi="Arial" w:cs="Arial"/>
+                <w:color w:val="000000" w:themeColor="text1"/>
+                <w:szCs w:val="22"/>
+              </w:rPr>
+              <w:t xml:space="preserve"> }}</w:t>
             </w:r>
           </w:p>
           <w:p>
@@ -17059,7 +19098,25 @@
           <w:color w:val="000000" w:themeColor="text1"/>
           <w:szCs w:val="22"/>
         </w:rPr>
-        <w:t xml:space="preserve"> | batch(2, None) %}</w:t>
+        <w:t xml:space="preserve"> | </w:t>
+      </w:r>
+      <w:proofErr w:type="gramStart"/>
+      <w:r>
+        <w:rPr>
+          <w:rFonts w:ascii="Arial" w:hAnsi="Arial" w:cs="Arial"/>
+          <w:color w:val="000000" w:themeColor="text1"/>
+          <w:szCs w:val="22"/>
+        </w:rPr>
+        <w:t>batch(</w:t>
+      </w:r>
+      <w:proofErr w:type="gramEnd"/>
+      <w:r>
+        <w:rPr>
+          <w:rFonts w:ascii="Arial" w:hAnsi="Arial" w:cs="Arial"/>
+          <w:color w:val="000000" w:themeColor="text1"/>
+          <w:szCs w:val="22"/>
+        </w:rPr>
+        <w:t>2, None) %}</w:t>
       </w:r>
     </w:p>
     <w:tbl>
@@ -17093,41 +19150,123 @@
                 <w:color w:val="000000" w:themeColor="text1"/>
                 <w:szCs w:val="22"/>
               </w:rPr>
-              <w:t>{% if baris[0] %}</w:t>
-            </w:r>
-          </w:p>
-          <w:p>
-            <w:pPr>
-              <w:rPr>
-                <w:rFonts w:ascii="Arial" w:hAnsi="Arial" w:cs="Arial"/>
-                <w:color w:val="000000" w:themeColor="text1"/>
-                <w:szCs w:val="22"/>
-              </w:rPr>
-            </w:pPr>
-            <w:r>
-              <w:rPr>
-                <w:rFonts w:ascii="Arial" w:hAnsi="Arial" w:cs="Arial"/>
-                <w:color w:val="000000" w:themeColor="text1"/>
-                <w:szCs w:val="22"/>
-              </w:rPr>
-              <w:t>{{ baris[0].gambar }}</w:t>
-            </w:r>
-          </w:p>
-          <w:p>
-            <w:pPr>
-              <w:rPr>
-                <w:rFonts w:ascii="Arial" w:hAnsi="Arial" w:cs="Arial"/>
-                <w:color w:val="000000" w:themeColor="text1"/>
-                <w:szCs w:val="22"/>
-              </w:rPr>
-            </w:pPr>
-            <w:r>
-              <w:rPr>
-                <w:rFonts w:ascii="Arial" w:hAnsi="Arial" w:cs="Arial"/>
-                <w:color w:val="000000" w:themeColor="text1"/>
-                <w:szCs w:val="22"/>
-              </w:rPr>
-              <w:t>Keterangan: {{ baris[0].keterangan }}</w:t>
+              <w:t xml:space="preserve">{% if </w:t>
+            </w:r>
+            <w:proofErr w:type="gramStart"/>
+            <w:r>
+              <w:rPr>
+                <w:rFonts w:ascii="Arial" w:hAnsi="Arial" w:cs="Arial"/>
+                <w:color w:val="000000" w:themeColor="text1"/>
+                <w:szCs w:val="22"/>
+              </w:rPr>
+              <w:t>baris[</w:t>
+            </w:r>
+            <w:proofErr w:type="gramEnd"/>
+            <w:r>
+              <w:rPr>
+                <w:rFonts w:ascii="Arial" w:hAnsi="Arial" w:cs="Arial"/>
+                <w:color w:val="000000" w:themeColor="text1"/>
+                <w:szCs w:val="22"/>
+              </w:rPr>
+              <w:t>0] %}</w:t>
+            </w:r>
+          </w:p>
+          <w:p>
+            <w:pPr>
+              <w:rPr>
+                <w:rFonts w:ascii="Arial" w:hAnsi="Arial" w:cs="Arial"/>
+                <w:color w:val="000000" w:themeColor="text1"/>
+                <w:szCs w:val="22"/>
+              </w:rPr>
+            </w:pPr>
+            <w:proofErr w:type="gramStart"/>
+            <w:r>
+              <w:rPr>
+                <w:rFonts w:ascii="Arial" w:hAnsi="Arial" w:cs="Arial"/>
+                <w:color w:val="000000" w:themeColor="text1"/>
+                <w:szCs w:val="22"/>
+              </w:rPr>
+              <w:t>{{ baris</w:t>
+            </w:r>
+            <w:proofErr w:type="gramEnd"/>
+            <w:r>
+              <w:rPr>
+                <w:rFonts w:ascii="Arial" w:hAnsi="Arial" w:cs="Arial"/>
+                <w:color w:val="000000" w:themeColor="text1"/>
+                <w:szCs w:val="22"/>
+              </w:rPr>
+              <w:t>[0</w:t>
+            </w:r>
+            <w:proofErr w:type="gramStart"/>
+            <w:r>
+              <w:rPr>
+                <w:rFonts w:ascii="Arial" w:hAnsi="Arial" w:cs="Arial"/>
+                <w:color w:val="000000" w:themeColor="text1"/>
+                <w:szCs w:val="22"/>
+              </w:rPr>
+              <w:t>].gambar</w:t>
+            </w:r>
+            <w:proofErr w:type="gramEnd"/>
+            <w:r>
+              <w:rPr>
+                <w:rFonts w:ascii="Arial" w:hAnsi="Arial" w:cs="Arial"/>
+                <w:color w:val="000000" w:themeColor="text1"/>
+                <w:szCs w:val="22"/>
+              </w:rPr>
+              <w:t xml:space="preserve"> }}</w:t>
+            </w:r>
+          </w:p>
+          <w:p>
+            <w:pPr>
+              <w:rPr>
+                <w:rFonts w:ascii="Arial" w:hAnsi="Arial" w:cs="Arial"/>
+                <w:color w:val="000000" w:themeColor="text1"/>
+                <w:szCs w:val="22"/>
+              </w:rPr>
+            </w:pPr>
+            <w:r>
+              <w:rPr>
+                <w:rFonts w:ascii="Arial" w:hAnsi="Arial" w:cs="Arial"/>
+                <w:color w:val="000000" w:themeColor="text1"/>
+                <w:szCs w:val="22"/>
+              </w:rPr>
+              <w:t xml:space="preserve">Keterangan: </w:t>
+            </w:r>
+            <w:proofErr w:type="gramStart"/>
+            <w:r>
+              <w:rPr>
+                <w:rFonts w:ascii="Arial" w:hAnsi="Arial" w:cs="Arial"/>
+                <w:color w:val="000000" w:themeColor="text1"/>
+                <w:szCs w:val="22"/>
+              </w:rPr>
+              <w:t>{{ baris</w:t>
+            </w:r>
+            <w:proofErr w:type="gramEnd"/>
+            <w:r>
+              <w:rPr>
+                <w:rFonts w:ascii="Arial" w:hAnsi="Arial" w:cs="Arial"/>
+                <w:color w:val="000000" w:themeColor="text1"/>
+                <w:szCs w:val="22"/>
+              </w:rPr>
+              <w:t>[0</w:t>
+            </w:r>
+            <w:proofErr w:type="gramStart"/>
+            <w:r>
+              <w:rPr>
+                <w:rFonts w:ascii="Arial" w:hAnsi="Arial" w:cs="Arial"/>
+                <w:color w:val="000000" w:themeColor="text1"/>
+                <w:szCs w:val="22"/>
+              </w:rPr>
+              <w:t>].keterangan</w:t>
+            </w:r>
+            <w:proofErr w:type="gramEnd"/>
+            <w:r>
+              <w:rPr>
+                <w:rFonts w:ascii="Arial" w:hAnsi="Arial" w:cs="Arial"/>
+                <w:color w:val="000000" w:themeColor="text1"/>
+                <w:szCs w:val="22"/>
+              </w:rPr>
+              <w:t xml:space="preserve"> }}</w:t>
             </w:r>
           </w:p>
           <w:p>
@@ -17374,7 +19513,25 @@
           <w:color w:val="000000" w:themeColor="text1"/>
           <w:szCs w:val="22"/>
         </w:rPr>
-        <w:t xml:space="preserve"> | batch(2, None) %}</w:t>
+        <w:t xml:space="preserve"> | </w:t>
+      </w:r>
+      <w:proofErr w:type="gramStart"/>
+      <w:r>
+        <w:rPr>
+          <w:rFonts w:ascii="Arial" w:hAnsi="Arial" w:cs="Arial"/>
+          <w:color w:val="000000" w:themeColor="text1"/>
+          <w:szCs w:val="22"/>
+        </w:rPr>
+        <w:t>batch(</w:t>
+      </w:r>
+      <w:proofErr w:type="gramEnd"/>
+      <w:r>
+        <w:rPr>
+          <w:rFonts w:ascii="Arial" w:hAnsi="Arial" w:cs="Arial"/>
+          <w:color w:val="000000" w:themeColor="text1"/>
+          <w:szCs w:val="22"/>
+        </w:rPr>
+        <w:t>2, None) %}</w:t>
       </w:r>
     </w:p>
     <w:tbl>
@@ -17408,41 +19565,123 @@
                 <w:color w:val="000000" w:themeColor="text1"/>
                 <w:szCs w:val="22"/>
               </w:rPr>
-              <w:t>{% if baris[0] %}</w:t>
-            </w:r>
-          </w:p>
-          <w:p>
-            <w:pPr>
-              <w:rPr>
-                <w:rFonts w:ascii="Arial" w:hAnsi="Arial" w:cs="Arial"/>
-                <w:color w:val="000000" w:themeColor="text1"/>
-                <w:szCs w:val="22"/>
-              </w:rPr>
-            </w:pPr>
-            <w:r>
-              <w:rPr>
-                <w:rFonts w:ascii="Arial" w:hAnsi="Arial" w:cs="Arial"/>
-                <w:color w:val="000000" w:themeColor="text1"/>
-                <w:szCs w:val="22"/>
-              </w:rPr>
-              <w:t>{{ baris[0].gambar }}</w:t>
-            </w:r>
-          </w:p>
-          <w:p>
-            <w:pPr>
-              <w:rPr>
-                <w:rFonts w:ascii="Arial" w:hAnsi="Arial" w:cs="Arial"/>
-                <w:color w:val="000000" w:themeColor="text1"/>
-                <w:szCs w:val="22"/>
-              </w:rPr>
-            </w:pPr>
-            <w:r>
-              <w:rPr>
-                <w:rFonts w:ascii="Arial" w:hAnsi="Arial" w:cs="Arial"/>
-                <w:color w:val="000000" w:themeColor="text1"/>
-                <w:szCs w:val="22"/>
-              </w:rPr>
-              <w:t>Keterangan: {{ baris[0].keterangan }}</w:t>
+              <w:t xml:space="preserve">{% if </w:t>
+            </w:r>
+            <w:proofErr w:type="gramStart"/>
+            <w:r>
+              <w:rPr>
+                <w:rFonts w:ascii="Arial" w:hAnsi="Arial" w:cs="Arial"/>
+                <w:color w:val="000000" w:themeColor="text1"/>
+                <w:szCs w:val="22"/>
+              </w:rPr>
+              <w:t>baris[</w:t>
+            </w:r>
+            <w:proofErr w:type="gramEnd"/>
+            <w:r>
+              <w:rPr>
+                <w:rFonts w:ascii="Arial" w:hAnsi="Arial" w:cs="Arial"/>
+                <w:color w:val="000000" w:themeColor="text1"/>
+                <w:szCs w:val="22"/>
+              </w:rPr>
+              <w:t>0] %}</w:t>
+            </w:r>
+          </w:p>
+          <w:p>
+            <w:pPr>
+              <w:rPr>
+                <w:rFonts w:ascii="Arial" w:hAnsi="Arial" w:cs="Arial"/>
+                <w:color w:val="000000" w:themeColor="text1"/>
+                <w:szCs w:val="22"/>
+              </w:rPr>
+            </w:pPr>
+            <w:proofErr w:type="gramStart"/>
+            <w:r>
+              <w:rPr>
+                <w:rFonts w:ascii="Arial" w:hAnsi="Arial" w:cs="Arial"/>
+                <w:color w:val="000000" w:themeColor="text1"/>
+                <w:szCs w:val="22"/>
+              </w:rPr>
+              <w:t>{{ baris</w:t>
+            </w:r>
+            <w:proofErr w:type="gramEnd"/>
+            <w:r>
+              <w:rPr>
+                <w:rFonts w:ascii="Arial" w:hAnsi="Arial" w:cs="Arial"/>
+                <w:color w:val="000000" w:themeColor="text1"/>
+                <w:szCs w:val="22"/>
+              </w:rPr>
+              <w:t>[0</w:t>
+            </w:r>
+            <w:proofErr w:type="gramStart"/>
+            <w:r>
+              <w:rPr>
+                <w:rFonts w:ascii="Arial" w:hAnsi="Arial" w:cs="Arial"/>
+                <w:color w:val="000000" w:themeColor="text1"/>
+                <w:szCs w:val="22"/>
+              </w:rPr>
+              <w:t>].gambar</w:t>
+            </w:r>
+            <w:proofErr w:type="gramEnd"/>
+            <w:r>
+              <w:rPr>
+                <w:rFonts w:ascii="Arial" w:hAnsi="Arial" w:cs="Arial"/>
+                <w:color w:val="000000" w:themeColor="text1"/>
+                <w:szCs w:val="22"/>
+              </w:rPr>
+              <w:t xml:space="preserve"> }}</w:t>
+            </w:r>
+          </w:p>
+          <w:p>
+            <w:pPr>
+              <w:rPr>
+                <w:rFonts w:ascii="Arial" w:hAnsi="Arial" w:cs="Arial"/>
+                <w:color w:val="000000" w:themeColor="text1"/>
+                <w:szCs w:val="22"/>
+              </w:rPr>
+            </w:pPr>
+            <w:r>
+              <w:rPr>
+                <w:rFonts w:ascii="Arial" w:hAnsi="Arial" w:cs="Arial"/>
+                <w:color w:val="000000" w:themeColor="text1"/>
+                <w:szCs w:val="22"/>
+              </w:rPr>
+              <w:t xml:space="preserve">Keterangan: </w:t>
+            </w:r>
+            <w:proofErr w:type="gramStart"/>
+            <w:r>
+              <w:rPr>
+                <w:rFonts w:ascii="Arial" w:hAnsi="Arial" w:cs="Arial"/>
+                <w:color w:val="000000" w:themeColor="text1"/>
+                <w:szCs w:val="22"/>
+              </w:rPr>
+              <w:t>{{ baris</w:t>
+            </w:r>
+            <w:proofErr w:type="gramEnd"/>
+            <w:r>
+              <w:rPr>
+                <w:rFonts w:ascii="Arial" w:hAnsi="Arial" w:cs="Arial"/>
+                <w:color w:val="000000" w:themeColor="text1"/>
+                <w:szCs w:val="22"/>
+              </w:rPr>
+              <w:t>[0</w:t>
+            </w:r>
+            <w:proofErr w:type="gramStart"/>
+            <w:r>
+              <w:rPr>
+                <w:rFonts w:ascii="Arial" w:hAnsi="Arial" w:cs="Arial"/>
+                <w:color w:val="000000" w:themeColor="text1"/>
+                <w:szCs w:val="22"/>
+              </w:rPr>
+              <w:t>].keterangan</w:t>
+            </w:r>
+            <w:proofErr w:type="gramEnd"/>
+            <w:r>
+              <w:rPr>
+                <w:rFonts w:ascii="Arial" w:hAnsi="Arial" w:cs="Arial"/>
+                <w:color w:val="000000" w:themeColor="text1"/>
+                <w:szCs w:val="22"/>
+              </w:rPr>
+              <w:t xml:space="preserve"> }}</w:t>
             </w:r>
           </w:p>
           <w:p>
@@ -17724,7 +19963,25 @@
           <w:color w:val="000000" w:themeColor="text1"/>
           <w:szCs w:val="22"/>
         </w:rPr>
-        <w:t xml:space="preserve"> | batch(2, None) %}</w:t>
+        <w:t xml:space="preserve"> | </w:t>
+      </w:r>
+      <w:proofErr w:type="gramStart"/>
+      <w:r>
+        <w:rPr>
+          <w:rFonts w:ascii="Arial" w:hAnsi="Arial" w:cs="Arial"/>
+          <w:color w:val="000000" w:themeColor="text1"/>
+          <w:szCs w:val="22"/>
+        </w:rPr>
+        <w:t>batch(</w:t>
+      </w:r>
+      <w:proofErr w:type="gramEnd"/>
+      <w:r>
+        <w:rPr>
+          <w:rFonts w:ascii="Arial" w:hAnsi="Arial" w:cs="Arial"/>
+          <w:color w:val="000000" w:themeColor="text1"/>
+          <w:szCs w:val="22"/>
+        </w:rPr>
+        <w:t>2, None) %}</w:t>
       </w:r>
     </w:p>
     <w:tbl>
@@ -17758,41 +20015,123 @@
                 <w:color w:val="000000" w:themeColor="text1"/>
                 <w:szCs w:val="22"/>
               </w:rPr>
-              <w:t>{% if baris[0] %}</w:t>
-            </w:r>
-          </w:p>
-          <w:p>
-            <w:pPr>
-              <w:rPr>
-                <w:rFonts w:ascii="Arial" w:hAnsi="Arial" w:cs="Arial"/>
-                <w:color w:val="000000" w:themeColor="text1"/>
-                <w:szCs w:val="22"/>
-              </w:rPr>
-            </w:pPr>
-            <w:r>
-              <w:rPr>
-                <w:rFonts w:ascii="Arial" w:hAnsi="Arial" w:cs="Arial"/>
-                <w:color w:val="000000" w:themeColor="text1"/>
-                <w:szCs w:val="22"/>
-              </w:rPr>
-              <w:t>{{ baris[0].gambar }}</w:t>
-            </w:r>
-          </w:p>
-          <w:p>
-            <w:pPr>
-              <w:rPr>
-                <w:rFonts w:ascii="Arial" w:hAnsi="Arial" w:cs="Arial"/>
-                <w:color w:val="000000" w:themeColor="text1"/>
-                <w:szCs w:val="22"/>
-              </w:rPr>
-            </w:pPr>
-            <w:r>
-              <w:rPr>
-                <w:rFonts w:ascii="Arial" w:hAnsi="Arial" w:cs="Arial"/>
-                <w:color w:val="000000" w:themeColor="text1"/>
-                <w:szCs w:val="22"/>
-              </w:rPr>
-              <w:t>Keterangan: {{ baris[0].keterangan }}</w:t>
+              <w:t xml:space="preserve">{% if </w:t>
+            </w:r>
+            <w:proofErr w:type="gramStart"/>
+            <w:r>
+              <w:rPr>
+                <w:rFonts w:ascii="Arial" w:hAnsi="Arial" w:cs="Arial"/>
+                <w:color w:val="000000" w:themeColor="text1"/>
+                <w:szCs w:val="22"/>
+              </w:rPr>
+              <w:t>baris[</w:t>
+            </w:r>
+            <w:proofErr w:type="gramEnd"/>
+            <w:r>
+              <w:rPr>
+                <w:rFonts w:ascii="Arial" w:hAnsi="Arial" w:cs="Arial"/>
+                <w:color w:val="000000" w:themeColor="text1"/>
+                <w:szCs w:val="22"/>
+              </w:rPr>
+              <w:t>0] %}</w:t>
+            </w:r>
+          </w:p>
+          <w:p>
+            <w:pPr>
+              <w:rPr>
+                <w:rFonts w:ascii="Arial" w:hAnsi="Arial" w:cs="Arial"/>
+                <w:color w:val="000000" w:themeColor="text1"/>
+                <w:szCs w:val="22"/>
+              </w:rPr>
+            </w:pPr>
+            <w:proofErr w:type="gramStart"/>
+            <w:r>
+              <w:rPr>
+                <w:rFonts w:ascii="Arial" w:hAnsi="Arial" w:cs="Arial"/>
+                <w:color w:val="000000" w:themeColor="text1"/>
+                <w:szCs w:val="22"/>
+              </w:rPr>
+              <w:t>{{ baris</w:t>
+            </w:r>
+            <w:proofErr w:type="gramEnd"/>
+            <w:r>
+              <w:rPr>
+                <w:rFonts w:ascii="Arial" w:hAnsi="Arial" w:cs="Arial"/>
+                <w:color w:val="000000" w:themeColor="text1"/>
+                <w:szCs w:val="22"/>
+              </w:rPr>
+              <w:t>[0</w:t>
+            </w:r>
+            <w:proofErr w:type="gramStart"/>
+            <w:r>
+              <w:rPr>
+                <w:rFonts w:ascii="Arial" w:hAnsi="Arial" w:cs="Arial"/>
+                <w:color w:val="000000" w:themeColor="text1"/>
+                <w:szCs w:val="22"/>
+              </w:rPr>
+              <w:t>].gambar</w:t>
+            </w:r>
+            <w:proofErr w:type="gramEnd"/>
+            <w:r>
+              <w:rPr>
+                <w:rFonts w:ascii="Arial" w:hAnsi="Arial" w:cs="Arial"/>
+                <w:color w:val="000000" w:themeColor="text1"/>
+                <w:szCs w:val="22"/>
+              </w:rPr>
+              <w:t xml:space="preserve"> }}</w:t>
+            </w:r>
+          </w:p>
+          <w:p>
+            <w:pPr>
+              <w:rPr>
+                <w:rFonts w:ascii="Arial" w:hAnsi="Arial" w:cs="Arial"/>
+                <w:color w:val="000000" w:themeColor="text1"/>
+                <w:szCs w:val="22"/>
+              </w:rPr>
+            </w:pPr>
+            <w:r>
+              <w:rPr>
+                <w:rFonts w:ascii="Arial" w:hAnsi="Arial" w:cs="Arial"/>
+                <w:color w:val="000000" w:themeColor="text1"/>
+                <w:szCs w:val="22"/>
+              </w:rPr>
+              <w:t xml:space="preserve">Keterangan: </w:t>
+            </w:r>
+            <w:proofErr w:type="gramStart"/>
+            <w:r>
+              <w:rPr>
+                <w:rFonts w:ascii="Arial" w:hAnsi="Arial" w:cs="Arial"/>
+                <w:color w:val="000000" w:themeColor="text1"/>
+                <w:szCs w:val="22"/>
+              </w:rPr>
+              <w:t>{{ baris</w:t>
+            </w:r>
+            <w:proofErr w:type="gramEnd"/>
+            <w:r>
+              <w:rPr>
+                <w:rFonts w:ascii="Arial" w:hAnsi="Arial" w:cs="Arial"/>
+                <w:color w:val="000000" w:themeColor="text1"/>
+                <w:szCs w:val="22"/>
+              </w:rPr>
+              <w:t>[0</w:t>
+            </w:r>
+            <w:proofErr w:type="gramStart"/>
+            <w:r>
+              <w:rPr>
+                <w:rFonts w:ascii="Arial" w:hAnsi="Arial" w:cs="Arial"/>
+                <w:color w:val="000000" w:themeColor="text1"/>
+                <w:szCs w:val="22"/>
+              </w:rPr>
+              <w:t>].keterangan</w:t>
+            </w:r>
+            <w:proofErr w:type="gramEnd"/>
+            <w:r>
+              <w:rPr>
+                <w:rFonts w:ascii="Arial" w:hAnsi="Arial" w:cs="Arial"/>
+                <w:color w:val="000000" w:themeColor="text1"/>
+                <w:szCs w:val="22"/>
+              </w:rPr>
+              <w:t xml:space="preserve"> }}</w:t>
             </w:r>
           </w:p>
           <w:p>
@@ -18018,7 +20357,25 @@
           <w:color w:val="000000" w:themeColor="text1"/>
           <w:szCs w:val="22"/>
         </w:rPr>
-        <w:t xml:space="preserve"> | batch(2, None) %}</w:t>
+        <w:t xml:space="preserve"> | </w:t>
+      </w:r>
+      <w:proofErr w:type="gramStart"/>
+      <w:r>
+        <w:rPr>
+          <w:rFonts w:ascii="Arial" w:hAnsi="Arial" w:cs="Arial"/>
+          <w:color w:val="000000" w:themeColor="text1"/>
+          <w:szCs w:val="22"/>
+        </w:rPr>
+        <w:t>batch(</w:t>
+      </w:r>
+      <w:proofErr w:type="gramEnd"/>
+      <w:r>
+        <w:rPr>
+          <w:rFonts w:ascii="Arial" w:hAnsi="Arial" w:cs="Arial"/>
+          <w:color w:val="000000" w:themeColor="text1"/>
+          <w:szCs w:val="22"/>
+        </w:rPr>
+        <w:t>2, None) %}</w:t>
       </w:r>
     </w:p>
     <w:tbl>
@@ -18052,41 +20409,123 @@
                 <w:color w:val="000000" w:themeColor="text1"/>
                 <w:szCs w:val="22"/>
               </w:rPr>
-              <w:t>{% if baris[0] %}</w:t>
-            </w:r>
-          </w:p>
-          <w:p>
-            <w:pPr>
-              <w:rPr>
-                <w:rFonts w:ascii="Arial" w:hAnsi="Arial" w:cs="Arial"/>
-                <w:color w:val="000000" w:themeColor="text1"/>
-                <w:szCs w:val="22"/>
-              </w:rPr>
-            </w:pPr>
-            <w:r>
-              <w:rPr>
-                <w:rFonts w:ascii="Arial" w:hAnsi="Arial" w:cs="Arial"/>
-                <w:color w:val="000000" w:themeColor="text1"/>
-                <w:szCs w:val="22"/>
-              </w:rPr>
-              <w:t>{{ baris[0].gambar }}</w:t>
-            </w:r>
-          </w:p>
-          <w:p>
-            <w:pPr>
-              <w:rPr>
-                <w:rFonts w:ascii="Arial" w:hAnsi="Arial" w:cs="Arial"/>
-                <w:color w:val="000000" w:themeColor="text1"/>
-                <w:szCs w:val="22"/>
-              </w:rPr>
-            </w:pPr>
-            <w:r>
-              <w:rPr>
-                <w:rFonts w:ascii="Arial" w:hAnsi="Arial" w:cs="Arial"/>
-                <w:color w:val="000000" w:themeColor="text1"/>
-                <w:szCs w:val="22"/>
-              </w:rPr>
-              <w:t>Keterangan: {{ baris[0].keterangan }}</w:t>
+              <w:t xml:space="preserve">{% if </w:t>
+            </w:r>
+            <w:proofErr w:type="gramStart"/>
+            <w:r>
+              <w:rPr>
+                <w:rFonts w:ascii="Arial" w:hAnsi="Arial" w:cs="Arial"/>
+                <w:color w:val="000000" w:themeColor="text1"/>
+                <w:szCs w:val="22"/>
+              </w:rPr>
+              <w:t>baris[</w:t>
+            </w:r>
+            <w:proofErr w:type="gramEnd"/>
+            <w:r>
+              <w:rPr>
+                <w:rFonts w:ascii="Arial" w:hAnsi="Arial" w:cs="Arial"/>
+                <w:color w:val="000000" w:themeColor="text1"/>
+                <w:szCs w:val="22"/>
+              </w:rPr>
+              <w:t>0] %}</w:t>
+            </w:r>
+          </w:p>
+          <w:p>
+            <w:pPr>
+              <w:rPr>
+                <w:rFonts w:ascii="Arial" w:hAnsi="Arial" w:cs="Arial"/>
+                <w:color w:val="000000" w:themeColor="text1"/>
+                <w:szCs w:val="22"/>
+              </w:rPr>
+            </w:pPr>
+            <w:proofErr w:type="gramStart"/>
+            <w:r>
+              <w:rPr>
+                <w:rFonts w:ascii="Arial" w:hAnsi="Arial" w:cs="Arial"/>
+                <w:color w:val="000000" w:themeColor="text1"/>
+                <w:szCs w:val="22"/>
+              </w:rPr>
+              <w:t>{{ baris</w:t>
+            </w:r>
+            <w:proofErr w:type="gramEnd"/>
+            <w:r>
+              <w:rPr>
+                <w:rFonts w:ascii="Arial" w:hAnsi="Arial" w:cs="Arial"/>
+                <w:color w:val="000000" w:themeColor="text1"/>
+                <w:szCs w:val="22"/>
+              </w:rPr>
+              <w:t>[0</w:t>
+            </w:r>
+            <w:proofErr w:type="gramStart"/>
+            <w:r>
+              <w:rPr>
+                <w:rFonts w:ascii="Arial" w:hAnsi="Arial" w:cs="Arial"/>
+                <w:color w:val="000000" w:themeColor="text1"/>
+                <w:szCs w:val="22"/>
+              </w:rPr>
+              <w:t>].gambar</w:t>
+            </w:r>
+            <w:proofErr w:type="gramEnd"/>
+            <w:r>
+              <w:rPr>
+                <w:rFonts w:ascii="Arial" w:hAnsi="Arial" w:cs="Arial"/>
+                <w:color w:val="000000" w:themeColor="text1"/>
+                <w:szCs w:val="22"/>
+              </w:rPr>
+              <w:t xml:space="preserve"> }}</w:t>
+            </w:r>
+          </w:p>
+          <w:p>
+            <w:pPr>
+              <w:rPr>
+                <w:rFonts w:ascii="Arial" w:hAnsi="Arial" w:cs="Arial"/>
+                <w:color w:val="000000" w:themeColor="text1"/>
+                <w:szCs w:val="22"/>
+              </w:rPr>
+            </w:pPr>
+            <w:r>
+              <w:rPr>
+                <w:rFonts w:ascii="Arial" w:hAnsi="Arial" w:cs="Arial"/>
+                <w:color w:val="000000" w:themeColor="text1"/>
+                <w:szCs w:val="22"/>
+              </w:rPr>
+              <w:t xml:space="preserve">Keterangan: </w:t>
+            </w:r>
+            <w:proofErr w:type="gramStart"/>
+            <w:r>
+              <w:rPr>
+                <w:rFonts w:ascii="Arial" w:hAnsi="Arial" w:cs="Arial"/>
+                <w:color w:val="000000" w:themeColor="text1"/>
+                <w:szCs w:val="22"/>
+              </w:rPr>
+              <w:t>{{ baris</w:t>
+            </w:r>
+            <w:proofErr w:type="gramEnd"/>
+            <w:r>
+              <w:rPr>
+                <w:rFonts w:ascii="Arial" w:hAnsi="Arial" w:cs="Arial"/>
+                <w:color w:val="000000" w:themeColor="text1"/>
+                <w:szCs w:val="22"/>
+              </w:rPr>
+              <w:t>[0</w:t>
+            </w:r>
+            <w:proofErr w:type="gramStart"/>
+            <w:r>
+              <w:rPr>
+                <w:rFonts w:ascii="Arial" w:hAnsi="Arial" w:cs="Arial"/>
+                <w:color w:val="000000" w:themeColor="text1"/>
+                <w:szCs w:val="22"/>
+              </w:rPr>
+              <w:t>].keterangan</w:t>
+            </w:r>
+            <w:proofErr w:type="gramEnd"/>
+            <w:r>
+              <w:rPr>
+                <w:rFonts w:ascii="Arial" w:hAnsi="Arial" w:cs="Arial"/>
+                <w:color w:val="000000" w:themeColor="text1"/>
+                <w:szCs w:val="22"/>
+              </w:rPr>
+              <w:t xml:space="preserve"> }}</w:t>
             </w:r>
           </w:p>
           <w:p>
@@ -18329,7 +20768,25 @@
           <w:color w:val="000000" w:themeColor="text1"/>
           <w:szCs w:val="22"/>
         </w:rPr>
-        <w:t xml:space="preserve"> | batch(2, None) %}</w:t>
+        <w:t xml:space="preserve"> | </w:t>
+      </w:r>
+      <w:proofErr w:type="gramStart"/>
+      <w:r>
+        <w:rPr>
+          <w:rFonts w:ascii="Arial" w:hAnsi="Arial" w:cs="Arial"/>
+          <w:color w:val="000000" w:themeColor="text1"/>
+          <w:szCs w:val="22"/>
+        </w:rPr>
+        <w:t>batch(</w:t>
+      </w:r>
+      <w:proofErr w:type="gramEnd"/>
+      <w:r>
+        <w:rPr>
+          <w:rFonts w:ascii="Arial" w:hAnsi="Arial" w:cs="Arial"/>
+          <w:color w:val="000000" w:themeColor="text1"/>
+          <w:szCs w:val="22"/>
+        </w:rPr>
+        <w:t>2, None) %}</w:t>
       </w:r>
     </w:p>
     <w:tbl>
@@ -18363,41 +20820,123 @@
                 <w:color w:val="000000" w:themeColor="text1"/>
                 <w:szCs w:val="22"/>
               </w:rPr>
-              <w:t>{% if baris[0] %}</w:t>
-            </w:r>
-          </w:p>
-          <w:p>
-            <w:pPr>
-              <w:rPr>
-                <w:rFonts w:ascii="Arial" w:hAnsi="Arial" w:cs="Arial"/>
-                <w:color w:val="000000" w:themeColor="text1"/>
-                <w:szCs w:val="22"/>
-              </w:rPr>
-            </w:pPr>
-            <w:r>
-              <w:rPr>
-                <w:rFonts w:ascii="Arial" w:hAnsi="Arial" w:cs="Arial"/>
-                <w:color w:val="000000" w:themeColor="text1"/>
-                <w:szCs w:val="22"/>
-              </w:rPr>
-              <w:t>{{ baris[0].gambar }}</w:t>
-            </w:r>
-          </w:p>
-          <w:p>
-            <w:pPr>
-              <w:rPr>
-                <w:rFonts w:ascii="Arial" w:hAnsi="Arial" w:cs="Arial"/>
-                <w:color w:val="000000" w:themeColor="text1"/>
-                <w:szCs w:val="22"/>
-              </w:rPr>
-            </w:pPr>
-            <w:r>
-              <w:rPr>
-                <w:rFonts w:ascii="Arial" w:hAnsi="Arial" w:cs="Arial"/>
-                <w:color w:val="000000" w:themeColor="text1"/>
-                <w:szCs w:val="22"/>
-              </w:rPr>
-              <w:t>Keterangan: {{ baris[0].keterangan }}</w:t>
+              <w:t xml:space="preserve">{% if </w:t>
+            </w:r>
+            <w:proofErr w:type="gramStart"/>
+            <w:r>
+              <w:rPr>
+                <w:rFonts w:ascii="Arial" w:hAnsi="Arial" w:cs="Arial"/>
+                <w:color w:val="000000" w:themeColor="text1"/>
+                <w:szCs w:val="22"/>
+              </w:rPr>
+              <w:t>baris[</w:t>
+            </w:r>
+            <w:proofErr w:type="gramEnd"/>
+            <w:r>
+              <w:rPr>
+                <w:rFonts w:ascii="Arial" w:hAnsi="Arial" w:cs="Arial"/>
+                <w:color w:val="000000" w:themeColor="text1"/>
+                <w:szCs w:val="22"/>
+              </w:rPr>
+              <w:t>0] %}</w:t>
+            </w:r>
+          </w:p>
+          <w:p>
+            <w:pPr>
+              <w:rPr>
+                <w:rFonts w:ascii="Arial" w:hAnsi="Arial" w:cs="Arial"/>
+                <w:color w:val="000000" w:themeColor="text1"/>
+                <w:szCs w:val="22"/>
+              </w:rPr>
+            </w:pPr>
+            <w:proofErr w:type="gramStart"/>
+            <w:r>
+              <w:rPr>
+                <w:rFonts w:ascii="Arial" w:hAnsi="Arial" w:cs="Arial"/>
+                <w:color w:val="000000" w:themeColor="text1"/>
+                <w:szCs w:val="22"/>
+              </w:rPr>
+              <w:t>{{ baris</w:t>
+            </w:r>
+            <w:proofErr w:type="gramEnd"/>
+            <w:r>
+              <w:rPr>
+                <w:rFonts w:ascii="Arial" w:hAnsi="Arial" w:cs="Arial"/>
+                <w:color w:val="000000" w:themeColor="text1"/>
+                <w:szCs w:val="22"/>
+              </w:rPr>
+              <w:t>[0</w:t>
+            </w:r>
+            <w:proofErr w:type="gramStart"/>
+            <w:r>
+              <w:rPr>
+                <w:rFonts w:ascii="Arial" w:hAnsi="Arial" w:cs="Arial"/>
+                <w:color w:val="000000" w:themeColor="text1"/>
+                <w:szCs w:val="22"/>
+              </w:rPr>
+              <w:t>].gambar</w:t>
+            </w:r>
+            <w:proofErr w:type="gramEnd"/>
+            <w:r>
+              <w:rPr>
+                <w:rFonts w:ascii="Arial" w:hAnsi="Arial" w:cs="Arial"/>
+                <w:color w:val="000000" w:themeColor="text1"/>
+                <w:szCs w:val="22"/>
+              </w:rPr>
+              <w:t xml:space="preserve"> }}</w:t>
+            </w:r>
+          </w:p>
+          <w:p>
+            <w:pPr>
+              <w:rPr>
+                <w:rFonts w:ascii="Arial" w:hAnsi="Arial" w:cs="Arial"/>
+                <w:color w:val="000000" w:themeColor="text1"/>
+                <w:szCs w:val="22"/>
+              </w:rPr>
+            </w:pPr>
+            <w:r>
+              <w:rPr>
+                <w:rFonts w:ascii="Arial" w:hAnsi="Arial" w:cs="Arial"/>
+                <w:color w:val="000000" w:themeColor="text1"/>
+                <w:szCs w:val="22"/>
+              </w:rPr>
+              <w:t xml:space="preserve">Keterangan: </w:t>
+            </w:r>
+            <w:proofErr w:type="gramStart"/>
+            <w:r>
+              <w:rPr>
+                <w:rFonts w:ascii="Arial" w:hAnsi="Arial" w:cs="Arial"/>
+                <w:color w:val="000000" w:themeColor="text1"/>
+                <w:szCs w:val="22"/>
+              </w:rPr>
+              <w:t>{{ baris</w:t>
+            </w:r>
+            <w:proofErr w:type="gramEnd"/>
+            <w:r>
+              <w:rPr>
+                <w:rFonts w:ascii="Arial" w:hAnsi="Arial" w:cs="Arial"/>
+                <w:color w:val="000000" w:themeColor="text1"/>
+                <w:szCs w:val="22"/>
+              </w:rPr>
+              <w:t>[0</w:t>
+            </w:r>
+            <w:proofErr w:type="gramStart"/>
+            <w:r>
+              <w:rPr>
+                <w:rFonts w:ascii="Arial" w:hAnsi="Arial" w:cs="Arial"/>
+                <w:color w:val="000000" w:themeColor="text1"/>
+                <w:szCs w:val="22"/>
+              </w:rPr>
+              <w:t>].keterangan</w:t>
+            </w:r>
+            <w:proofErr w:type="gramEnd"/>
+            <w:r>
+              <w:rPr>
+                <w:rFonts w:ascii="Arial" w:hAnsi="Arial" w:cs="Arial"/>
+                <w:color w:val="000000" w:themeColor="text1"/>
+                <w:szCs w:val="22"/>
+              </w:rPr>
+              <w:t xml:space="preserve"> }}</w:t>
             </w:r>
           </w:p>
           <w:p>
@@ -18619,7 +21158,25 @@
           <w:color w:val="000000" w:themeColor="text1"/>
           <w:szCs w:val="22"/>
         </w:rPr>
-        <w:t xml:space="preserve"> | batch(2, None) %}</w:t>
+        <w:t xml:space="preserve"> | </w:t>
+      </w:r>
+      <w:proofErr w:type="gramStart"/>
+      <w:r>
+        <w:rPr>
+          <w:rFonts w:ascii="Arial" w:hAnsi="Arial" w:cs="Arial"/>
+          <w:color w:val="000000" w:themeColor="text1"/>
+          <w:szCs w:val="22"/>
+        </w:rPr>
+        <w:t>batch(</w:t>
+      </w:r>
+      <w:proofErr w:type="gramEnd"/>
+      <w:r>
+        <w:rPr>
+          <w:rFonts w:ascii="Arial" w:hAnsi="Arial" w:cs="Arial"/>
+          <w:color w:val="000000" w:themeColor="text1"/>
+          <w:szCs w:val="22"/>
+        </w:rPr>
+        <w:t>2, None) %}</w:t>
       </w:r>
     </w:p>
     <w:tbl>
@@ -18653,41 +21210,123 @@
                 <w:color w:val="000000" w:themeColor="text1"/>
                 <w:szCs w:val="22"/>
               </w:rPr>
-              <w:t>{% if baris[0] %}</w:t>
-            </w:r>
-          </w:p>
-          <w:p>
-            <w:pPr>
-              <w:rPr>
-                <w:rFonts w:ascii="Arial" w:hAnsi="Arial" w:cs="Arial"/>
-                <w:color w:val="000000" w:themeColor="text1"/>
-                <w:szCs w:val="22"/>
-              </w:rPr>
-            </w:pPr>
-            <w:r>
-              <w:rPr>
-                <w:rFonts w:ascii="Arial" w:hAnsi="Arial" w:cs="Arial"/>
-                <w:color w:val="000000" w:themeColor="text1"/>
-                <w:szCs w:val="22"/>
-              </w:rPr>
-              <w:t>{{ baris[0].gambar }}</w:t>
-            </w:r>
-          </w:p>
-          <w:p>
-            <w:pPr>
-              <w:rPr>
-                <w:rFonts w:ascii="Arial" w:hAnsi="Arial" w:cs="Arial"/>
-                <w:color w:val="000000" w:themeColor="text1"/>
-                <w:szCs w:val="22"/>
-              </w:rPr>
-            </w:pPr>
-            <w:r>
-              <w:rPr>
-                <w:rFonts w:ascii="Arial" w:hAnsi="Arial" w:cs="Arial"/>
-                <w:color w:val="000000" w:themeColor="text1"/>
-                <w:szCs w:val="22"/>
-              </w:rPr>
-              <w:t>Keterangan: {{ baris[0].keterangan }}</w:t>
+              <w:t xml:space="preserve">{% if </w:t>
+            </w:r>
+            <w:proofErr w:type="gramStart"/>
+            <w:r>
+              <w:rPr>
+                <w:rFonts w:ascii="Arial" w:hAnsi="Arial" w:cs="Arial"/>
+                <w:color w:val="000000" w:themeColor="text1"/>
+                <w:szCs w:val="22"/>
+              </w:rPr>
+              <w:t>baris[</w:t>
+            </w:r>
+            <w:proofErr w:type="gramEnd"/>
+            <w:r>
+              <w:rPr>
+                <w:rFonts w:ascii="Arial" w:hAnsi="Arial" w:cs="Arial"/>
+                <w:color w:val="000000" w:themeColor="text1"/>
+                <w:szCs w:val="22"/>
+              </w:rPr>
+              <w:t>0] %}</w:t>
+            </w:r>
+          </w:p>
+          <w:p>
+            <w:pPr>
+              <w:rPr>
+                <w:rFonts w:ascii="Arial" w:hAnsi="Arial" w:cs="Arial"/>
+                <w:color w:val="000000" w:themeColor="text1"/>
+                <w:szCs w:val="22"/>
+              </w:rPr>
+            </w:pPr>
+            <w:proofErr w:type="gramStart"/>
+            <w:r>
+              <w:rPr>
+                <w:rFonts w:ascii="Arial" w:hAnsi="Arial" w:cs="Arial"/>
+                <w:color w:val="000000" w:themeColor="text1"/>
+                <w:szCs w:val="22"/>
+              </w:rPr>
+              <w:t>{{ baris</w:t>
+            </w:r>
+            <w:proofErr w:type="gramEnd"/>
+            <w:r>
+              <w:rPr>
+                <w:rFonts w:ascii="Arial" w:hAnsi="Arial" w:cs="Arial"/>
+                <w:color w:val="000000" w:themeColor="text1"/>
+                <w:szCs w:val="22"/>
+              </w:rPr>
+              <w:t>[0</w:t>
+            </w:r>
+            <w:proofErr w:type="gramStart"/>
+            <w:r>
+              <w:rPr>
+                <w:rFonts w:ascii="Arial" w:hAnsi="Arial" w:cs="Arial"/>
+                <w:color w:val="000000" w:themeColor="text1"/>
+                <w:szCs w:val="22"/>
+              </w:rPr>
+              <w:t>].gambar</w:t>
+            </w:r>
+            <w:proofErr w:type="gramEnd"/>
+            <w:r>
+              <w:rPr>
+                <w:rFonts w:ascii="Arial" w:hAnsi="Arial" w:cs="Arial"/>
+                <w:color w:val="000000" w:themeColor="text1"/>
+                <w:szCs w:val="22"/>
+              </w:rPr>
+              <w:t xml:space="preserve"> }}</w:t>
+            </w:r>
+          </w:p>
+          <w:p>
+            <w:pPr>
+              <w:rPr>
+                <w:rFonts w:ascii="Arial" w:hAnsi="Arial" w:cs="Arial"/>
+                <w:color w:val="000000" w:themeColor="text1"/>
+                <w:szCs w:val="22"/>
+              </w:rPr>
+            </w:pPr>
+            <w:r>
+              <w:rPr>
+                <w:rFonts w:ascii="Arial" w:hAnsi="Arial" w:cs="Arial"/>
+                <w:color w:val="000000" w:themeColor="text1"/>
+                <w:szCs w:val="22"/>
+              </w:rPr>
+              <w:t xml:space="preserve">Keterangan: </w:t>
+            </w:r>
+            <w:proofErr w:type="gramStart"/>
+            <w:r>
+              <w:rPr>
+                <w:rFonts w:ascii="Arial" w:hAnsi="Arial" w:cs="Arial"/>
+                <w:color w:val="000000" w:themeColor="text1"/>
+                <w:szCs w:val="22"/>
+              </w:rPr>
+              <w:t>{{ baris</w:t>
+            </w:r>
+            <w:proofErr w:type="gramEnd"/>
+            <w:r>
+              <w:rPr>
+                <w:rFonts w:ascii="Arial" w:hAnsi="Arial" w:cs="Arial"/>
+                <w:color w:val="000000" w:themeColor="text1"/>
+                <w:szCs w:val="22"/>
+              </w:rPr>
+              <w:t>[0</w:t>
+            </w:r>
+            <w:proofErr w:type="gramStart"/>
+            <w:r>
+              <w:rPr>
+                <w:rFonts w:ascii="Arial" w:hAnsi="Arial" w:cs="Arial"/>
+                <w:color w:val="000000" w:themeColor="text1"/>
+                <w:szCs w:val="22"/>
+              </w:rPr>
+              <w:t>].keterangan</w:t>
+            </w:r>
+            <w:proofErr w:type="gramEnd"/>
+            <w:r>
+              <w:rPr>
+                <w:rFonts w:ascii="Arial" w:hAnsi="Arial" w:cs="Arial"/>
+                <w:color w:val="000000" w:themeColor="text1"/>
+                <w:szCs w:val="22"/>
+              </w:rPr>
+              <w:t xml:space="preserve"> }}</w:t>
             </w:r>
           </w:p>
           <w:p>
@@ -18893,7 +21532,25 @@
           <w:color w:val="000000" w:themeColor="text1"/>
           <w:szCs w:val="22"/>
         </w:rPr>
-        <w:t xml:space="preserve"> | batch(2, None) %}</w:t>
+        <w:t xml:space="preserve"> | </w:t>
+      </w:r>
+      <w:proofErr w:type="gramStart"/>
+      <w:r>
+        <w:rPr>
+          <w:rFonts w:ascii="Arial" w:hAnsi="Arial" w:cs="Arial"/>
+          <w:color w:val="000000" w:themeColor="text1"/>
+          <w:szCs w:val="22"/>
+        </w:rPr>
+        <w:t>batch(</w:t>
+      </w:r>
+      <w:proofErr w:type="gramEnd"/>
+      <w:r>
+        <w:rPr>
+          <w:rFonts w:ascii="Arial" w:hAnsi="Arial" w:cs="Arial"/>
+          <w:color w:val="000000" w:themeColor="text1"/>
+          <w:szCs w:val="22"/>
+        </w:rPr>
+        <w:t>2, None) %}</w:t>
       </w:r>
     </w:p>
     <w:tbl>
@@ -18927,41 +21584,123 @@
                 <w:color w:val="000000" w:themeColor="text1"/>
                 <w:szCs w:val="22"/>
               </w:rPr>
-              <w:t>{% if baris[0] %}</w:t>
-            </w:r>
-          </w:p>
-          <w:p>
-            <w:pPr>
-              <w:rPr>
-                <w:rFonts w:ascii="Arial" w:hAnsi="Arial" w:cs="Arial"/>
-                <w:color w:val="000000" w:themeColor="text1"/>
-                <w:szCs w:val="22"/>
-              </w:rPr>
-            </w:pPr>
-            <w:r>
-              <w:rPr>
-                <w:rFonts w:ascii="Arial" w:hAnsi="Arial" w:cs="Arial"/>
-                <w:color w:val="000000" w:themeColor="text1"/>
-                <w:szCs w:val="22"/>
-              </w:rPr>
-              <w:t>{{ baris[0].gambar }}</w:t>
-            </w:r>
-          </w:p>
-          <w:p>
-            <w:pPr>
-              <w:rPr>
-                <w:rFonts w:ascii="Arial" w:hAnsi="Arial" w:cs="Arial"/>
-                <w:color w:val="000000" w:themeColor="text1"/>
-                <w:szCs w:val="22"/>
-              </w:rPr>
-            </w:pPr>
-            <w:r>
-              <w:rPr>
-                <w:rFonts w:ascii="Arial" w:hAnsi="Arial" w:cs="Arial"/>
-                <w:color w:val="000000" w:themeColor="text1"/>
-                <w:szCs w:val="22"/>
-              </w:rPr>
-              <w:t>Keterangan: {{ baris[0].keterangan }}</w:t>
+              <w:t xml:space="preserve">{% if </w:t>
+            </w:r>
+            <w:proofErr w:type="gramStart"/>
+            <w:r>
+              <w:rPr>
+                <w:rFonts w:ascii="Arial" w:hAnsi="Arial" w:cs="Arial"/>
+                <w:color w:val="000000" w:themeColor="text1"/>
+                <w:szCs w:val="22"/>
+              </w:rPr>
+              <w:t>baris[</w:t>
+            </w:r>
+            <w:proofErr w:type="gramEnd"/>
+            <w:r>
+              <w:rPr>
+                <w:rFonts w:ascii="Arial" w:hAnsi="Arial" w:cs="Arial"/>
+                <w:color w:val="000000" w:themeColor="text1"/>
+                <w:szCs w:val="22"/>
+              </w:rPr>
+              <w:t>0] %}</w:t>
+            </w:r>
+          </w:p>
+          <w:p>
+            <w:pPr>
+              <w:rPr>
+                <w:rFonts w:ascii="Arial" w:hAnsi="Arial" w:cs="Arial"/>
+                <w:color w:val="000000" w:themeColor="text1"/>
+                <w:szCs w:val="22"/>
+              </w:rPr>
+            </w:pPr>
+            <w:proofErr w:type="gramStart"/>
+            <w:r>
+              <w:rPr>
+                <w:rFonts w:ascii="Arial" w:hAnsi="Arial" w:cs="Arial"/>
+                <w:color w:val="000000" w:themeColor="text1"/>
+                <w:szCs w:val="22"/>
+              </w:rPr>
+              <w:t>{{ baris</w:t>
+            </w:r>
+            <w:proofErr w:type="gramEnd"/>
+            <w:r>
+              <w:rPr>
+                <w:rFonts w:ascii="Arial" w:hAnsi="Arial" w:cs="Arial"/>
+                <w:color w:val="000000" w:themeColor="text1"/>
+                <w:szCs w:val="22"/>
+              </w:rPr>
+              <w:t>[0</w:t>
+            </w:r>
+            <w:proofErr w:type="gramStart"/>
+            <w:r>
+              <w:rPr>
+                <w:rFonts w:ascii="Arial" w:hAnsi="Arial" w:cs="Arial"/>
+                <w:color w:val="000000" w:themeColor="text1"/>
+                <w:szCs w:val="22"/>
+              </w:rPr>
+              <w:t>].gambar</w:t>
+            </w:r>
+            <w:proofErr w:type="gramEnd"/>
+            <w:r>
+              <w:rPr>
+                <w:rFonts w:ascii="Arial" w:hAnsi="Arial" w:cs="Arial"/>
+                <w:color w:val="000000" w:themeColor="text1"/>
+                <w:szCs w:val="22"/>
+              </w:rPr>
+              <w:t xml:space="preserve"> }}</w:t>
+            </w:r>
+          </w:p>
+          <w:p>
+            <w:pPr>
+              <w:rPr>
+                <w:rFonts w:ascii="Arial" w:hAnsi="Arial" w:cs="Arial"/>
+                <w:color w:val="000000" w:themeColor="text1"/>
+                <w:szCs w:val="22"/>
+              </w:rPr>
+            </w:pPr>
+            <w:r>
+              <w:rPr>
+                <w:rFonts w:ascii="Arial" w:hAnsi="Arial" w:cs="Arial"/>
+                <w:color w:val="000000" w:themeColor="text1"/>
+                <w:szCs w:val="22"/>
+              </w:rPr>
+              <w:t xml:space="preserve">Keterangan: </w:t>
+            </w:r>
+            <w:proofErr w:type="gramStart"/>
+            <w:r>
+              <w:rPr>
+                <w:rFonts w:ascii="Arial" w:hAnsi="Arial" w:cs="Arial"/>
+                <w:color w:val="000000" w:themeColor="text1"/>
+                <w:szCs w:val="22"/>
+              </w:rPr>
+              <w:t>{{ baris</w:t>
+            </w:r>
+            <w:proofErr w:type="gramEnd"/>
+            <w:r>
+              <w:rPr>
+                <w:rFonts w:ascii="Arial" w:hAnsi="Arial" w:cs="Arial"/>
+                <w:color w:val="000000" w:themeColor="text1"/>
+                <w:szCs w:val="22"/>
+              </w:rPr>
+              <w:t>[0</w:t>
+            </w:r>
+            <w:proofErr w:type="gramStart"/>
+            <w:r>
+              <w:rPr>
+                <w:rFonts w:ascii="Arial" w:hAnsi="Arial" w:cs="Arial"/>
+                <w:color w:val="000000" w:themeColor="text1"/>
+                <w:szCs w:val="22"/>
+              </w:rPr>
+              <w:t>].keterangan</w:t>
+            </w:r>
+            <w:proofErr w:type="gramEnd"/>
+            <w:r>
+              <w:rPr>
+                <w:rFonts w:ascii="Arial" w:hAnsi="Arial" w:cs="Arial"/>
+                <w:color w:val="000000" w:themeColor="text1"/>
+                <w:szCs w:val="22"/>
+              </w:rPr>
+              <w:t xml:space="preserve"> }}</w:t>
             </w:r>
           </w:p>
           <w:p>
@@ -19381,7 +22120,25 @@
           <w:color w:val="000000" w:themeColor="text1"/>
           <w:szCs w:val="22"/>
         </w:rPr>
-        <w:t xml:space="preserve"> | batch(2, None) %}</w:t>
+        <w:t xml:space="preserve"> | </w:t>
+      </w:r>
+      <w:proofErr w:type="gramStart"/>
+      <w:r>
+        <w:rPr>
+          <w:rFonts w:ascii="Arial" w:hAnsi="Arial" w:cs="Arial"/>
+          <w:color w:val="000000" w:themeColor="text1"/>
+          <w:szCs w:val="22"/>
+        </w:rPr>
+        <w:t>batch(</w:t>
+      </w:r>
+      <w:proofErr w:type="gramEnd"/>
+      <w:r>
+        <w:rPr>
+          <w:rFonts w:ascii="Arial" w:hAnsi="Arial" w:cs="Arial"/>
+          <w:color w:val="000000" w:themeColor="text1"/>
+          <w:szCs w:val="22"/>
+        </w:rPr>
+        <w:t>2, None) %}</w:t>
       </w:r>
     </w:p>
     <w:tbl>
@@ -19415,41 +22172,123 @@
                 <w:color w:val="000000" w:themeColor="text1"/>
                 <w:szCs w:val="22"/>
               </w:rPr>
-              <w:t>{% if baris[0] %}</w:t>
-            </w:r>
-          </w:p>
-          <w:p>
-            <w:pPr>
-              <w:rPr>
-                <w:rFonts w:ascii="Arial" w:hAnsi="Arial" w:cs="Arial"/>
-                <w:color w:val="000000" w:themeColor="text1"/>
-                <w:szCs w:val="22"/>
-              </w:rPr>
-            </w:pPr>
-            <w:r>
-              <w:rPr>
-                <w:rFonts w:ascii="Arial" w:hAnsi="Arial" w:cs="Arial"/>
-                <w:color w:val="000000" w:themeColor="text1"/>
-                <w:szCs w:val="22"/>
-              </w:rPr>
-              <w:t>{{ baris[0].gambar }}</w:t>
-            </w:r>
-          </w:p>
-          <w:p>
-            <w:pPr>
-              <w:rPr>
-                <w:rFonts w:ascii="Arial" w:hAnsi="Arial" w:cs="Arial"/>
-                <w:color w:val="000000" w:themeColor="text1"/>
-                <w:szCs w:val="22"/>
-              </w:rPr>
-            </w:pPr>
-            <w:r>
-              <w:rPr>
-                <w:rFonts w:ascii="Arial" w:hAnsi="Arial" w:cs="Arial"/>
-                <w:color w:val="000000" w:themeColor="text1"/>
-                <w:szCs w:val="22"/>
-              </w:rPr>
-              <w:t>Keterangan: {{ baris[0].keterangan }}</w:t>
+              <w:t xml:space="preserve">{% if </w:t>
+            </w:r>
+            <w:proofErr w:type="gramStart"/>
+            <w:r>
+              <w:rPr>
+                <w:rFonts w:ascii="Arial" w:hAnsi="Arial" w:cs="Arial"/>
+                <w:color w:val="000000" w:themeColor="text1"/>
+                <w:szCs w:val="22"/>
+              </w:rPr>
+              <w:t>baris[</w:t>
+            </w:r>
+            <w:proofErr w:type="gramEnd"/>
+            <w:r>
+              <w:rPr>
+                <w:rFonts w:ascii="Arial" w:hAnsi="Arial" w:cs="Arial"/>
+                <w:color w:val="000000" w:themeColor="text1"/>
+                <w:szCs w:val="22"/>
+              </w:rPr>
+              <w:t>0] %}</w:t>
+            </w:r>
+          </w:p>
+          <w:p>
+            <w:pPr>
+              <w:rPr>
+                <w:rFonts w:ascii="Arial" w:hAnsi="Arial" w:cs="Arial"/>
+                <w:color w:val="000000" w:themeColor="text1"/>
+                <w:szCs w:val="22"/>
+              </w:rPr>
+            </w:pPr>
+            <w:proofErr w:type="gramStart"/>
+            <w:r>
+              <w:rPr>
+                <w:rFonts w:ascii="Arial" w:hAnsi="Arial" w:cs="Arial"/>
+                <w:color w:val="000000" w:themeColor="text1"/>
+                <w:szCs w:val="22"/>
+              </w:rPr>
+              <w:t>{{ baris</w:t>
+            </w:r>
+            <w:proofErr w:type="gramEnd"/>
+            <w:r>
+              <w:rPr>
+                <w:rFonts w:ascii="Arial" w:hAnsi="Arial" w:cs="Arial"/>
+                <w:color w:val="000000" w:themeColor="text1"/>
+                <w:szCs w:val="22"/>
+              </w:rPr>
+              <w:t>[0</w:t>
+            </w:r>
+            <w:proofErr w:type="gramStart"/>
+            <w:r>
+              <w:rPr>
+                <w:rFonts w:ascii="Arial" w:hAnsi="Arial" w:cs="Arial"/>
+                <w:color w:val="000000" w:themeColor="text1"/>
+                <w:szCs w:val="22"/>
+              </w:rPr>
+              <w:t>].gambar</w:t>
+            </w:r>
+            <w:proofErr w:type="gramEnd"/>
+            <w:r>
+              <w:rPr>
+                <w:rFonts w:ascii="Arial" w:hAnsi="Arial" w:cs="Arial"/>
+                <w:color w:val="000000" w:themeColor="text1"/>
+                <w:szCs w:val="22"/>
+              </w:rPr>
+              <w:t xml:space="preserve"> }}</w:t>
+            </w:r>
+          </w:p>
+          <w:p>
+            <w:pPr>
+              <w:rPr>
+                <w:rFonts w:ascii="Arial" w:hAnsi="Arial" w:cs="Arial"/>
+                <w:color w:val="000000" w:themeColor="text1"/>
+                <w:szCs w:val="22"/>
+              </w:rPr>
+            </w:pPr>
+            <w:r>
+              <w:rPr>
+                <w:rFonts w:ascii="Arial" w:hAnsi="Arial" w:cs="Arial"/>
+                <w:color w:val="000000" w:themeColor="text1"/>
+                <w:szCs w:val="22"/>
+              </w:rPr>
+              <w:t xml:space="preserve">Keterangan: </w:t>
+            </w:r>
+            <w:proofErr w:type="gramStart"/>
+            <w:r>
+              <w:rPr>
+                <w:rFonts w:ascii="Arial" w:hAnsi="Arial" w:cs="Arial"/>
+                <w:color w:val="000000" w:themeColor="text1"/>
+                <w:szCs w:val="22"/>
+              </w:rPr>
+              <w:t>{{ baris</w:t>
+            </w:r>
+            <w:proofErr w:type="gramEnd"/>
+            <w:r>
+              <w:rPr>
+                <w:rFonts w:ascii="Arial" w:hAnsi="Arial" w:cs="Arial"/>
+                <w:color w:val="000000" w:themeColor="text1"/>
+                <w:szCs w:val="22"/>
+              </w:rPr>
+              <w:t>[0</w:t>
+            </w:r>
+            <w:proofErr w:type="gramStart"/>
+            <w:r>
+              <w:rPr>
+                <w:rFonts w:ascii="Arial" w:hAnsi="Arial" w:cs="Arial"/>
+                <w:color w:val="000000" w:themeColor="text1"/>
+                <w:szCs w:val="22"/>
+              </w:rPr>
+              <w:t>].keterangan</w:t>
+            </w:r>
+            <w:proofErr w:type="gramEnd"/>
+            <w:r>
+              <w:rPr>
+                <w:rFonts w:ascii="Arial" w:hAnsi="Arial" w:cs="Arial"/>
+                <w:color w:val="000000" w:themeColor="text1"/>
+                <w:szCs w:val="22"/>
+              </w:rPr>
+              <w:t xml:space="preserve"> }}</w:t>
             </w:r>
           </w:p>
           <w:p>
@@ -19662,13 +22501,41 @@
           <w:szCs w:val="22"/>
         </w:rPr>
       </w:pPr>
-      <w:r>
-        <w:rPr>
-          <w:rFonts w:ascii="Arial" w:hAnsi="Arial" w:cs="Arial"/>
-          <w:color w:val="000000" w:themeColor="text1"/>
-          <w:szCs w:val="22"/>
-        </w:rPr>
-        <w:t>{{ tabel_dinamis_bahan_baku }}</w:t>
+      <w:proofErr w:type="gramStart"/>
+      <w:r>
+        <w:rPr>
+          <w:rFonts w:ascii="Arial" w:hAnsi="Arial" w:cs="Arial"/>
+          <w:color w:val="000000" w:themeColor="text1"/>
+          <w:szCs w:val="22"/>
+        </w:rPr>
+        <w:t>{{ tabel</w:t>
+      </w:r>
+      <w:proofErr w:type="gramEnd"/>
+      <w:r>
+        <w:rPr>
+          <w:rFonts w:ascii="Arial" w:hAnsi="Arial" w:cs="Arial"/>
+          <w:color w:val="000000" w:themeColor="text1"/>
+          <w:szCs w:val="22"/>
+        </w:rPr>
+        <w:t>_dinamis_bahan_</w:t>
+      </w:r>
+      <w:proofErr w:type="gramStart"/>
+      <w:r>
+        <w:rPr>
+          <w:rFonts w:ascii="Arial" w:hAnsi="Arial" w:cs="Arial"/>
+          <w:color w:val="000000" w:themeColor="text1"/>
+          <w:szCs w:val="22"/>
+        </w:rPr>
+        <w:t>baku }</w:t>
+      </w:r>
+      <w:proofErr w:type="gramEnd"/>
+      <w:r>
+        <w:rPr>
+          <w:rFonts w:ascii="Arial" w:hAnsi="Arial" w:cs="Arial"/>
+          <w:color w:val="000000" w:themeColor="text1"/>
+          <w:szCs w:val="22"/>
+        </w:rPr>
+        <w:t>}</w:t>
       </w:r>
     </w:p>
     <w:p>
@@ -19803,7 +22670,25 @@
           <w:color w:val="000000" w:themeColor="text1"/>
           <w:szCs w:val="22"/>
         </w:rPr>
-        <w:t xml:space="preserve"> | batch(2, None) %}</w:t>
+        <w:t xml:space="preserve"> | </w:t>
+      </w:r>
+      <w:proofErr w:type="gramStart"/>
+      <w:r>
+        <w:rPr>
+          <w:rFonts w:ascii="Arial" w:hAnsi="Arial" w:cs="Arial"/>
+          <w:color w:val="000000" w:themeColor="text1"/>
+          <w:szCs w:val="22"/>
+        </w:rPr>
+        <w:t>batch(</w:t>
+      </w:r>
+      <w:proofErr w:type="gramEnd"/>
+      <w:r>
+        <w:rPr>
+          <w:rFonts w:ascii="Arial" w:hAnsi="Arial" w:cs="Arial"/>
+          <w:color w:val="000000" w:themeColor="text1"/>
+          <w:szCs w:val="22"/>
+        </w:rPr>
+        <w:t>2, None) %}</w:t>
       </w:r>
     </w:p>
     <w:tbl>
@@ -19837,41 +22722,123 @@
                 <w:color w:val="000000" w:themeColor="text1"/>
                 <w:szCs w:val="22"/>
               </w:rPr>
-              <w:t>{% if baris[0] %}</w:t>
-            </w:r>
-          </w:p>
-          <w:p>
-            <w:pPr>
-              <w:rPr>
-                <w:rFonts w:ascii="Arial" w:hAnsi="Arial" w:cs="Arial"/>
-                <w:color w:val="000000" w:themeColor="text1"/>
-                <w:szCs w:val="22"/>
-              </w:rPr>
-            </w:pPr>
-            <w:r>
-              <w:rPr>
-                <w:rFonts w:ascii="Arial" w:hAnsi="Arial" w:cs="Arial"/>
-                <w:color w:val="000000" w:themeColor="text1"/>
-                <w:szCs w:val="22"/>
-              </w:rPr>
-              <w:t>{{ baris[0].gambar }}</w:t>
-            </w:r>
-          </w:p>
-          <w:p>
-            <w:pPr>
-              <w:rPr>
-                <w:rFonts w:ascii="Arial" w:hAnsi="Arial" w:cs="Arial"/>
-                <w:color w:val="000000" w:themeColor="text1"/>
-                <w:szCs w:val="22"/>
-              </w:rPr>
-            </w:pPr>
-            <w:r>
-              <w:rPr>
-                <w:rFonts w:ascii="Arial" w:hAnsi="Arial" w:cs="Arial"/>
-                <w:color w:val="000000" w:themeColor="text1"/>
-                <w:szCs w:val="22"/>
-              </w:rPr>
-              <w:t>Keterangan: {{ baris[0].keterangan }}</w:t>
+              <w:t xml:space="preserve">{% if </w:t>
+            </w:r>
+            <w:proofErr w:type="gramStart"/>
+            <w:r>
+              <w:rPr>
+                <w:rFonts w:ascii="Arial" w:hAnsi="Arial" w:cs="Arial"/>
+                <w:color w:val="000000" w:themeColor="text1"/>
+                <w:szCs w:val="22"/>
+              </w:rPr>
+              <w:t>baris[</w:t>
+            </w:r>
+            <w:proofErr w:type="gramEnd"/>
+            <w:r>
+              <w:rPr>
+                <w:rFonts w:ascii="Arial" w:hAnsi="Arial" w:cs="Arial"/>
+                <w:color w:val="000000" w:themeColor="text1"/>
+                <w:szCs w:val="22"/>
+              </w:rPr>
+              <w:t>0] %}</w:t>
+            </w:r>
+          </w:p>
+          <w:p>
+            <w:pPr>
+              <w:rPr>
+                <w:rFonts w:ascii="Arial" w:hAnsi="Arial" w:cs="Arial"/>
+                <w:color w:val="000000" w:themeColor="text1"/>
+                <w:szCs w:val="22"/>
+              </w:rPr>
+            </w:pPr>
+            <w:proofErr w:type="gramStart"/>
+            <w:r>
+              <w:rPr>
+                <w:rFonts w:ascii="Arial" w:hAnsi="Arial" w:cs="Arial"/>
+                <w:color w:val="000000" w:themeColor="text1"/>
+                <w:szCs w:val="22"/>
+              </w:rPr>
+              <w:t>{{ baris</w:t>
+            </w:r>
+            <w:proofErr w:type="gramEnd"/>
+            <w:r>
+              <w:rPr>
+                <w:rFonts w:ascii="Arial" w:hAnsi="Arial" w:cs="Arial"/>
+                <w:color w:val="000000" w:themeColor="text1"/>
+                <w:szCs w:val="22"/>
+              </w:rPr>
+              <w:t>[0</w:t>
+            </w:r>
+            <w:proofErr w:type="gramStart"/>
+            <w:r>
+              <w:rPr>
+                <w:rFonts w:ascii="Arial" w:hAnsi="Arial" w:cs="Arial"/>
+                <w:color w:val="000000" w:themeColor="text1"/>
+                <w:szCs w:val="22"/>
+              </w:rPr>
+              <w:t>].gambar</w:t>
+            </w:r>
+            <w:proofErr w:type="gramEnd"/>
+            <w:r>
+              <w:rPr>
+                <w:rFonts w:ascii="Arial" w:hAnsi="Arial" w:cs="Arial"/>
+                <w:color w:val="000000" w:themeColor="text1"/>
+                <w:szCs w:val="22"/>
+              </w:rPr>
+              <w:t xml:space="preserve"> }}</w:t>
+            </w:r>
+          </w:p>
+          <w:p>
+            <w:pPr>
+              <w:rPr>
+                <w:rFonts w:ascii="Arial" w:hAnsi="Arial" w:cs="Arial"/>
+                <w:color w:val="000000" w:themeColor="text1"/>
+                <w:szCs w:val="22"/>
+              </w:rPr>
+            </w:pPr>
+            <w:r>
+              <w:rPr>
+                <w:rFonts w:ascii="Arial" w:hAnsi="Arial" w:cs="Arial"/>
+                <w:color w:val="000000" w:themeColor="text1"/>
+                <w:szCs w:val="22"/>
+              </w:rPr>
+              <w:t xml:space="preserve">Keterangan: </w:t>
+            </w:r>
+            <w:proofErr w:type="gramStart"/>
+            <w:r>
+              <w:rPr>
+                <w:rFonts w:ascii="Arial" w:hAnsi="Arial" w:cs="Arial"/>
+                <w:color w:val="000000" w:themeColor="text1"/>
+                <w:szCs w:val="22"/>
+              </w:rPr>
+              <w:t>{{ baris</w:t>
+            </w:r>
+            <w:proofErr w:type="gramEnd"/>
+            <w:r>
+              <w:rPr>
+                <w:rFonts w:ascii="Arial" w:hAnsi="Arial" w:cs="Arial"/>
+                <w:color w:val="000000" w:themeColor="text1"/>
+                <w:szCs w:val="22"/>
+              </w:rPr>
+              <w:t>[0</w:t>
+            </w:r>
+            <w:proofErr w:type="gramStart"/>
+            <w:r>
+              <w:rPr>
+                <w:rFonts w:ascii="Arial" w:hAnsi="Arial" w:cs="Arial"/>
+                <w:color w:val="000000" w:themeColor="text1"/>
+                <w:szCs w:val="22"/>
+              </w:rPr>
+              <w:t>].keterangan</w:t>
+            </w:r>
+            <w:proofErr w:type="gramEnd"/>
+            <w:r>
+              <w:rPr>
+                <w:rFonts w:ascii="Arial" w:hAnsi="Arial" w:cs="Arial"/>
+                <w:color w:val="000000" w:themeColor="text1"/>
+                <w:szCs w:val="22"/>
+              </w:rPr>
+              <w:t xml:space="preserve"> }}</w:t>
             </w:r>
           </w:p>
           <w:p>
@@ -20103,7 +23070,25 @@
           <w:color w:val="000000" w:themeColor="text1"/>
           <w:szCs w:val="22"/>
         </w:rPr>
-        <w:t xml:space="preserve"> | batch(2, None) %}</w:t>
+        <w:t xml:space="preserve"> | </w:t>
+      </w:r>
+      <w:proofErr w:type="gramStart"/>
+      <w:r>
+        <w:rPr>
+          <w:rFonts w:ascii="Arial" w:hAnsi="Arial" w:cs="Arial"/>
+          <w:color w:val="000000" w:themeColor="text1"/>
+          <w:szCs w:val="22"/>
+        </w:rPr>
+        <w:t>batch(</w:t>
+      </w:r>
+      <w:proofErr w:type="gramEnd"/>
+      <w:r>
+        <w:rPr>
+          <w:rFonts w:ascii="Arial" w:hAnsi="Arial" w:cs="Arial"/>
+          <w:color w:val="000000" w:themeColor="text1"/>
+          <w:szCs w:val="22"/>
+        </w:rPr>
+        <w:t>2, None) %}</w:t>
       </w:r>
     </w:p>
     <w:tbl>
@@ -20137,41 +23122,123 @@
                 <w:color w:val="000000" w:themeColor="text1"/>
                 <w:szCs w:val="22"/>
               </w:rPr>
-              <w:t>{% if baris[0] %}</w:t>
-            </w:r>
-          </w:p>
-          <w:p>
-            <w:pPr>
-              <w:rPr>
-                <w:rFonts w:ascii="Arial" w:hAnsi="Arial" w:cs="Arial"/>
-                <w:color w:val="000000" w:themeColor="text1"/>
-                <w:szCs w:val="22"/>
-              </w:rPr>
-            </w:pPr>
-            <w:r>
-              <w:rPr>
-                <w:rFonts w:ascii="Arial" w:hAnsi="Arial" w:cs="Arial"/>
-                <w:color w:val="000000" w:themeColor="text1"/>
-                <w:szCs w:val="22"/>
-              </w:rPr>
-              <w:t>{{ baris[0].gambar }}</w:t>
-            </w:r>
-          </w:p>
-          <w:p>
-            <w:pPr>
-              <w:rPr>
-                <w:rFonts w:ascii="Arial" w:hAnsi="Arial" w:cs="Arial"/>
-                <w:color w:val="000000" w:themeColor="text1"/>
-                <w:szCs w:val="22"/>
-              </w:rPr>
-            </w:pPr>
-            <w:r>
-              <w:rPr>
-                <w:rFonts w:ascii="Arial" w:hAnsi="Arial" w:cs="Arial"/>
-                <w:color w:val="000000" w:themeColor="text1"/>
-                <w:szCs w:val="22"/>
-              </w:rPr>
-              <w:t>Keterangan: {{ baris[0].keterangan }}</w:t>
+              <w:t xml:space="preserve">{% if </w:t>
+            </w:r>
+            <w:proofErr w:type="gramStart"/>
+            <w:r>
+              <w:rPr>
+                <w:rFonts w:ascii="Arial" w:hAnsi="Arial" w:cs="Arial"/>
+                <w:color w:val="000000" w:themeColor="text1"/>
+                <w:szCs w:val="22"/>
+              </w:rPr>
+              <w:t>baris[</w:t>
+            </w:r>
+            <w:proofErr w:type="gramEnd"/>
+            <w:r>
+              <w:rPr>
+                <w:rFonts w:ascii="Arial" w:hAnsi="Arial" w:cs="Arial"/>
+                <w:color w:val="000000" w:themeColor="text1"/>
+                <w:szCs w:val="22"/>
+              </w:rPr>
+              <w:t>0] %}</w:t>
+            </w:r>
+          </w:p>
+          <w:p>
+            <w:pPr>
+              <w:rPr>
+                <w:rFonts w:ascii="Arial" w:hAnsi="Arial" w:cs="Arial"/>
+                <w:color w:val="000000" w:themeColor="text1"/>
+                <w:szCs w:val="22"/>
+              </w:rPr>
+            </w:pPr>
+            <w:proofErr w:type="gramStart"/>
+            <w:r>
+              <w:rPr>
+                <w:rFonts w:ascii="Arial" w:hAnsi="Arial" w:cs="Arial"/>
+                <w:color w:val="000000" w:themeColor="text1"/>
+                <w:szCs w:val="22"/>
+              </w:rPr>
+              <w:t>{{ baris</w:t>
+            </w:r>
+            <w:proofErr w:type="gramEnd"/>
+            <w:r>
+              <w:rPr>
+                <w:rFonts w:ascii="Arial" w:hAnsi="Arial" w:cs="Arial"/>
+                <w:color w:val="000000" w:themeColor="text1"/>
+                <w:szCs w:val="22"/>
+              </w:rPr>
+              <w:t>[0</w:t>
+            </w:r>
+            <w:proofErr w:type="gramStart"/>
+            <w:r>
+              <w:rPr>
+                <w:rFonts w:ascii="Arial" w:hAnsi="Arial" w:cs="Arial"/>
+                <w:color w:val="000000" w:themeColor="text1"/>
+                <w:szCs w:val="22"/>
+              </w:rPr>
+              <w:t>].gambar</w:t>
+            </w:r>
+            <w:proofErr w:type="gramEnd"/>
+            <w:r>
+              <w:rPr>
+                <w:rFonts w:ascii="Arial" w:hAnsi="Arial" w:cs="Arial"/>
+                <w:color w:val="000000" w:themeColor="text1"/>
+                <w:szCs w:val="22"/>
+              </w:rPr>
+              <w:t xml:space="preserve"> }}</w:t>
+            </w:r>
+          </w:p>
+          <w:p>
+            <w:pPr>
+              <w:rPr>
+                <w:rFonts w:ascii="Arial" w:hAnsi="Arial" w:cs="Arial"/>
+                <w:color w:val="000000" w:themeColor="text1"/>
+                <w:szCs w:val="22"/>
+              </w:rPr>
+            </w:pPr>
+            <w:r>
+              <w:rPr>
+                <w:rFonts w:ascii="Arial" w:hAnsi="Arial" w:cs="Arial"/>
+                <w:color w:val="000000" w:themeColor="text1"/>
+                <w:szCs w:val="22"/>
+              </w:rPr>
+              <w:t xml:space="preserve">Keterangan: </w:t>
+            </w:r>
+            <w:proofErr w:type="gramStart"/>
+            <w:r>
+              <w:rPr>
+                <w:rFonts w:ascii="Arial" w:hAnsi="Arial" w:cs="Arial"/>
+                <w:color w:val="000000" w:themeColor="text1"/>
+                <w:szCs w:val="22"/>
+              </w:rPr>
+              <w:t>{{ baris</w:t>
+            </w:r>
+            <w:proofErr w:type="gramEnd"/>
+            <w:r>
+              <w:rPr>
+                <w:rFonts w:ascii="Arial" w:hAnsi="Arial" w:cs="Arial"/>
+                <w:color w:val="000000" w:themeColor="text1"/>
+                <w:szCs w:val="22"/>
+              </w:rPr>
+              <w:t>[0</w:t>
+            </w:r>
+            <w:proofErr w:type="gramStart"/>
+            <w:r>
+              <w:rPr>
+                <w:rFonts w:ascii="Arial" w:hAnsi="Arial" w:cs="Arial"/>
+                <w:color w:val="000000" w:themeColor="text1"/>
+                <w:szCs w:val="22"/>
+              </w:rPr>
+              <w:t>].keterangan</w:t>
+            </w:r>
+            <w:proofErr w:type="gramEnd"/>
+            <w:r>
+              <w:rPr>
+                <w:rFonts w:ascii="Arial" w:hAnsi="Arial" w:cs="Arial"/>
+                <w:color w:val="000000" w:themeColor="text1"/>
+                <w:szCs w:val="22"/>
+              </w:rPr>
+              <w:t xml:space="preserve"> }}</w:t>
             </w:r>
           </w:p>
           <w:p>
@@ -20519,13 +23586,41 @@
           <w:szCs w:val="22"/>
         </w:rPr>
       </w:pPr>
-      <w:r>
-        <w:rPr>
-          <w:rFonts w:ascii="Arial" w:hAnsi="Arial" w:cs="Arial"/>
-          <w:color w:val="000000" w:themeColor="text1"/>
-          <w:szCs w:val="22"/>
-        </w:rPr>
-        <w:t xml:space="preserve">{{ b.keterangan }} </w:t>
+      <w:proofErr w:type="gramStart"/>
+      <w:r>
+        <w:rPr>
+          <w:rFonts w:ascii="Arial" w:hAnsi="Arial" w:cs="Arial"/>
+          <w:color w:val="000000" w:themeColor="text1"/>
+          <w:szCs w:val="22"/>
+        </w:rPr>
+        <w:t>{{ b</w:t>
+      </w:r>
+      <w:proofErr w:type="gramEnd"/>
+      <w:r>
+        <w:rPr>
+          <w:rFonts w:ascii="Arial" w:hAnsi="Arial" w:cs="Arial"/>
+          <w:color w:val="000000" w:themeColor="text1"/>
+          <w:szCs w:val="22"/>
+        </w:rPr>
+        <w:t>.</w:t>
+      </w:r>
+      <w:proofErr w:type="gramStart"/>
+      <w:r>
+        <w:rPr>
+          <w:rFonts w:ascii="Arial" w:hAnsi="Arial" w:cs="Arial"/>
+          <w:color w:val="000000" w:themeColor="text1"/>
+          <w:szCs w:val="22"/>
+        </w:rPr>
+        <w:t>keterangan }</w:t>
+      </w:r>
+      <w:proofErr w:type="gramEnd"/>
+      <w:r>
+        <w:rPr>
+          <w:rFonts w:ascii="Arial" w:hAnsi="Arial" w:cs="Arial"/>
+          <w:color w:val="000000" w:themeColor="text1"/>
+          <w:szCs w:val="22"/>
+        </w:rPr>
+        <w:t xml:space="preserve">} </w:t>
       </w:r>
     </w:p>
     <w:p>
@@ -20540,13 +23635,41 @@
           <w:szCs w:val="22"/>
         </w:rPr>
       </w:pPr>
-      <w:r>
-        <w:rPr>
-          <w:rFonts w:ascii="Arial" w:hAnsi="Arial" w:cs="Arial"/>
-          <w:color w:val="000000" w:themeColor="text1"/>
-          <w:szCs w:val="22"/>
-        </w:rPr>
-        <w:t xml:space="preserve">{{ b.gambar }} </w:t>
+      <w:proofErr w:type="gramStart"/>
+      <w:r>
+        <w:rPr>
+          <w:rFonts w:ascii="Arial" w:hAnsi="Arial" w:cs="Arial"/>
+          <w:color w:val="000000" w:themeColor="text1"/>
+          <w:szCs w:val="22"/>
+        </w:rPr>
+        <w:t>{{ b</w:t>
+      </w:r>
+      <w:proofErr w:type="gramEnd"/>
+      <w:r>
+        <w:rPr>
+          <w:rFonts w:ascii="Arial" w:hAnsi="Arial" w:cs="Arial"/>
+          <w:color w:val="000000" w:themeColor="text1"/>
+          <w:szCs w:val="22"/>
+        </w:rPr>
+        <w:t>.</w:t>
+      </w:r>
+      <w:proofErr w:type="gramStart"/>
+      <w:r>
+        <w:rPr>
+          <w:rFonts w:ascii="Arial" w:hAnsi="Arial" w:cs="Arial"/>
+          <w:color w:val="000000" w:themeColor="text1"/>
+          <w:szCs w:val="22"/>
+        </w:rPr>
+        <w:t>gambar }</w:t>
+      </w:r>
+      <w:proofErr w:type="gramEnd"/>
+      <w:r>
+        <w:rPr>
+          <w:rFonts w:ascii="Arial" w:hAnsi="Arial" w:cs="Arial"/>
+          <w:color w:val="000000" w:themeColor="text1"/>
+          <w:szCs w:val="22"/>
+        </w:rPr>
+        <w:t xml:space="preserve">} </w:t>
       </w:r>
     </w:p>
     <w:p>
@@ -20708,7 +23831,25 @@
           <w:color w:val="000000" w:themeColor="text1"/>
           <w:szCs w:val="22"/>
         </w:rPr>
-        <w:t xml:space="preserve"> | batch(2, None) %}</w:t>
+        <w:t xml:space="preserve"> | </w:t>
+      </w:r>
+      <w:proofErr w:type="gramStart"/>
+      <w:r>
+        <w:rPr>
+          <w:rFonts w:ascii="Arial" w:hAnsi="Arial" w:cs="Arial"/>
+          <w:color w:val="000000" w:themeColor="text1"/>
+          <w:szCs w:val="22"/>
+        </w:rPr>
+        <w:t>batch(</w:t>
+      </w:r>
+      <w:proofErr w:type="gramEnd"/>
+      <w:r>
+        <w:rPr>
+          <w:rFonts w:ascii="Arial" w:hAnsi="Arial" w:cs="Arial"/>
+          <w:color w:val="000000" w:themeColor="text1"/>
+          <w:szCs w:val="22"/>
+        </w:rPr>
+        <w:t>2, None) %}</w:t>
       </w:r>
     </w:p>
     <w:tbl>
@@ -20742,41 +23883,123 @@
                 <w:color w:val="000000" w:themeColor="text1"/>
                 <w:szCs w:val="22"/>
               </w:rPr>
-              <w:t>{% if baris[0] %}</w:t>
-            </w:r>
-          </w:p>
-          <w:p>
-            <w:pPr>
-              <w:rPr>
-                <w:rFonts w:ascii="Arial" w:hAnsi="Arial" w:cs="Arial"/>
-                <w:color w:val="000000" w:themeColor="text1"/>
-                <w:szCs w:val="22"/>
-              </w:rPr>
-            </w:pPr>
-            <w:r>
-              <w:rPr>
-                <w:rFonts w:ascii="Arial" w:hAnsi="Arial" w:cs="Arial"/>
-                <w:color w:val="000000" w:themeColor="text1"/>
-                <w:szCs w:val="22"/>
-              </w:rPr>
-              <w:t>{{ baris[0].gambar }}</w:t>
-            </w:r>
-          </w:p>
-          <w:p>
-            <w:pPr>
-              <w:rPr>
-                <w:rFonts w:ascii="Arial" w:hAnsi="Arial" w:cs="Arial"/>
-                <w:color w:val="000000" w:themeColor="text1"/>
-                <w:szCs w:val="22"/>
-              </w:rPr>
-            </w:pPr>
-            <w:r>
-              <w:rPr>
-                <w:rFonts w:ascii="Arial" w:hAnsi="Arial" w:cs="Arial"/>
-                <w:color w:val="000000" w:themeColor="text1"/>
-                <w:szCs w:val="22"/>
-              </w:rPr>
-              <w:t>Keterangan: {{ baris[0].keterangan }}</w:t>
+              <w:t xml:space="preserve">{% if </w:t>
+            </w:r>
+            <w:proofErr w:type="gramStart"/>
+            <w:r>
+              <w:rPr>
+                <w:rFonts w:ascii="Arial" w:hAnsi="Arial" w:cs="Arial"/>
+                <w:color w:val="000000" w:themeColor="text1"/>
+                <w:szCs w:val="22"/>
+              </w:rPr>
+              <w:t>baris[</w:t>
+            </w:r>
+            <w:proofErr w:type="gramEnd"/>
+            <w:r>
+              <w:rPr>
+                <w:rFonts w:ascii="Arial" w:hAnsi="Arial" w:cs="Arial"/>
+                <w:color w:val="000000" w:themeColor="text1"/>
+                <w:szCs w:val="22"/>
+              </w:rPr>
+              <w:t>0] %}</w:t>
+            </w:r>
+          </w:p>
+          <w:p>
+            <w:pPr>
+              <w:rPr>
+                <w:rFonts w:ascii="Arial" w:hAnsi="Arial" w:cs="Arial"/>
+                <w:color w:val="000000" w:themeColor="text1"/>
+                <w:szCs w:val="22"/>
+              </w:rPr>
+            </w:pPr>
+            <w:proofErr w:type="gramStart"/>
+            <w:r>
+              <w:rPr>
+                <w:rFonts w:ascii="Arial" w:hAnsi="Arial" w:cs="Arial"/>
+                <w:color w:val="000000" w:themeColor="text1"/>
+                <w:szCs w:val="22"/>
+              </w:rPr>
+              <w:t>{{ baris</w:t>
+            </w:r>
+            <w:proofErr w:type="gramEnd"/>
+            <w:r>
+              <w:rPr>
+                <w:rFonts w:ascii="Arial" w:hAnsi="Arial" w:cs="Arial"/>
+                <w:color w:val="000000" w:themeColor="text1"/>
+                <w:szCs w:val="22"/>
+              </w:rPr>
+              <w:t>[0</w:t>
+            </w:r>
+            <w:proofErr w:type="gramStart"/>
+            <w:r>
+              <w:rPr>
+                <w:rFonts w:ascii="Arial" w:hAnsi="Arial" w:cs="Arial"/>
+                <w:color w:val="000000" w:themeColor="text1"/>
+                <w:szCs w:val="22"/>
+              </w:rPr>
+              <w:t>].gambar</w:t>
+            </w:r>
+            <w:proofErr w:type="gramEnd"/>
+            <w:r>
+              <w:rPr>
+                <w:rFonts w:ascii="Arial" w:hAnsi="Arial" w:cs="Arial"/>
+                <w:color w:val="000000" w:themeColor="text1"/>
+                <w:szCs w:val="22"/>
+              </w:rPr>
+              <w:t xml:space="preserve"> }}</w:t>
+            </w:r>
+          </w:p>
+          <w:p>
+            <w:pPr>
+              <w:rPr>
+                <w:rFonts w:ascii="Arial" w:hAnsi="Arial" w:cs="Arial"/>
+                <w:color w:val="000000" w:themeColor="text1"/>
+                <w:szCs w:val="22"/>
+              </w:rPr>
+            </w:pPr>
+            <w:r>
+              <w:rPr>
+                <w:rFonts w:ascii="Arial" w:hAnsi="Arial" w:cs="Arial"/>
+                <w:color w:val="000000" w:themeColor="text1"/>
+                <w:szCs w:val="22"/>
+              </w:rPr>
+              <w:t xml:space="preserve">Keterangan: </w:t>
+            </w:r>
+            <w:proofErr w:type="gramStart"/>
+            <w:r>
+              <w:rPr>
+                <w:rFonts w:ascii="Arial" w:hAnsi="Arial" w:cs="Arial"/>
+                <w:color w:val="000000" w:themeColor="text1"/>
+                <w:szCs w:val="22"/>
+              </w:rPr>
+              <w:t>{{ baris</w:t>
+            </w:r>
+            <w:proofErr w:type="gramEnd"/>
+            <w:r>
+              <w:rPr>
+                <w:rFonts w:ascii="Arial" w:hAnsi="Arial" w:cs="Arial"/>
+                <w:color w:val="000000" w:themeColor="text1"/>
+                <w:szCs w:val="22"/>
+              </w:rPr>
+              <w:t>[0</w:t>
+            </w:r>
+            <w:proofErr w:type="gramStart"/>
+            <w:r>
+              <w:rPr>
+                <w:rFonts w:ascii="Arial" w:hAnsi="Arial" w:cs="Arial"/>
+                <w:color w:val="000000" w:themeColor="text1"/>
+                <w:szCs w:val="22"/>
+              </w:rPr>
+              <w:t>].keterangan</w:t>
+            </w:r>
+            <w:proofErr w:type="gramEnd"/>
+            <w:r>
+              <w:rPr>
+                <w:rFonts w:ascii="Arial" w:hAnsi="Arial" w:cs="Arial"/>
+                <w:color w:val="000000" w:themeColor="text1"/>
+                <w:szCs w:val="22"/>
+              </w:rPr>
+              <w:t xml:space="preserve"> }}</w:t>
             </w:r>
           </w:p>
           <w:p>
@@ -20983,13 +24206,41 @@
           <w:szCs w:val="22"/>
         </w:rPr>
       </w:pPr>
-      <w:r>
-        <w:rPr>
-          <w:rFonts w:ascii="Arial" w:hAnsi="Arial" w:cs="Arial"/>
-          <w:color w:val="000000" w:themeColor="text1"/>
-          <w:szCs w:val="22"/>
-        </w:rPr>
-        <w:t xml:space="preserve">{{ b.keterangan }} </w:t>
+      <w:proofErr w:type="gramStart"/>
+      <w:r>
+        <w:rPr>
+          <w:rFonts w:ascii="Arial" w:hAnsi="Arial" w:cs="Arial"/>
+          <w:color w:val="000000" w:themeColor="text1"/>
+          <w:szCs w:val="22"/>
+        </w:rPr>
+        <w:t>{{ b</w:t>
+      </w:r>
+      <w:proofErr w:type="gramEnd"/>
+      <w:r>
+        <w:rPr>
+          <w:rFonts w:ascii="Arial" w:hAnsi="Arial" w:cs="Arial"/>
+          <w:color w:val="000000" w:themeColor="text1"/>
+          <w:szCs w:val="22"/>
+        </w:rPr>
+        <w:t>.</w:t>
+      </w:r>
+      <w:proofErr w:type="gramStart"/>
+      <w:r>
+        <w:rPr>
+          <w:rFonts w:ascii="Arial" w:hAnsi="Arial" w:cs="Arial"/>
+          <w:color w:val="000000" w:themeColor="text1"/>
+          <w:szCs w:val="22"/>
+        </w:rPr>
+        <w:t>keterangan }</w:t>
+      </w:r>
+      <w:proofErr w:type="gramEnd"/>
+      <w:r>
+        <w:rPr>
+          <w:rFonts w:ascii="Arial" w:hAnsi="Arial" w:cs="Arial"/>
+          <w:color w:val="000000" w:themeColor="text1"/>
+          <w:szCs w:val="22"/>
+        </w:rPr>
+        <w:t xml:space="preserve">} </w:t>
       </w:r>
     </w:p>
     <w:p>
@@ -21002,13 +24253,41 @@
           <w:szCs w:val="22"/>
         </w:rPr>
       </w:pPr>
-      <w:r>
-        <w:rPr>
-          <w:rFonts w:ascii="Arial" w:hAnsi="Arial" w:cs="Arial"/>
-          <w:color w:val="000000" w:themeColor="text1"/>
-          <w:szCs w:val="22"/>
-        </w:rPr>
-        <w:t xml:space="preserve">{{ b.gambar }} </w:t>
+      <w:proofErr w:type="gramStart"/>
+      <w:r>
+        <w:rPr>
+          <w:rFonts w:ascii="Arial" w:hAnsi="Arial" w:cs="Arial"/>
+          <w:color w:val="000000" w:themeColor="text1"/>
+          <w:szCs w:val="22"/>
+        </w:rPr>
+        <w:t>{{ b</w:t>
+      </w:r>
+      <w:proofErr w:type="gramEnd"/>
+      <w:r>
+        <w:rPr>
+          <w:rFonts w:ascii="Arial" w:hAnsi="Arial" w:cs="Arial"/>
+          <w:color w:val="000000" w:themeColor="text1"/>
+          <w:szCs w:val="22"/>
+        </w:rPr>
+        <w:t>.</w:t>
+      </w:r>
+      <w:proofErr w:type="gramStart"/>
+      <w:r>
+        <w:rPr>
+          <w:rFonts w:ascii="Arial" w:hAnsi="Arial" w:cs="Arial"/>
+          <w:color w:val="000000" w:themeColor="text1"/>
+          <w:szCs w:val="22"/>
+        </w:rPr>
+        <w:t>gambar }</w:t>
+      </w:r>
+      <w:proofErr w:type="gramEnd"/>
+      <w:r>
+        <w:rPr>
+          <w:rFonts w:ascii="Arial" w:hAnsi="Arial" w:cs="Arial"/>
+          <w:color w:val="000000" w:themeColor="text1"/>
+          <w:szCs w:val="22"/>
+        </w:rPr>
+        <w:t xml:space="preserve">} </w:t>
       </w:r>
     </w:p>
     <w:p>
@@ -21171,13 +24450,41 @@
           <w:szCs w:val="22"/>
         </w:rPr>
       </w:pPr>
-      <w:r>
-        <w:rPr>
-          <w:rFonts w:ascii="Arial" w:hAnsi="Arial" w:cs="Arial"/>
-          <w:color w:val="000000" w:themeColor="text1"/>
-          <w:szCs w:val="22"/>
-        </w:rPr>
-        <w:t xml:space="preserve">{{ b.keterangan }} </w:t>
+      <w:proofErr w:type="gramStart"/>
+      <w:r>
+        <w:rPr>
+          <w:rFonts w:ascii="Arial" w:hAnsi="Arial" w:cs="Arial"/>
+          <w:color w:val="000000" w:themeColor="text1"/>
+          <w:szCs w:val="22"/>
+        </w:rPr>
+        <w:t>{{ b</w:t>
+      </w:r>
+      <w:proofErr w:type="gramEnd"/>
+      <w:r>
+        <w:rPr>
+          <w:rFonts w:ascii="Arial" w:hAnsi="Arial" w:cs="Arial"/>
+          <w:color w:val="000000" w:themeColor="text1"/>
+          <w:szCs w:val="22"/>
+        </w:rPr>
+        <w:t>.</w:t>
+      </w:r>
+      <w:proofErr w:type="gramStart"/>
+      <w:r>
+        <w:rPr>
+          <w:rFonts w:ascii="Arial" w:hAnsi="Arial" w:cs="Arial"/>
+          <w:color w:val="000000" w:themeColor="text1"/>
+          <w:szCs w:val="22"/>
+        </w:rPr>
+        <w:t>keterangan }</w:t>
+      </w:r>
+      <w:proofErr w:type="gramEnd"/>
+      <w:r>
+        <w:rPr>
+          <w:rFonts w:ascii="Arial" w:hAnsi="Arial" w:cs="Arial"/>
+          <w:color w:val="000000" w:themeColor="text1"/>
+          <w:szCs w:val="22"/>
+        </w:rPr>
+        <w:t xml:space="preserve">} </w:t>
       </w:r>
     </w:p>
     <w:p>
@@ -21190,13 +24497,41 @@
           <w:szCs w:val="22"/>
         </w:rPr>
       </w:pPr>
-      <w:r>
-        <w:rPr>
-          <w:rFonts w:ascii="Arial" w:hAnsi="Arial" w:cs="Arial"/>
-          <w:color w:val="000000" w:themeColor="text1"/>
-          <w:szCs w:val="22"/>
-        </w:rPr>
-        <w:t xml:space="preserve">{{ b.gambar }} </w:t>
+      <w:proofErr w:type="gramStart"/>
+      <w:r>
+        <w:rPr>
+          <w:rFonts w:ascii="Arial" w:hAnsi="Arial" w:cs="Arial"/>
+          <w:color w:val="000000" w:themeColor="text1"/>
+          <w:szCs w:val="22"/>
+        </w:rPr>
+        <w:t>{{ b</w:t>
+      </w:r>
+      <w:proofErr w:type="gramEnd"/>
+      <w:r>
+        <w:rPr>
+          <w:rFonts w:ascii="Arial" w:hAnsi="Arial" w:cs="Arial"/>
+          <w:color w:val="000000" w:themeColor="text1"/>
+          <w:szCs w:val="22"/>
+        </w:rPr>
+        <w:t>.</w:t>
+      </w:r>
+      <w:proofErr w:type="gramStart"/>
+      <w:r>
+        <w:rPr>
+          <w:rFonts w:ascii="Arial" w:hAnsi="Arial" w:cs="Arial"/>
+          <w:color w:val="000000" w:themeColor="text1"/>
+          <w:szCs w:val="22"/>
+        </w:rPr>
+        <w:t>gambar }</w:t>
+      </w:r>
+      <w:proofErr w:type="gramEnd"/>
+      <w:r>
+        <w:rPr>
+          <w:rFonts w:ascii="Arial" w:hAnsi="Arial" w:cs="Arial"/>
+          <w:color w:val="000000" w:themeColor="text1"/>
+          <w:szCs w:val="22"/>
+        </w:rPr>
+        <w:t xml:space="preserve">} </w:t>
       </w:r>
     </w:p>
     <w:p>
@@ -21315,13 +24650,41 @@
           <w:szCs w:val="22"/>
         </w:rPr>
       </w:pPr>
-      <w:r>
-        <w:rPr>
-          <w:rFonts w:ascii="Arial" w:hAnsi="Arial" w:cs="Arial"/>
-          <w:color w:val="000000" w:themeColor="text1"/>
-          <w:szCs w:val="22"/>
-        </w:rPr>
-        <w:t xml:space="preserve">{{ b.keterangan }} </w:t>
+      <w:proofErr w:type="gramStart"/>
+      <w:r>
+        <w:rPr>
+          <w:rFonts w:ascii="Arial" w:hAnsi="Arial" w:cs="Arial"/>
+          <w:color w:val="000000" w:themeColor="text1"/>
+          <w:szCs w:val="22"/>
+        </w:rPr>
+        <w:t>{{ b</w:t>
+      </w:r>
+      <w:proofErr w:type="gramEnd"/>
+      <w:r>
+        <w:rPr>
+          <w:rFonts w:ascii="Arial" w:hAnsi="Arial" w:cs="Arial"/>
+          <w:color w:val="000000" w:themeColor="text1"/>
+          <w:szCs w:val="22"/>
+        </w:rPr>
+        <w:t>.</w:t>
+      </w:r>
+      <w:proofErr w:type="gramStart"/>
+      <w:r>
+        <w:rPr>
+          <w:rFonts w:ascii="Arial" w:hAnsi="Arial" w:cs="Arial"/>
+          <w:color w:val="000000" w:themeColor="text1"/>
+          <w:szCs w:val="22"/>
+        </w:rPr>
+        <w:t>keterangan }</w:t>
+      </w:r>
+      <w:proofErr w:type="gramEnd"/>
+      <w:r>
+        <w:rPr>
+          <w:rFonts w:ascii="Arial" w:hAnsi="Arial" w:cs="Arial"/>
+          <w:color w:val="000000" w:themeColor="text1"/>
+          <w:szCs w:val="22"/>
+        </w:rPr>
+        <w:t xml:space="preserve">} </w:t>
       </w:r>
     </w:p>
     <w:p>
@@ -21334,13 +24697,41 @@
           <w:szCs w:val="22"/>
         </w:rPr>
       </w:pPr>
-      <w:r>
-        <w:rPr>
-          <w:rFonts w:ascii="Arial" w:hAnsi="Arial" w:cs="Arial"/>
-          <w:color w:val="000000" w:themeColor="text1"/>
-          <w:szCs w:val="22"/>
-        </w:rPr>
-        <w:t xml:space="preserve">{{ b.gambar }} </w:t>
+      <w:proofErr w:type="gramStart"/>
+      <w:r>
+        <w:rPr>
+          <w:rFonts w:ascii="Arial" w:hAnsi="Arial" w:cs="Arial"/>
+          <w:color w:val="000000" w:themeColor="text1"/>
+          <w:szCs w:val="22"/>
+        </w:rPr>
+        <w:t>{{ b</w:t>
+      </w:r>
+      <w:proofErr w:type="gramEnd"/>
+      <w:r>
+        <w:rPr>
+          <w:rFonts w:ascii="Arial" w:hAnsi="Arial" w:cs="Arial"/>
+          <w:color w:val="000000" w:themeColor="text1"/>
+          <w:szCs w:val="22"/>
+        </w:rPr>
+        <w:t>.</w:t>
+      </w:r>
+      <w:proofErr w:type="gramStart"/>
+      <w:r>
+        <w:rPr>
+          <w:rFonts w:ascii="Arial" w:hAnsi="Arial" w:cs="Arial"/>
+          <w:color w:val="000000" w:themeColor="text1"/>
+          <w:szCs w:val="22"/>
+        </w:rPr>
+        <w:t>gambar }</w:t>
+      </w:r>
+      <w:proofErr w:type="gramEnd"/>
+      <w:r>
+        <w:rPr>
+          <w:rFonts w:ascii="Arial" w:hAnsi="Arial" w:cs="Arial"/>
+          <w:color w:val="000000" w:themeColor="text1"/>
+          <w:szCs w:val="22"/>
+        </w:rPr>
+        <w:t xml:space="preserve">} </w:t>
       </w:r>
     </w:p>
     <w:p>
@@ -21445,13 +24836,41 @@
           <w:szCs w:val="22"/>
         </w:rPr>
       </w:pPr>
-      <w:r>
-        <w:rPr>
-          <w:rFonts w:ascii="Arial" w:hAnsi="Arial" w:cs="Arial"/>
-          <w:color w:val="000000" w:themeColor="text1"/>
-          <w:szCs w:val="22"/>
-        </w:rPr>
-        <w:t xml:space="preserve">{{ b.keterangan }} </w:t>
+      <w:proofErr w:type="gramStart"/>
+      <w:r>
+        <w:rPr>
+          <w:rFonts w:ascii="Arial" w:hAnsi="Arial" w:cs="Arial"/>
+          <w:color w:val="000000" w:themeColor="text1"/>
+          <w:szCs w:val="22"/>
+        </w:rPr>
+        <w:t>{{ b</w:t>
+      </w:r>
+      <w:proofErr w:type="gramEnd"/>
+      <w:r>
+        <w:rPr>
+          <w:rFonts w:ascii="Arial" w:hAnsi="Arial" w:cs="Arial"/>
+          <w:color w:val="000000" w:themeColor="text1"/>
+          <w:szCs w:val="22"/>
+        </w:rPr>
+        <w:t>.</w:t>
+      </w:r>
+      <w:proofErr w:type="gramStart"/>
+      <w:r>
+        <w:rPr>
+          <w:rFonts w:ascii="Arial" w:hAnsi="Arial" w:cs="Arial"/>
+          <w:color w:val="000000" w:themeColor="text1"/>
+          <w:szCs w:val="22"/>
+        </w:rPr>
+        <w:t>keterangan }</w:t>
+      </w:r>
+      <w:proofErr w:type="gramEnd"/>
+      <w:r>
+        <w:rPr>
+          <w:rFonts w:ascii="Arial" w:hAnsi="Arial" w:cs="Arial"/>
+          <w:color w:val="000000" w:themeColor="text1"/>
+          <w:szCs w:val="22"/>
+        </w:rPr>
+        <w:t xml:space="preserve">} </w:t>
       </w:r>
     </w:p>
     <w:p>
@@ -21465,13 +24884,41 @@
           <w:szCs w:val="22"/>
         </w:rPr>
       </w:pPr>
-      <w:r>
-        <w:rPr>
-          <w:rFonts w:ascii="Arial" w:hAnsi="Arial" w:cs="Arial"/>
-          <w:color w:val="000000" w:themeColor="text1"/>
-          <w:szCs w:val="22"/>
-        </w:rPr>
-        <w:t xml:space="preserve">{{ b.gambar }} </w:t>
+      <w:proofErr w:type="gramStart"/>
+      <w:r>
+        <w:rPr>
+          <w:rFonts w:ascii="Arial" w:hAnsi="Arial" w:cs="Arial"/>
+          <w:color w:val="000000" w:themeColor="text1"/>
+          <w:szCs w:val="22"/>
+        </w:rPr>
+        <w:t>{{ b</w:t>
+      </w:r>
+      <w:proofErr w:type="gramEnd"/>
+      <w:r>
+        <w:rPr>
+          <w:rFonts w:ascii="Arial" w:hAnsi="Arial" w:cs="Arial"/>
+          <w:color w:val="000000" w:themeColor="text1"/>
+          <w:szCs w:val="22"/>
+        </w:rPr>
+        <w:t>.</w:t>
+      </w:r>
+      <w:proofErr w:type="gramStart"/>
+      <w:r>
+        <w:rPr>
+          <w:rFonts w:ascii="Arial" w:hAnsi="Arial" w:cs="Arial"/>
+          <w:color w:val="000000" w:themeColor="text1"/>
+          <w:szCs w:val="22"/>
+        </w:rPr>
+        <w:t>gambar }</w:t>
+      </w:r>
+      <w:proofErr w:type="gramEnd"/>
+      <w:r>
+        <w:rPr>
+          <w:rFonts w:ascii="Arial" w:hAnsi="Arial" w:cs="Arial"/>
+          <w:color w:val="000000" w:themeColor="text1"/>
+          <w:szCs w:val="22"/>
+        </w:rPr>
+        <w:t xml:space="preserve">} </w:t>
       </w:r>
     </w:p>
     <w:p>
@@ -21574,13 +25021,41 @@
           <w:szCs w:val="22"/>
         </w:rPr>
       </w:pPr>
-      <w:r>
-        <w:rPr>
-          <w:rFonts w:ascii="Arial" w:hAnsi="Arial" w:cs="Arial"/>
-          <w:color w:val="000000" w:themeColor="text1"/>
-          <w:szCs w:val="22"/>
-        </w:rPr>
-        <w:t xml:space="preserve">{{ b.keterangan }} </w:t>
+      <w:proofErr w:type="gramStart"/>
+      <w:r>
+        <w:rPr>
+          <w:rFonts w:ascii="Arial" w:hAnsi="Arial" w:cs="Arial"/>
+          <w:color w:val="000000" w:themeColor="text1"/>
+          <w:szCs w:val="22"/>
+        </w:rPr>
+        <w:t>{{ b</w:t>
+      </w:r>
+      <w:proofErr w:type="gramEnd"/>
+      <w:r>
+        <w:rPr>
+          <w:rFonts w:ascii="Arial" w:hAnsi="Arial" w:cs="Arial"/>
+          <w:color w:val="000000" w:themeColor="text1"/>
+          <w:szCs w:val="22"/>
+        </w:rPr>
+        <w:t>.</w:t>
+      </w:r>
+      <w:proofErr w:type="gramStart"/>
+      <w:r>
+        <w:rPr>
+          <w:rFonts w:ascii="Arial" w:hAnsi="Arial" w:cs="Arial"/>
+          <w:color w:val="000000" w:themeColor="text1"/>
+          <w:szCs w:val="22"/>
+        </w:rPr>
+        <w:t>keterangan }</w:t>
+      </w:r>
+      <w:proofErr w:type="gramEnd"/>
+      <w:r>
+        <w:rPr>
+          <w:rFonts w:ascii="Arial" w:hAnsi="Arial" w:cs="Arial"/>
+          <w:color w:val="000000" w:themeColor="text1"/>
+          <w:szCs w:val="22"/>
+        </w:rPr>
+        <w:t xml:space="preserve">} </w:t>
       </w:r>
     </w:p>
     <w:p>
@@ -21593,13 +25068,41 @@
           <w:szCs w:val="22"/>
         </w:rPr>
       </w:pPr>
-      <w:r>
-        <w:rPr>
-          <w:rFonts w:ascii="Arial" w:hAnsi="Arial" w:cs="Arial"/>
-          <w:color w:val="000000" w:themeColor="text1"/>
-          <w:szCs w:val="22"/>
-        </w:rPr>
-        <w:t xml:space="preserve">{{ b.gambar }} </w:t>
+      <w:proofErr w:type="gramStart"/>
+      <w:r>
+        <w:rPr>
+          <w:rFonts w:ascii="Arial" w:hAnsi="Arial" w:cs="Arial"/>
+          <w:color w:val="000000" w:themeColor="text1"/>
+          <w:szCs w:val="22"/>
+        </w:rPr>
+        <w:t>{{ b</w:t>
+      </w:r>
+      <w:proofErr w:type="gramEnd"/>
+      <w:r>
+        <w:rPr>
+          <w:rFonts w:ascii="Arial" w:hAnsi="Arial" w:cs="Arial"/>
+          <w:color w:val="000000" w:themeColor="text1"/>
+          <w:szCs w:val="22"/>
+        </w:rPr>
+        <w:t>.</w:t>
+      </w:r>
+      <w:proofErr w:type="gramStart"/>
+      <w:r>
+        <w:rPr>
+          <w:rFonts w:ascii="Arial" w:hAnsi="Arial" w:cs="Arial"/>
+          <w:color w:val="000000" w:themeColor="text1"/>
+          <w:szCs w:val="22"/>
+        </w:rPr>
+        <w:t>gambar }</w:t>
+      </w:r>
+      <w:proofErr w:type="gramEnd"/>
+      <w:r>
+        <w:rPr>
+          <w:rFonts w:ascii="Arial" w:hAnsi="Arial" w:cs="Arial"/>
+          <w:color w:val="000000" w:themeColor="text1"/>
+          <w:szCs w:val="22"/>
+        </w:rPr>
+        <w:t xml:space="preserve">} </w:t>
       </w:r>
     </w:p>
     <w:p>
@@ -21706,7 +25209,25 @@
           <w:color w:val="000000" w:themeColor="text1"/>
           <w:szCs w:val="22"/>
         </w:rPr>
-        <w:t xml:space="preserve"> | batch(2, None) %}</w:t>
+        <w:t xml:space="preserve"> | </w:t>
+      </w:r>
+      <w:proofErr w:type="gramStart"/>
+      <w:r>
+        <w:rPr>
+          <w:rFonts w:ascii="Arial" w:hAnsi="Arial" w:cs="Arial"/>
+          <w:color w:val="000000" w:themeColor="text1"/>
+          <w:szCs w:val="22"/>
+        </w:rPr>
+        <w:t>batch(</w:t>
+      </w:r>
+      <w:proofErr w:type="gramEnd"/>
+      <w:r>
+        <w:rPr>
+          <w:rFonts w:ascii="Arial" w:hAnsi="Arial" w:cs="Arial"/>
+          <w:color w:val="000000" w:themeColor="text1"/>
+          <w:szCs w:val="22"/>
+        </w:rPr>
+        <w:t>2, None) %}</w:t>
       </w:r>
     </w:p>
     <w:tbl>
@@ -21740,41 +25261,123 @@
                 <w:color w:val="000000" w:themeColor="text1"/>
                 <w:szCs w:val="22"/>
               </w:rPr>
-              <w:t>{% if baris[0] %}</w:t>
-            </w:r>
-          </w:p>
-          <w:p>
-            <w:pPr>
-              <w:rPr>
-                <w:rFonts w:ascii="Arial" w:hAnsi="Arial" w:cs="Arial"/>
-                <w:color w:val="000000" w:themeColor="text1"/>
-                <w:szCs w:val="22"/>
-              </w:rPr>
-            </w:pPr>
-            <w:r>
-              <w:rPr>
-                <w:rFonts w:ascii="Arial" w:hAnsi="Arial" w:cs="Arial"/>
-                <w:color w:val="000000" w:themeColor="text1"/>
-                <w:szCs w:val="22"/>
-              </w:rPr>
-              <w:t>{{ baris[0].gambar }}</w:t>
-            </w:r>
-          </w:p>
-          <w:p>
-            <w:pPr>
-              <w:rPr>
-                <w:rFonts w:ascii="Arial" w:hAnsi="Arial" w:cs="Arial"/>
-                <w:color w:val="000000" w:themeColor="text1"/>
-                <w:szCs w:val="22"/>
-              </w:rPr>
-            </w:pPr>
-            <w:r>
-              <w:rPr>
-                <w:rFonts w:ascii="Arial" w:hAnsi="Arial" w:cs="Arial"/>
-                <w:color w:val="000000" w:themeColor="text1"/>
-                <w:szCs w:val="22"/>
-              </w:rPr>
-              <w:t>Keterangan: {{ baris[0].keterangan }}</w:t>
+              <w:t xml:space="preserve">{% if </w:t>
+            </w:r>
+            <w:proofErr w:type="gramStart"/>
+            <w:r>
+              <w:rPr>
+                <w:rFonts w:ascii="Arial" w:hAnsi="Arial" w:cs="Arial"/>
+                <w:color w:val="000000" w:themeColor="text1"/>
+                <w:szCs w:val="22"/>
+              </w:rPr>
+              <w:t>baris[</w:t>
+            </w:r>
+            <w:proofErr w:type="gramEnd"/>
+            <w:r>
+              <w:rPr>
+                <w:rFonts w:ascii="Arial" w:hAnsi="Arial" w:cs="Arial"/>
+                <w:color w:val="000000" w:themeColor="text1"/>
+                <w:szCs w:val="22"/>
+              </w:rPr>
+              <w:t>0] %}</w:t>
+            </w:r>
+          </w:p>
+          <w:p>
+            <w:pPr>
+              <w:rPr>
+                <w:rFonts w:ascii="Arial" w:hAnsi="Arial" w:cs="Arial"/>
+                <w:color w:val="000000" w:themeColor="text1"/>
+                <w:szCs w:val="22"/>
+              </w:rPr>
+            </w:pPr>
+            <w:proofErr w:type="gramStart"/>
+            <w:r>
+              <w:rPr>
+                <w:rFonts w:ascii="Arial" w:hAnsi="Arial" w:cs="Arial"/>
+                <w:color w:val="000000" w:themeColor="text1"/>
+                <w:szCs w:val="22"/>
+              </w:rPr>
+              <w:t>{{ baris</w:t>
+            </w:r>
+            <w:proofErr w:type="gramEnd"/>
+            <w:r>
+              <w:rPr>
+                <w:rFonts w:ascii="Arial" w:hAnsi="Arial" w:cs="Arial"/>
+                <w:color w:val="000000" w:themeColor="text1"/>
+                <w:szCs w:val="22"/>
+              </w:rPr>
+              <w:t>[0</w:t>
+            </w:r>
+            <w:proofErr w:type="gramStart"/>
+            <w:r>
+              <w:rPr>
+                <w:rFonts w:ascii="Arial" w:hAnsi="Arial" w:cs="Arial"/>
+                <w:color w:val="000000" w:themeColor="text1"/>
+                <w:szCs w:val="22"/>
+              </w:rPr>
+              <w:t>].gambar</w:t>
+            </w:r>
+            <w:proofErr w:type="gramEnd"/>
+            <w:r>
+              <w:rPr>
+                <w:rFonts w:ascii="Arial" w:hAnsi="Arial" w:cs="Arial"/>
+                <w:color w:val="000000" w:themeColor="text1"/>
+                <w:szCs w:val="22"/>
+              </w:rPr>
+              <w:t xml:space="preserve"> }}</w:t>
+            </w:r>
+          </w:p>
+          <w:p>
+            <w:pPr>
+              <w:rPr>
+                <w:rFonts w:ascii="Arial" w:hAnsi="Arial" w:cs="Arial"/>
+                <w:color w:val="000000" w:themeColor="text1"/>
+                <w:szCs w:val="22"/>
+              </w:rPr>
+            </w:pPr>
+            <w:r>
+              <w:rPr>
+                <w:rFonts w:ascii="Arial" w:hAnsi="Arial" w:cs="Arial"/>
+                <w:color w:val="000000" w:themeColor="text1"/>
+                <w:szCs w:val="22"/>
+              </w:rPr>
+              <w:t xml:space="preserve">Keterangan: </w:t>
+            </w:r>
+            <w:proofErr w:type="gramStart"/>
+            <w:r>
+              <w:rPr>
+                <w:rFonts w:ascii="Arial" w:hAnsi="Arial" w:cs="Arial"/>
+                <w:color w:val="000000" w:themeColor="text1"/>
+                <w:szCs w:val="22"/>
+              </w:rPr>
+              <w:t>{{ baris</w:t>
+            </w:r>
+            <w:proofErr w:type="gramEnd"/>
+            <w:r>
+              <w:rPr>
+                <w:rFonts w:ascii="Arial" w:hAnsi="Arial" w:cs="Arial"/>
+                <w:color w:val="000000" w:themeColor="text1"/>
+                <w:szCs w:val="22"/>
+              </w:rPr>
+              <w:t>[0</w:t>
+            </w:r>
+            <w:proofErr w:type="gramStart"/>
+            <w:r>
+              <w:rPr>
+                <w:rFonts w:ascii="Arial" w:hAnsi="Arial" w:cs="Arial"/>
+                <w:color w:val="000000" w:themeColor="text1"/>
+                <w:szCs w:val="22"/>
+              </w:rPr>
+              <w:t>].keterangan</w:t>
+            </w:r>
+            <w:proofErr w:type="gramEnd"/>
+            <w:r>
+              <w:rPr>
+                <w:rFonts w:ascii="Arial" w:hAnsi="Arial" w:cs="Arial"/>
+                <w:color w:val="000000" w:themeColor="text1"/>
+                <w:szCs w:val="22"/>
+              </w:rPr>
+              <w:t xml:space="preserve"> }}</w:t>
             </w:r>
           </w:p>
           <w:p>
@@ -22028,7 +25631,25 @@
           <w:color w:val="000000" w:themeColor="text1"/>
           <w:szCs w:val="22"/>
         </w:rPr>
-        <w:t xml:space="preserve"> | batch(2, None) %}</w:t>
+        <w:t xml:space="preserve"> | </w:t>
+      </w:r>
+      <w:proofErr w:type="gramStart"/>
+      <w:r>
+        <w:rPr>
+          <w:rFonts w:ascii="Arial" w:hAnsi="Arial" w:cs="Arial"/>
+          <w:color w:val="000000" w:themeColor="text1"/>
+          <w:szCs w:val="22"/>
+        </w:rPr>
+        <w:t>batch(</w:t>
+      </w:r>
+      <w:proofErr w:type="gramEnd"/>
+      <w:r>
+        <w:rPr>
+          <w:rFonts w:ascii="Arial" w:hAnsi="Arial" w:cs="Arial"/>
+          <w:color w:val="000000" w:themeColor="text1"/>
+          <w:szCs w:val="22"/>
+        </w:rPr>
+        <w:t>2, None) %}</w:t>
       </w:r>
     </w:p>
     <w:tbl>
@@ -22062,41 +25683,123 @@
                 <w:color w:val="000000" w:themeColor="text1"/>
                 <w:szCs w:val="22"/>
               </w:rPr>
-              <w:t>{% if baris[0] %}</w:t>
-            </w:r>
-          </w:p>
-          <w:p>
-            <w:pPr>
-              <w:rPr>
-                <w:rFonts w:ascii="Arial" w:hAnsi="Arial" w:cs="Arial"/>
-                <w:color w:val="000000" w:themeColor="text1"/>
-                <w:szCs w:val="22"/>
-              </w:rPr>
-            </w:pPr>
-            <w:r>
-              <w:rPr>
-                <w:rFonts w:ascii="Arial" w:hAnsi="Arial" w:cs="Arial"/>
-                <w:color w:val="000000" w:themeColor="text1"/>
-                <w:szCs w:val="22"/>
-              </w:rPr>
-              <w:t>{{ baris[0].gambar }}</w:t>
-            </w:r>
-          </w:p>
-          <w:p>
-            <w:pPr>
-              <w:rPr>
-                <w:rFonts w:ascii="Arial" w:hAnsi="Arial" w:cs="Arial"/>
-                <w:color w:val="000000" w:themeColor="text1"/>
-                <w:szCs w:val="22"/>
-              </w:rPr>
-            </w:pPr>
-            <w:r>
-              <w:rPr>
-                <w:rFonts w:ascii="Arial" w:hAnsi="Arial" w:cs="Arial"/>
-                <w:color w:val="000000" w:themeColor="text1"/>
-                <w:szCs w:val="22"/>
-              </w:rPr>
-              <w:t>Keterangan: {{ baris[0].keterangan }}</w:t>
+              <w:t xml:space="preserve">{% if </w:t>
+            </w:r>
+            <w:proofErr w:type="gramStart"/>
+            <w:r>
+              <w:rPr>
+                <w:rFonts w:ascii="Arial" w:hAnsi="Arial" w:cs="Arial"/>
+                <w:color w:val="000000" w:themeColor="text1"/>
+                <w:szCs w:val="22"/>
+              </w:rPr>
+              <w:t>baris[</w:t>
+            </w:r>
+            <w:proofErr w:type="gramEnd"/>
+            <w:r>
+              <w:rPr>
+                <w:rFonts w:ascii="Arial" w:hAnsi="Arial" w:cs="Arial"/>
+                <w:color w:val="000000" w:themeColor="text1"/>
+                <w:szCs w:val="22"/>
+              </w:rPr>
+              <w:t>0] %}</w:t>
+            </w:r>
+          </w:p>
+          <w:p>
+            <w:pPr>
+              <w:rPr>
+                <w:rFonts w:ascii="Arial" w:hAnsi="Arial" w:cs="Arial"/>
+                <w:color w:val="000000" w:themeColor="text1"/>
+                <w:szCs w:val="22"/>
+              </w:rPr>
+            </w:pPr>
+            <w:proofErr w:type="gramStart"/>
+            <w:r>
+              <w:rPr>
+                <w:rFonts w:ascii="Arial" w:hAnsi="Arial" w:cs="Arial"/>
+                <w:color w:val="000000" w:themeColor="text1"/>
+                <w:szCs w:val="22"/>
+              </w:rPr>
+              <w:t>{{ baris</w:t>
+            </w:r>
+            <w:proofErr w:type="gramEnd"/>
+            <w:r>
+              <w:rPr>
+                <w:rFonts w:ascii="Arial" w:hAnsi="Arial" w:cs="Arial"/>
+                <w:color w:val="000000" w:themeColor="text1"/>
+                <w:szCs w:val="22"/>
+              </w:rPr>
+              <w:t>[0</w:t>
+            </w:r>
+            <w:proofErr w:type="gramStart"/>
+            <w:r>
+              <w:rPr>
+                <w:rFonts w:ascii="Arial" w:hAnsi="Arial" w:cs="Arial"/>
+                <w:color w:val="000000" w:themeColor="text1"/>
+                <w:szCs w:val="22"/>
+              </w:rPr>
+              <w:t>].gambar</w:t>
+            </w:r>
+            <w:proofErr w:type="gramEnd"/>
+            <w:r>
+              <w:rPr>
+                <w:rFonts w:ascii="Arial" w:hAnsi="Arial" w:cs="Arial"/>
+                <w:color w:val="000000" w:themeColor="text1"/>
+                <w:szCs w:val="22"/>
+              </w:rPr>
+              <w:t xml:space="preserve"> }}</w:t>
+            </w:r>
+          </w:p>
+          <w:p>
+            <w:pPr>
+              <w:rPr>
+                <w:rFonts w:ascii="Arial" w:hAnsi="Arial" w:cs="Arial"/>
+                <w:color w:val="000000" w:themeColor="text1"/>
+                <w:szCs w:val="22"/>
+              </w:rPr>
+            </w:pPr>
+            <w:r>
+              <w:rPr>
+                <w:rFonts w:ascii="Arial" w:hAnsi="Arial" w:cs="Arial"/>
+                <w:color w:val="000000" w:themeColor="text1"/>
+                <w:szCs w:val="22"/>
+              </w:rPr>
+              <w:t xml:space="preserve">Keterangan: </w:t>
+            </w:r>
+            <w:proofErr w:type="gramStart"/>
+            <w:r>
+              <w:rPr>
+                <w:rFonts w:ascii="Arial" w:hAnsi="Arial" w:cs="Arial"/>
+                <w:color w:val="000000" w:themeColor="text1"/>
+                <w:szCs w:val="22"/>
+              </w:rPr>
+              <w:t>{{ baris</w:t>
+            </w:r>
+            <w:proofErr w:type="gramEnd"/>
+            <w:r>
+              <w:rPr>
+                <w:rFonts w:ascii="Arial" w:hAnsi="Arial" w:cs="Arial"/>
+                <w:color w:val="000000" w:themeColor="text1"/>
+                <w:szCs w:val="22"/>
+              </w:rPr>
+              <w:t>[0</w:t>
+            </w:r>
+            <w:proofErr w:type="gramStart"/>
+            <w:r>
+              <w:rPr>
+                <w:rFonts w:ascii="Arial" w:hAnsi="Arial" w:cs="Arial"/>
+                <w:color w:val="000000" w:themeColor="text1"/>
+                <w:szCs w:val="22"/>
+              </w:rPr>
+              <w:t>].keterangan</w:t>
+            </w:r>
+            <w:proofErr w:type="gramEnd"/>
+            <w:r>
+              <w:rPr>
+                <w:rFonts w:ascii="Arial" w:hAnsi="Arial" w:cs="Arial"/>
+                <w:color w:val="000000" w:themeColor="text1"/>
+                <w:szCs w:val="22"/>
+              </w:rPr>
+              <w:t xml:space="preserve"> }}</w:t>
             </w:r>
           </w:p>
           <w:p>
@@ -22316,13 +26019,59 @@
                   <w:szCs w:val="18"/>
                 </w:rPr>
               </w:pPr>
+              <w:proofErr w:type="spellStart"/>
               <w:r>
                 <w:rPr>
                   <w:rFonts w:ascii="Arial" w:hAnsi="Arial" w:cs="Arial"/>
                   <w:sz w:val="18"/>
                   <w:szCs w:val="18"/>
                 </w:rPr>
-                <w:t>Laporan Hasil Verifikasi Tingkat Komponen Dalam Negeri (TKDN)</w:t>
+                <w:t>Laporan</w:t>
+              </w:r>
+              <w:proofErr w:type="spellEnd"/>
+              <w:r>
+                <w:rPr>
+                  <w:rFonts w:ascii="Arial" w:hAnsi="Arial" w:cs="Arial"/>
+                  <w:sz w:val="18"/>
+                  <w:szCs w:val="18"/>
+                </w:rPr>
+                <w:t xml:space="preserve"> Hasil Verifikasi Tingkat </w:t>
+              </w:r>
+              <w:proofErr w:type="spellStart"/>
+              <w:r>
+                <w:rPr>
+                  <w:rFonts w:ascii="Arial" w:hAnsi="Arial" w:cs="Arial"/>
+                  <w:sz w:val="18"/>
+                  <w:szCs w:val="18"/>
+                </w:rPr>
+                <w:t>Komponen</w:t>
+              </w:r>
+              <w:proofErr w:type="spellEnd"/>
+              <w:r>
+                <w:rPr>
+                  <w:rFonts w:ascii="Arial" w:hAnsi="Arial" w:cs="Arial"/>
+                  <w:sz w:val="18"/>
+                  <w:szCs w:val="18"/>
+                </w:rPr>
+                <w:t xml:space="preserve"> </w:t>
+              </w:r>
+              <w:proofErr w:type="spellStart"/>
+              <w:r>
+                <w:rPr>
+                  <w:rFonts w:ascii="Arial" w:hAnsi="Arial" w:cs="Arial"/>
+                  <w:sz w:val="18"/>
+                  <w:szCs w:val="18"/>
+                </w:rPr>
+                <w:t>Dalam</w:t>
+              </w:r>
+              <w:proofErr w:type="spellEnd"/>
+              <w:r>
+                <w:rPr>
+                  <w:rFonts w:ascii="Arial" w:hAnsi="Arial" w:cs="Arial"/>
+                  <w:sz w:val="18"/>
+                  <w:szCs w:val="18"/>
+                </w:rPr>
+                <w:t xml:space="preserve"> Negeri (TKDN)</w:t>
               </w:r>
               <w:r>
                 <w:rPr>
@@ -22372,6 +26121,7 @@
                 </w:rPr>
                 <w:fldChar w:fldCharType="separate"/>
               </w:r>
+              <w:proofErr w:type="spellStart"/>
               <w:r>
                 <w:rPr>
                   <w:rFonts w:ascii="Arial" w:hAnsi="Arial" w:cs="Arial"/>
@@ -22380,6 +26130,7 @@
                 </w:rPr>
                 <w:t>i</w:t>
               </w:r>
+              <w:proofErr w:type="spellEnd"/>
               <w:r>
                 <w:rPr>
                   <w:rFonts w:ascii="Arial" w:hAnsi="Arial" w:cs="Arial"/>
@@ -22491,13 +26242,59 @@
                   <w:szCs w:val="18"/>
                 </w:rPr>
               </w:pPr>
+              <w:proofErr w:type="spellStart"/>
               <w:r>
                 <w:rPr>
                   <w:rFonts w:ascii="Arial" w:hAnsi="Arial" w:cs="Arial"/>
                   <w:sz w:val="18"/>
                   <w:szCs w:val="18"/>
                 </w:rPr>
-                <w:t>Laporan Hasil Verifikasi Tingkat Komponen Dalam Negeri (TKDN)</w:t>
+                <w:t>Laporan</w:t>
+              </w:r>
+              <w:proofErr w:type="spellEnd"/>
+              <w:r>
+                <w:rPr>
+                  <w:rFonts w:ascii="Arial" w:hAnsi="Arial" w:cs="Arial"/>
+                  <w:sz w:val="18"/>
+                  <w:szCs w:val="18"/>
+                </w:rPr>
+                <w:t xml:space="preserve"> Hasil Verifikasi Tingkat </w:t>
+              </w:r>
+              <w:proofErr w:type="spellStart"/>
+              <w:r>
+                <w:rPr>
+                  <w:rFonts w:ascii="Arial" w:hAnsi="Arial" w:cs="Arial"/>
+                  <w:sz w:val="18"/>
+                  <w:szCs w:val="18"/>
+                </w:rPr>
+                <w:t>Komponen</w:t>
+              </w:r>
+              <w:proofErr w:type="spellEnd"/>
+              <w:r>
+                <w:rPr>
+                  <w:rFonts w:ascii="Arial" w:hAnsi="Arial" w:cs="Arial"/>
+                  <w:sz w:val="18"/>
+                  <w:szCs w:val="18"/>
+                </w:rPr>
+                <w:t xml:space="preserve"> </w:t>
+              </w:r>
+              <w:proofErr w:type="spellStart"/>
+              <w:r>
+                <w:rPr>
+                  <w:rFonts w:ascii="Arial" w:hAnsi="Arial" w:cs="Arial"/>
+                  <w:sz w:val="18"/>
+                  <w:szCs w:val="18"/>
+                </w:rPr>
+                <w:t>Dalam</w:t>
+              </w:r>
+              <w:proofErr w:type="spellEnd"/>
+              <w:r>
+                <w:rPr>
+                  <w:rFonts w:ascii="Arial" w:hAnsi="Arial" w:cs="Arial"/>
+                  <w:sz w:val="18"/>
+                  <w:szCs w:val="18"/>
+                </w:rPr>
+                <w:t xml:space="preserve"> Negeri (TKDN)</w:t>
               </w:r>
               <w:r>
                 <w:rPr>
@@ -22547,6 +26344,7 @@
                 </w:rPr>
                 <w:fldChar w:fldCharType="separate"/>
               </w:r>
+              <w:proofErr w:type="spellStart"/>
               <w:r>
                 <w:rPr>
                   <w:rFonts w:ascii="Arial" w:hAnsi="Arial" w:cs="Arial"/>
@@ -22555,6 +26353,7 @@
                 </w:rPr>
                 <w:t>i</w:t>
               </w:r>
+              <w:proofErr w:type="spellEnd"/>
               <w:r>
                 <w:rPr>
                   <w:rFonts w:ascii="Arial" w:hAnsi="Arial" w:cs="Arial"/>
@@ -22634,13 +26433,59 @@
                   <w:szCs w:val="18"/>
                 </w:rPr>
               </w:pPr>
+              <w:proofErr w:type="spellStart"/>
               <w:r>
                 <w:rPr>
                   <w:rFonts w:ascii="Arial" w:hAnsi="Arial" w:cs="Arial"/>
                   <w:sz w:val="18"/>
                   <w:szCs w:val="18"/>
                 </w:rPr>
-                <w:t>Laporan Hasil Verifikasi Tingkat Komponen Dalam Negeri (TKDN)</w:t>
+                <w:t>Laporan</w:t>
+              </w:r>
+              <w:proofErr w:type="spellEnd"/>
+              <w:r>
+                <w:rPr>
+                  <w:rFonts w:ascii="Arial" w:hAnsi="Arial" w:cs="Arial"/>
+                  <w:sz w:val="18"/>
+                  <w:szCs w:val="18"/>
+                </w:rPr>
+                <w:t xml:space="preserve"> Hasil Verifikasi Tingkat </w:t>
+              </w:r>
+              <w:proofErr w:type="spellStart"/>
+              <w:r>
+                <w:rPr>
+                  <w:rFonts w:ascii="Arial" w:hAnsi="Arial" w:cs="Arial"/>
+                  <w:sz w:val="18"/>
+                  <w:szCs w:val="18"/>
+                </w:rPr>
+                <w:t>Komponen</w:t>
+              </w:r>
+              <w:proofErr w:type="spellEnd"/>
+              <w:r>
+                <w:rPr>
+                  <w:rFonts w:ascii="Arial" w:hAnsi="Arial" w:cs="Arial"/>
+                  <w:sz w:val="18"/>
+                  <w:szCs w:val="18"/>
+                </w:rPr>
+                <w:t xml:space="preserve"> </w:t>
+              </w:r>
+              <w:proofErr w:type="spellStart"/>
+              <w:r>
+                <w:rPr>
+                  <w:rFonts w:ascii="Arial" w:hAnsi="Arial" w:cs="Arial"/>
+                  <w:sz w:val="18"/>
+                  <w:szCs w:val="18"/>
+                </w:rPr>
+                <w:t>Dalam</w:t>
+              </w:r>
+              <w:proofErr w:type="spellEnd"/>
+              <w:r>
+                <w:rPr>
+                  <w:rFonts w:ascii="Arial" w:hAnsi="Arial" w:cs="Arial"/>
+                  <w:sz w:val="18"/>
+                  <w:szCs w:val="18"/>
+                </w:rPr>
+                <w:t xml:space="preserve"> Negeri (TKDN)</w:t>
               </w:r>
               <w:r>
                 <w:rPr>
@@ -22690,6 +26535,7 @@
                 </w:rPr>
                 <w:fldChar w:fldCharType="separate"/>
               </w:r>
+              <w:proofErr w:type="spellStart"/>
               <w:r>
                 <w:rPr>
                   <w:rFonts w:ascii="Arial" w:hAnsi="Arial" w:cs="Arial"/>
@@ -22698,6 +26544,7 @@
                 </w:rPr>
                 <w:t>i</w:t>
               </w:r>
+              <w:proofErr w:type="spellEnd"/>
               <w:r>
                 <w:rPr>
                   <w:rFonts w:ascii="Arial" w:hAnsi="Arial" w:cs="Arial"/>
@@ -22782,13 +26629,59 @@
                   <w:szCs w:val="18"/>
                 </w:rPr>
               </w:pPr>
+              <w:proofErr w:type="spellStart"/>
               <w:r>
                 <w:rPr>
                   <w:rFonts w:ascii="Arial" w:hAnsi="Arial" w:cs="Arial"/>
                   <w:sz w:val="18"/>
                   <w:szCs w:val="18"/>
                 </w:rPr>
-                <w:t>Laporan Hasil Verifikasi Tingkat Komponen Dalam Negeri (TKDN)</w:t>
+                <w:t>Laporan</w:t>
+              </w:r>
+              <w:proofErr w:type="spellEnd"/>
+              <w:r>
+                <w:rPr>
+                  <w:rFonts w:ascii="Arial" w:hAnsi="Arial" w:cs="Arial"/>
+                  <w:sz w:val="18"/>
+                  <w:szCs w:val="18"/>
+                </w:rPr>
+                <w:t xml:space="preserve"> Hasil Verifikasi Tingkat </w:t>
+              </w:r>
+              <w:proofErr w:type="spellStart"/>
+              <w:r>
+                <w:rPr>
+                  <w:rFonts w:ascii="Arial" w:hAnsi="Arial" w:cs="Arial"/>
+                  <w:sz w:val="18"/>
+                  <w:szCs w:val="18"/>
+                </w:rPr>
+                <w:t>Komponen</w:t>
+              </w:r>
+              <w:proofErr w:type="spellEnd"/>
+              <w:r>
+                <w:rPr>
+                  <w:rFonts w:ascii="Arial" w:hAnsi="Arial" w:cs="Arial"/>
+                  <w:sz w:val="18"/>
+                  <w:szCs w:val="18"/>
+                </w:rPr>
+                <w:t xml:space="preserve"> </w:t>
+              </w:r>
+              <w:proofErr w:type="spellStart"/>
+              <w:r>
+                <w:rPr>
+                  <w:rFonts w:ascii="Arial" w:hAnsi="Arial" w:cs="Arial"/>
+                  <w:sz w:val="18"/>
+                  <w:szCs w:val="18"/>
+                </w:rPr>
+                <w:t>Dalam</w:t>
+              </w:r>
+              <w:proofErr w:type="spellEnd"/>
+              <w:r>
+                <w:rPr>
+                  <w:rFonts w:ascii="Arial" w:hAnsi="Arial" w:cs="Arial"/>
+                  <w:sz w:val="18"/>
+                  <w:szCs w:val="18"/>
+                </w:rPr>
+                <w:t xml:space="preserve"> Negeri (TKDN)</w:t>
               </w:r>
               <w:r>
                 <w:rPr>
@@ -22838,6 +26731,7 @@
                 </w:rPr>
                 <w:fldChar w:fldCharType="separate"/>
               </w:r>
+              <w:proofErr w:type="spellStart"/>
               <w:r>
                 <w:rPr>
                   <w:rFonts w:ascii="Arial" w:hAnsi="Arial" w:cs="Arial"/>
@@ -22846,6 +26740,7 @@
                 </w:rPr>
                 <w:t>i</w:t>
               </w:r>
+              <w:proofErr w:type="spellEnd"/>
               <w:r>
                 <w:rPr>
                   <w:rFonts w:ascii="Arial" w:hAnsi="Arial" w:cs="Arial"/>
@@ -23105,8 +27000,21 @@
             </w:tabs>
             <w:jc w:val="center"/>
           </w:pPr>
+          <w:proofErr w:type="gramStart"/>
           <w:r>
-            <w:t>{{ logo_perusahaan }}</w:t>
+            <w:t xml:space="preserve">{{ </w:t>
+          </w:r>
+          <w:proofErr w:type="spellStart"/>
+          <w:r>
+            <w:t>logo</w:t>
+          </w:r>
+          <w:proofErr w:type="gramEnd"/>
+          <w:r>
+            <w:t>_perusahaan</w:t>
+          </w:r>
+          <w:proofErr w:type="spellEnd"/>
+          <w:r>
+            <w:t xml:space="preserve"> }}</w:t>
           </w:r>
         </w:p>
       </w:tc>
@@ -23330,8 +27238,21 @@
             </w:tabs>
             <w:jc w:val="center"/>
           </w:pPr>
+          <w:proofErr w:type="gramStart"/>
           <w:r>
-            <w:t>{{ logo_perusahaan }}</w:t>
+            <w:t xml:space="preserve">{{ </w:t>
+          </w:r>
+          <w:proofErr w:type="spellStart"/>
+          <w:r>
+            <w:t>logo</w:t>
+          </w:r>
+          <w:proofErr w:type="gramEnd"/>
+          <w:r>
+            <w:t>_perusahaan</w:t>
+          </w:r>
+          <w:proofErr w:type="spellEnd"/>
+          <w:r>
+            <w:t xml:space="preserve"> }}</w:t>
           </w:r>
         </w:p>
       </w:tc>
@@ -27846,7 +31767,6 @@
   <w:style w:type="character" w:default="1" w:styleId="DefaultParagraphFont">
     <w:name w:val="Default Paragraph Font"/>
     <w:uiPriority w:val="1"/>
-    <w:semiHidden/>
     <w:unhideWhenUsed/>
   </w:style>
   <w:style w:type="table" w:default="1" w:styleId="TableNormal">

--- a/templates/Template_LHV_Kerjasama.docx
+++ b/templates/Template_LHV_Kerjasama.docx
@@ -11406,7 +11406,7 @@
     </w:p>
     <w:p>
       <w:pPr>
-        <w:ind w:left="720" w:firstLine="698"/>
+        <w:ind w:firstLine="698"/>
         <w:rPr>
           <w:rFonts w:ascii="Arial" w:hAnsi="Arial" w:cs="Arial"/>
           <w:color w:val="000000" w:themeColor="text1"/>
@@ -11485,8 +11485,54 @@
           <w:color w:val="000000" w:themeColor="text1"/>
           <w:szCs w:val="22"/>
         </w:rPr>
-        <w:t>dan petunjuk teknis terkait</w:t>
-      </w:r>
+        <w:t xml:space="preserve">dan </w:t>
+      </w:r>
+      <w:proofErr w:type="spellStart"/>
+      <w:r>
+        <w:rPr>
+          <w:rFonts w:ascii="Arial" w:hAnsi="Arial" w:cs="Arial"/>
+          <w:color w:val="000000" w:themeColor="text1"/>
+          <w:szCs w:val="22"/>
+        </w:rPr>
+        <w:t>petunjuk</w:t>
+      </w:r>
+      <w:proofErr w:type="spellEnd"/>
+      <w:r>
+        <w:rPr>
+          <w:rFonts w:ascii="Arial" w:hAnsi="Arial" w:cs="Arial"/>
+          <w:color w:val="000000" w:themeColor="text1"/>
+          <w:szCs w:val="22"/>
+        </w:rPr>
+        <w:t xml:space="preserve"> </w:t>
+      </w:r>
+      <w:proofErr w:type="spellStart"/>
+      <w:r>
+        <w:rPr>
+          <w:rFonts w:ascii="Arial" w:hAnsi="Arial" w:cs="Arial"/>
+          <w:color w:val="000000" w:themeColor="text1"/>
+          <w:szCs w:val="22"/>
+        </w:rPr>
+        <w:t>teknis</w:t>
+      </w:r>
+      <w:proofErr w:type="spellEnd"/>
+      <w:r>
+        <w:rPr>
+          <w:rFonts w:ascii="Arial" w:hAnsi="Arial" w:cs="Arial"/>
+          <w:color w:val="000000" w:themeColor="text1"/>
+          <w:szCs w:val="22"/>
+        </w:rPr>
+        <w:t xml:space="preserve"> </w:t>
+      </w:r>
+      <w:proofErr w:type="spellStart"/>
+      <w:r>
+        <w:rPr>
+          <w:rFonts w:ascii="Arial" w:hAnsi="Arial" w:cs="Arial"/>
+          <w:color w:val="000000" w:themeColor="text1"/>
+          <w:szCs w:val="22"/>
+        </w:rPr>
+        <w:t>terkait</w:t>
+      </w:r>
+      <w:proofErr w:type="spellEnd"/>
       <w:r>
         <w:rPr>
           <w:rFonts w:ascii="Arial" w:hAnsi="Arial" w:cs="Arial"/>
@@ -11515,20 +11561,13 @@
     </w:p>
     <w:p>
       <w:pPr>
-        <w:rPr>
-          <w:rFonts w:ascii="Arial" w:hAnsi="Arial" w:cs="Arial"/>
-          <w:color w:val="000000" w:themeColor="text1"/>
-          <w:szCs w:val="22"/>
-        </w:rPr>
-      </w:pPr>
-      <w:r>
-        <w:rPr>
-          <w:rFonts w:ascii="Arial" w:hAnsi="Arial" w:cs="Arial"/>
-          <w:color w:val="000000" w:themeColor="text1"/>
-          <w:szCs w:val="22"/>
-        </w:rPr>
-        <w:tab/>
-      </w:r>
+        <w:jc w:val="left"/>
+        <w:rPr>
+          <w:rFonts w:ascii="Arial" w:hAnsi="Arial" w:cs="Arial"/>
+          <w:color w:val="000000" w:themeColor="text1"/>
+          <w:szCs w:val="22"/>
+        </w:rPr>
+      </w:pPr>
       <w:r>
         <w:rPr>
           <w:rFonts w:ascii="Arial" w:hAnsi="Arial" w:cs="Arial"/>
@@ -15778,7 +15817,13 @@
         <w:rPr>
           <w:color w:val="000000" w:themeColor="text1"/>
         </w:rPr>
-        <w:t>Struktur Organisasi Perusahaan</w:t>
+        <w:t>Struktur Organisasi Pe</w:t>
+      </w:r>
+      <w:r>
+        <w:rPr>
+          <w:color w:val="000000" w:themeColor="text1"/>
+        </w:rPr>
+        <w:t>rusahaan Industri</w:t>
       </w:r>
     </w:p>
     <w:p>

--- a/templates/Template_LHV_Kerjasama.docx
+++ b/templates/Template_LHV_Kerjasama.docx
@@ -18597,6 +18597,357 @@
       </w:r>
       <w:bookmarkStart w:id="31" w:name="_Toc216940205"/>
       <w:bookmarkEnd w:id="30"/>
+    </w:p>
+    <w:p>
+      <w:pPr>
+        <w:pStyle w:val="Heading3"/>
+        <w:numPr>
+          <w:ilvl w:val="0"/>
+          <w:numId w:val="19"/>
+        </w:numPr>
+        <w:rPr>
+          <w:rFonts w:cs="Arial"/>
+          <w:color w:val="000000" w:themeColor="text1"/>
+          <w:szCs w:val="22"/>
+          <w:lang w:val="it-IT"/>
+        </w:rPr>
+      </w:pPr>
+      <w:r>
+        <w:rPr>
+          <w:rFonts w:cs="Arial"/>
+          <w:color w:val="000000" w:themeColor="text1"/>
+          <w:szCs w:val="22"/>
+          <w:lang w:val="it-IT"/>
+        </w:rPr>
+        <w:t>Dokumen Pengembangan</w:t>
+      </w:r>
+    </w:p>
+    <w:p>
+      <w:pPr>
+        <w:pStyle w:val="ListParagraph"/>
+        <w:ind w:left="0"/>
+        <w:rPr>
+          <w:rFonts w:ascii="Arial" w:hAnsi="Arial" w:cs="Arial"/>
+          <w:color w:val="000000" w:themeColor="text1"/>
+          <w:szCs w:val="22"/>
+          <w:lang w:val="it-IT"/>
+        </w:rPr>
+      </w:pPr>
+      <w:r>
+        <w:rPr>
+          <w:rFonts w:ascii="Arial" w:hAnsi="Arial" w:cs="Arial"/>
+          <w:color w:val="000000" w:themeColor="text1"/>
+          <w:szCs w:val="22"/>
+        </w:rPr>
+        <w:t xml:space="preserve">{% for baris in </w:t>
+      </w:r>
+      <w:r>
+        <w:rPr>
+          <w:rFonts w:ascii="Arial" w:hAnsi="Arial" w:cs="Arial"/>
+          <w:color w:val="000000" w:themeColor="text1"/>
+          <w:szCs w:val="22"/>
+        </w:rPr>
+        <w:t>dokumen_pengembangan</w:t>
+      </w:r>
+      <w:r>
+        <w:rPr>
+          <w:rFonts w:ascii="Arial" w:hAnsi="Arial" w:cs="Arial"/>
+          <w:color w:val="000000" w:themeColor="text1"/>
+          <w:szCs w:val="22"/>
+        </w:rPr>
+        <w:t xml:space="preserve"> | </w:t>
+      </w:r>
+      <w:proofErr w:type="gramStart"/>
+      <w:r>
+        <w:rPr>
+          <w:rFonts w:ascii="Arial" w:hAnsi="Arial" w:cs="Arial"/>
+          <w:color w:val="000000" w:themeColor="text1"/>
+          <w:szCs w:val="22"/>
+        </w:rPr>
+        <w:t>batch(</w:t>
+      </w:r>
+      <w:proofErr w:type="gramEnd"/>
+      <w:r>
+        <w:rPr>
+          <w:rFonts w:ascii="Arial" w:hAnsi="Arial" w:cs="Arial"/>
+          <w:color w:val="000000" w:themeColor="text1"/>
+          <w:szCs w:val="22"/>
+        </w:rPr>
+        <w:t>2, None) %}</w:t>
+      </w:r>
+    </w:p>
+    <w:tbl>
+      <w:tblPr>
+        <w:tblStyle w:val="TableGrid"/>
+        <w:tblW w:w="0" w:type="auto"/>
+        <w:tblInd w:w="-5" w:type="dxa"/>
+        <w:tblLayout w:type="fixed"/>
+        <w:tblLook w:val="04A0" w:firstRow="1" w:lastRow="0" w:firstColumn="1" w:lastColumn="0" w:noHBand="0" w:noVBand="1"/>
+      </w:tblPr>
+      <w:tblGrid>
+        <w:gridCol w:w="4678"/>
+        <w:gridCol w:w="4677"/>
+      </w:tblGrid>
+      <w:tr>
+        <w:tc>
+          <w:tcPr>
+            <w:tcW w:w="4678" w:type="dxa"/>
+          </w:tcPr>
+          <w:p>
+            <w:pPr>
+              <w:rPr>
+                <w:rFonts w:ascii="Arial" w:hAnsi="Arial" w:cs="Arial"/>
+                <w:color w:val="000000" w:themeColor="text1"/>
+                <w:szCs w:val="22"/>
+              </w:rPr>
+            </w:pPr>
+            <w:r>
+              <w:rPr>
+                <w:rFonts w:ascii="Arial" w:hAnsi="Arial" w:cs="Arial"/>
+                <w:color w:val="000000" w:themeColor="text1"/>
+                <w:szCs w:val="22"/>
+              </w:rPr>
+              <w:t xml:space="preserve">{% if </w:t>
+            </w:r>
+            <w:proofErr w:type="gramStart"/>
+            <w:r>
+              <w:rPr>
+                <w:rFonts w:ascii="Arial" w:hAnsi="Arial" w:cs="Arial"/>
+                <w:color w:val="000000" w:themeColor="text1"/>
+                <w:szCs w:val="22"/>
+              </w:rPr>
+              <w:t>baris[</w:t>
+            </w:r>
+            <w:proofErr w:type="gramEnd"/>
+            <w:r>
+              <w:rPr>
+                <w:rFonts w:ascii="Arial" w:hAnsi="Arial" w:cs="Arial"/>
+                <w:color w:val="000000" w:themeColor="text1"/>
+                <w:szCs w:val="22"/>
+              </w:rPr>
+              <w:t>0] %}</w:t>
+            </w:r>
+          </w:p>
+          <w:p>
+            <w:pPr>
+              <w:rPr>
+                <w:rFonts w:ascii="Arial" w:hAnsi="Arial" w:cs="Arial"/>
+                <w:color w:val="000000" w:themeColor="text1"/>
+                <w:szCs w:val="22"/>
+              </w:rPr>
+            </w:pPr>
+            <w:proofErr w:type="gramStart"/>
+            <w:r>
+              <w:rPr>
+                <w:rFonts w:ascii="Arial" w:hAnsi="Arial" w:cs="Arial"/>
+                <w:color w:val="000000" w:themeColor="text1"/>
+                <w:szCs w:val="22"/>
+              </w:rPr>
+              <w:t>{{ baris</w:t>
+            </w:r>
+            <w:proofErr w:type="gramEnd"/>
+            <w:r>
+              <w:rPr>
+                <w:rFonts w:ascii="Arial" w:hAnsi="Arial" w:cs="Arial"/>
+                <w:color w:val="000000" w:themeColor="text1"/>
+                <w:szCs w:val="22"/>
+              </w:rPr>
+              <w:t>[0</w:t>
+            </w:r>
+            <w:proofErr w:type="gramStart"/>
+            <w:r>
+              <w:rPr>
+                <w:rFonts w:ascii="Arial" w:hAnsi="Arial" w:cs="Arial"/>
+                <w:color w:val="000000" w:themeColor="text1"/>
+                <w:szCs w:val="22"/>
+              </w:rPr>
+              <w:t>].gambar</w:t>
+            </w:r>
+            <w:proofErr w:type="gramEnd"/>
+            <w:r>
+              <w:rPr>
+                <w:rFonts w:ascii="Arial" w:hAnsi="Arial" w:cs="Arial"/>
+                <w:color w:val="000000" w:themeColor="text1"/>
+                <w:szCs w:val="22"/>
+              </w:rPr>
+              <w:t xml:space="preserve"> }}</w:t>
+            </w:r>
+          </w:p>
+          <w:p>
+            <w:pPr>
+              <w:rPr>
+                <w:rFonts w:ascii="Arial" w:hAnsi="Arial" w:cs="Arial"/>
+                <w:color w:val="000000" w:themeColor="text1"/>
+                <w:szCs w:val="22"/>
+              </w:rPr>
+            </w:pPr>
+            <w:r>
+              <w:rPr>
+                <w:rFonts w:ascii="Arial" w:hAnsi="Arial" w:cs="Arial"/>
+                <w:color w:val="000000" w:themeColor="text1"/>
+                <w:szCs w:val="22"/>
+              </w:rPr>
+              <w:t xml:space="preserve">Keterangan: </w:t>
+            </w:r>
+            <w:proofErr w:type="gramStart"/>
+            <w:r>
+              <w:rPr>
+                <w:rFonts w:ascii="Arial" w:hAnsi="Arial" w:cs="Arial"/>
+                <w:color w:val="000000" w:themeColor="text1"/>
+                <w:szCs w:val="22"/>
+              </w:rPr>
+              <w:t>{{ baris</w:t>
+            </w:r>
+            <w:proofErr w:type="gramEnd"/>
+            <w:r>
+              <w:rPr>
+                <w:rFonts w:ascii="Arial" w:hAnsi="Arial" w:cs="Arial"/>
+                <w:color w:val="000000" w:themeColor="text1"/>
+                <w:szCs w:val="22"/>
+              </w:rPr>
+              <w:t>[0</w:t>
+            </w:r>
+            <w:proofErr w:type="gramStart"/>
+            <w:r>
+              <w:rPr>
+                <w:rFonts w:ascii="Arial" w:hAnsi="Arial" w:cs="Arial"/>
+                <w:color w:val="000000" w:themeColor="text1"/>
+                <w:szCs w:val="22"/>
+              </w:rPr>
+              <w:t>].keterangan</w:t>
+            </w:r>
+            <w:proofErr w:type="gramEnd"/>
+            <w:r>
+              <w:rPr>
+                <w:rFonts w:ascii="Arial" w:hAnsi="Arial" w:cs="Arial"/>
+                <w:color w:val="000000" w:themeColor="text1"/>
+                <w:szCs w:val="22"/>
+              </w:rPr>
+              <w:t xml:space="preserve"> }}</w:t>
+            </w:r>
+          </w:p>
+          <w:p>
+            <w:pPr>
+              <w:rPr>
+                <w:rFonts w:ascii="Arial" w:hAnsi="Arial" w:cs="Arial"/>
+                <w:color w:val="000000" w:themeColor="text1"/>
+                <w:szCs w:val="22"/>
+                <w:lang w:val="it-IT"/>
+              </w:rPr>
+            </w:pPr>
+            <w:r>
+              <w:rPr>
+                <w:rFonts w:ascii="Arial" w:hAnsi="Arial" w:cs="Arial"/>
+                <w:color w:val="000000" w:themeColor="text1"/>
+                <w:szCs w:val="22"/>
+              </w:rPr>
+              <w:t>{% endif %}</w:t>
+            </w:r>
+          </w:p>
+        </w:tc>
+        <w:tc>
+          <w:tcPr>
+            <w:tcW w:w="4677" w:type="dxa"/>
+          </w:tcPr>
+          <w:p>
+            <w:pPr>
+              <w:rPr>
+                <w:rFonts w:ascii="Arial" w:hAnsi="Arial" w:cs="Arial"/>
+                <w:color w:val="000000" w:themeColor="text1"/>
+                <w:szCs w:val="22"/>
+                <w:lang w:val="it-IT"/>
+              </w:rPr>
+            </w:pPr>
+            <w:r>
+              <w:rPr>
+                <w:rFonts w:ascii="Arial" w:hAnsi="Arial" w:cs="Arial"/>
+                <w:color w:val="000000" w:themeColor="text1"/>
+                <w:szCs w:val="22"/>
+                <w:lang w:val="it-IT"/>
+              </w:rPr>
+              <w:t>{% if baris[1] %}</w:t>
+            </w:r>
+          </w:p>
+          <w:p>
+            <w:pPr>
+              <w:rPr>
+                <w:rFonts w:ascii="Arial" w:hAnsi="Arial" w:cs="Arial"/>
+                <w:color w:val="000000" w:themeColor="text1"/>
+                <w:szCs w:val="22"/>
+                <w:lang w:val="it-IT"/>
+              </w:rPr>
+            </w:pPr>
+            <w:r>
+              <w:rPr>
+                <w:rFonts w:ascii="Arial" w:hAnsi="Arial" w:cs="Arial"/>
+                <w:color w:val="000000" w:themeColor="text1"/>
+                <w:szCs w:val="22"/>
+                <w:lang w:val="it-IT"/>
+              </w:rPr>
+              <w:t>{{ baris[1].gambar }}</w:t>
+            </w:r>
+          </w:p>
+          <w:p>
+            <w:pPr>
+              <w:rPr>
+                <w:rFonts w:ascii="Arial" w:hAnsi="Arial" w:cs="Arial"/>
+                <w:color w:val="000000" w:themeColor="text1"/>
+                <w:szCs w:val="22"/>
+                <w:lang w:val="it-IT"/>
+              </w:rPr>
+            </w:pPr>
+            <w:r>
+              <w:rPr>
+                <w:rFonts w:ascii="Arial" w:hAnsi="Arial" w:cs="Arial"/>
+                <w:color w:val="000000" w:themeColor="text1"/>
+                <w:szCs w:val="22"/>
+                <w:lang w:val="it-IT"/>
+              </w:rPr>
+              <w:t>Keterangan: {{ baris[1].keterangan }}</w:t>
+            </w:r>
+          </w:p>
+          <w:p>
+            <w:pPr>
+              <w:rPr>
+                <w:rFonts w:ascii="Arial" w:hAnsi="Arial" w:cs="Arial"/>
+                <w:color w:val="000000" w:themeColor="text1"/>
+                <w:szCs w:val="22"/>
+                <w:lang w:val="it-IT"/>
+              </w:rPr>
+            </w:pPr>
+            <w:r>
+              <w:rPr>
+                <w:rFonts w:ascii="Arial" w:hAnsi="Arial" w:cs="Arial"/>
+                <w:color w:val="000000" w:themeColor="text1"/>
+                <w:szCs w:val="22"/>
+                <w:lang w:val="it-IT"/>
+              </w:rPr>
+              <w:t>{% endif %}</w:t>
+            </w:r>
+          </w:p>
+        </w:tc>
+      </w:tr>
+    </w:tbl>
+    <w:p>
+      <w:pPr>
+        <w:pStyle w:val="ListParagraph"/>
+        <w:ind w:left="0"/>
+        <w:rPr>
+          <w:rFonts w:ascii="Arial" w:hAnsi="Arial" w:cs="Arial"/>
+          <w:color w:val="000000" w:themeColor="text1"/>
+          <w:szCs w:val="22"/>
+          <w:lang w:val="it-IT"/>
+        </w:rPr>
+      </w:pPr>
+      <w:r>
+        <w:rPr>
+          <w:rFonts w:ascii="Arial" w:hAnsi="Arial" w:cs="Arial"/>
+          <w:color w:val="000000" w:themeColor="text1"/>
+          <w:szCs w:val="22"/>
+          <w:lang w:val="it-IT"/>
+        </w:rPr>
+        <w:t>{% endfor %}</w:t>
+      </w:r>
     </w:p>
     <w:p>
       <w:pPr>

--- a/templates/Template_LHV_Kerjasama.docx
+++ b/templates/Template_LHV_Kerjasama.docx
@@ -3627,14 +3627,25 @@
                 <w:szCs w:val="22"/>
               </w:rPr>
             </w:pPr>
-            <w:r>
-              <w:rPr>
-                <w:rFonts w:ascii="Arial" w:hAnsi="Arial" w:cs="Arial"/>
-                <w:color w:val="000000" w:themeColor="text1"/>
-                <w:szCs w:val="22"/>
-              </w:rPr>
-              <w:t xml:space="preserve">Tanggal </w:t>
-            </w:r>
+            <w:proofErr w:type="spellStart"/>
+            <w:r>
+              <w:rPr>
+                <w:rFonts w:ascii="Arial" w:hAnsi="Arial" w:cs="Arial"/>
+                <w:color w:val="000000" w:themeColor="text1"/>
+                <w:szCs w:val="22"/>
+              </w:rPr>
+              <w:t>Tanggal</w:t>
+            </w:r>
+            <w:proofErr w:type="spellEnd"/>
+            <w:r>
+              <w:rPr>
+                <w:rFonts w:ascii="Arial" w:hAnsi="Arial" w:cs="Arial"/>
+                <w:color w:val="000000" w:themeColor="text1"/>
+                <w:szCs w:val="22"/>
+              </w:rPr>
+              <w:t xml:space="preserve"> </w:t>
+            </w:r>
+            <w:proofErr w:type="spellStart"/>
             <w:r>
               <w:rPr>
                 <w:rFonts w:ascii="Arial" w:hAnsi="Arial" w:cs="Arial"/>
@@ -3649,8 +3660,18 @@
                 <w:color w:val="000000" w:themeColor="text1"/>
                 <w:szCs w:val="22"/>
               </w:rPr>
-              <w:t xml:space="preserve">elaksanaan </w:t>
-            </w:r>
+              <w:t>elaksanaan</w:t>
+            </w:r>
+            <w:proofErr w:type="spellEnd"/>
+            <w:r>
+              <w:rPr>
+                <w:rFonts w:ascii="Arial" w:hAnsi="Arial" w:cs="Arial"/>
+                <w:color w:val="000000" w:themeColor="text1"/>
+                <w:szCs w:val="22"/>
+              </w:rPr>
+              <w:t xml:space="preserve"> </w:t>
+            </w:r>
+            <w:proofErr w:type="spellStart"/>
             <w:r>
               <w:rPr>
                 <w:rFonts w:ascii="Arial" w:hAnsi="Arial" w:cs="Arial"/>
@@ -3665,8 +3686,35 @@
                 <w:color w:val="000000" w:themeColor="text1"/>
                 <w:szCs w:val="22"/>
               </w:rPr>
-              <w:t>erifikasi dokumen</w:t>
-            </w:r>
+              <w:t>erifikasi</w:t>
+            </w:r>
+            <w:proofErr w:type="spellEnd"/>
+            <w:r>
+              <w:rPr>
+                <w:rFonts w:ascii="Arial" w:hAnsi="Arial" w:cs="Arial"/>
+                <w:color w:val="000000" w:themeColor="text1"/>
+                <w:szCs w:val="22"/>
+              </w:rPr>
+              <w:t xml:space="preserve"> </w:t>
+            </w:r>
+            <w:proofErr w:type="spellStart"/>
+            <w:r>
+              <w:rPr>
+                <w:rFonts w:ascii="Arial" w:hAnsi="Arial" w:cs="Arial"/>
+                <w:color w:val="000000" w:themeColor="text1"/>
+                <w:szCs w:val="22"/>
+              </w:rPr>
+              <w:t>D</w:t>
+            </w:r>
+            <w:r>
+              <w:rPr>
+                <w:rFonts w:ascii="Arial" w:hAnsi="Arial" w:cs="Arial"/>
+                <w:color w:val="000000" w:themeColor="text1"/>
+                <w:szCs w:val="22"/>
+              </w:rPr>
+              <w:t>okumen</w:t>
+            </w:r>
+            <w:proofErr w:type="spellEnd"/>
           </w:p>
         </w:tc>
         <w:tc>
@@ -6302,7 +6350,43 @@
           <w:color w:val="000000" w:themeColor="text1"/>
           <w:szCs w:val="22"/>
         </w:rPr>
-        <w:t xml:space="preserve">, dengan alamat </w:t>
+        <w:t xml:space="preserve">, </w:t>
+      </w:r>
+      <w:proofErr w:type="spellStart"/>
+      <w:r>
+        <w:rPr>
+          <w:rFonts w:ascii="Arial" w:hAnsi="Arial" w:cs="Arial"/>
+          <w:color w:val="000000" w:themeColor="text1"/>
+          <w:szCs w:val="22"/>
+        </w:rPr>
+        <w:t>dengan</w:t>
+      </w:r>
+      <w:proofErr w:type="spellEnd"/>
+      <w:r>
+        <w:rPr>
+          <w:rFonts w:ascii="Arial" w:hAnsi="Arial" w:cs="Arial"/>
+          <w:color w:val="000000" w:themeColor="text1"/>
+          <w:szCs w:val="22"/>
+        </w:rPr>
+        <w:t xml:space="preserve"> </w:t>
+      </w:r>
+      <w:proofErr w:type="spellStart"/>
+      <w:r>
+        <w:rPr>
+          <w:rFonts w:ascii="Arial" w:hAnsi="Arial" w:cs="Arial"/>
+          <w:color w:val="000000" w:themeColor="text1"/>
+          <w:szCs w:val="22"/>
+        </w:rPr>
+        <w:t>alamat</w:t>
+      </w:r>
+      <w:proofErr w:type="spellEnd"/>
+      <w:r>
+        <w:rPr>
+          <w:rFonts w:ascii="Arial" w:hAnsi="Arial" w:cs="Arial"/>
+          <w:color w:val="000000" w:themeColor="text1"/>
+          <w:szCs w:val="22"/>
+        </w:rPr>
+        <w:t xml:space="preserve"> </w:t>
       </w:r>
       <w:proofErr w:type="spellStart"/>
       <w:r>
@@ -7130,8 +7214,149 @@
           <w:szCs w:val="22"/>
           <w:lang w:val="en-ID"/>
         </w:rPr>
-        <w:t xml:space="preserve">Tujuan verifikasi Tingkat Komponen Dalam Negeri (TKDN) adalah untuk menilai dan memastikan </w:t>
-      </w:r>
+        <w:t xml:space="preserve">Tujuan </w:t>
+      </w:r>
+      <w:proofErr w:type="spellStart"/>
+      <w:r>
+        <w:rPr>
+          <w:rFonts w:ascii="Arial" w:hAnsi="Arial" w:cs="Arial"/>
+          <w:color w:val="000000" w:themeColor="text1"/>
+          <w:szCs w:val="22"/>
+          <w:lang w:val="en-ID"/>
+        </w:rPr>
+        <w:t>verifikasi</w:t>
+      </w:r>
+      <w:proofErr w:type="spellEnd"/>
+      <w:r>
+        <w:rPr>
+          <w:rFonts w:ascii="Arial" w:hAnsi="Arial" w:cs="Arial"/>
+          <w:color w:val="000000" w:themeColor="text1"/>
+          <w:szCs w:val="22"/>
+          <w:lang w:val="en-ID"/>
+        </w:rPr>
+        <w:t xml:space="preserve"> Tingkat </w:t>
+      </w:r>
+      <w:proofErr w:type="spellStart"/>
+      <w:r>
+        <w:rPr>
+          <w:rFonts w:ascii="Arial" w:hAnsi="Arial" w:cs="Arial"/>
+          <w:color w:val="000000" w:themeColor="text1"/>
+          <w:szCs w:val="22"/>
+          <w:lang w:val="en-ID"/>
+        </w:rPr>
+        <w:t>Komponen</w:t>
+      </w:r>
+      <w:proofErr w:type="spellEnd"/>
+      <w:r>
+        <w:rPr>
+          <w:rFonts w:ascii="Arial" w:hAnsi="Arial" w:cs="Arial"/>
+          <w:color w:val="000000" w:themeColor="text1"/>
+          <w:szCs w:val="22"/>
+          <w:lang w:val="en-ID"/>
+        </w:rPr>
+        <w:t xml:space="preserve"> </w:t>
+      </w:r>
+      <w:proofErr w:type="spellStart"/>
+      <w:r>
+        <w:rPr>
+          <w:rFonts w:ascii="Arial" w:hAnsi="Arial" w:cs="Arial"/>
+          <w:color w:val="000000" w:themeColor="text1"/>
+          <w:szCs w:val="22"/>
+          <w:lang w:val="en-ID"/>
+        </w:rPr>
+        <w:t>Dalam</w:t>
+      </w:r>
+      <w:proofErr w:type="spellEnd"/>
+      <w:r>
+        <w:rPr>
+          <w:rFonts w:ascii="Arial" w:hAnsi="Arial" w:cs="Arial"/>
+          <w:color w:val="000000" w:themeColor="text1"/>
+          <w:szCs w:val="22"/>
+          <w:lang w:val="en-ID"/>
+        </w:rPr>
+        <w:t xml:space="preserve"> Negeri (TKDN) </w:t>
+      </w:r>
+      <w:proofErr w:type="spellStart"/>
+      <w:r>
+        <w:rPr>
+          <w:rFonts w:ascii="Arial" w:hAnsi="Arial" w:cs="Arial"/>
+          <w:color w:val="000000" w:themeColor="text1"/>
+          <w:szCs w:val="22"/>
+          <w:lang w:val="en-ID"/>
+        </w:rPr>
+        <w:t>adalah</w:t>
+      </w:r>
+      <w:proofErr w:type="spellEnd"/>
+      <w:r>
+        <w:rPr>
+          <w:rFonts w:ascii="Arial" w:hAnsi="Arial" w:cs="Arial"/>
+          <w:color w:val="000000" w:themeColor="text1"/>
+          <w:szCs w:val="22"/>
+          <w:lang w:val="en-ID"/>
+        </w:rPr>
+        <w:t xml:space="preserve"> </w:t>
+      </w:r>
+      <w:proofErr w:type="spellStart"/>
+      <w:r>
+        <w:rPr>
+          <w:rFonts w:ascii="Arial" w:hAnsi="Arial" w:cs="Arial"/>
+          <w:color w:val="000000" w:themeColor="text1"/>
+          <w:szCs w:val="22"/>
+          <w:lang w:val="en-ID"/>
+        </w:rPr>
+        <w:t>untuk</w:t>
+      </w:r>
+      <w:proofErr w:type="spellEnd"/>
+      <w:r>
+        <w:rPr>
+          <w:rFonts w:ascii="Arial" w:hAnsi="Arial" w:cs="Arial"/>
+          <w:color w:val="000000" w:themeColor="text1"/>
+          <w:szCs w:val="22"/>
+          <w:lang w:val="en-ID"/>
+        </w:rPr>
+        <w:t xml:space="preserve"> </w:t>
+      </w:r>
+      <w:proofErr w:type="spellStart"/>
+      <w:r>
+        <w:rPr>
+          <w:rFonts w:ascii="Arial" w:hAnsi="Arial" w:cs="Arial"/>
+          <w:color w:val="000000" w:themeColor="text1"/>
+          <w:szCs w:val="22"/>
+          <w:lang w:val="en-ID"/>
+        </w:rPr>
+        <w:t>menilai</w:t>
+      </w:r>
+      <w:proofErr w:type="spellEnd"/>
+      <w:r>
+        <w:rPr>
+          <w:rFonts w:ascii="Arial" w:hAnsi="Arial" w:cs="Arial"/>
+          <w:color w:val="000000" w:themeColor="text1"/>
+          <w:szCs w:val="22"/>
+          <w:lang w:val="en-ID"/>
+        </w:rPr>
+        <w:t xml:space="preserve"> dan </w:t>
+      </w:r>
+      <w:proofErr w:type="spellStart"/>
+      <w:r>
+        <w:rPr>
+          <w:rFonts w:ascii="Arial" w:hAnsi="Arial" w:cs="Arial"/>
+          <w:color w:val="000000" w:themeColor="text1"/>
+          <w:szCs w:val="22"/>
+          <w:lang w:val="en-ID"/>
+        </w:rPr>
+        <w:t>memastikan</w:t>
+      </w:r>
+      <w:proofErr w:type="spellEnd"/>
+      <w:r>
+        <w:rPr>
+          <w:rFonts w:ascii="Arial" w:hAnsi="Arial" w:cs="Arial"/>
+          <w:color w:val="000000" w:themeColor="text1"/>
+          <w:szCs w:val="22"/>
+          <w:lang w:val="en-ID"/>
+        </w:rPr>
+        <w:t xml:space="preserve"> </w:t>
+      </w:r>
+      <w:proofErr w:type="spellStart"/>
       <w:r>
         <w:rPr>
           <w:rFonts w:ascii="Arial" w:hAnsi="Arial" w:cs="Arial"/>
@@ -7140,6 +7365,7 @@
         </w:rPr>
         <w:t>besaran</w:t>
       </w:r>
+      <w:proofErr w:type="spellEnd"/>
       <w:r>
         <w:rPr>
           <w:rFonts w:ascii="Arial" w:hAnsi="Arial" w:cs="Arial"/>
@@ -7147,7 +7373,190 @@
           <w:szCs w:val="22"/>
           <w:lang w:val="en-ID"/>
         </w:rPr>
-        <w:t xml:space="preserve"> kontribusi komponen dalam negeri terhadap produk yang dihasilkan oleh PT Integrasi Muda Teknologi.</w:t>
+        <w:t xml:space="preserve"> </w:t>
+      </w:r>
+      <w:proofErr w:type="spellStart"/>
+      <w:r>
+        <w:rPr>
+          <w:rFonts w:ascii="Arial" w:hAnsi="Arial" w:cs="Arial"/>
+          <w:color w:val="000000" w:themeColor="text1"/>
+          <w:szCs w:val="22"/>
+          <w:lang w:val="en-ID"/>
+        </w:rPr>
+        <w:t>kontribusi</w:t>
+      </w:r>
+      <w:proofErr w:type="spellEnd"/>
+      <w:r>
+        <w:rPr>
+          <w:rFonts w:ascii="Arial" w:hAnsi="Arial" w:cs="Arial"/>
+          <w:color w:val="000000" w:themeColor="text1"/>
+          <w:szCs w:val="22"/>
+          <w:lang w:val="en-ID"/>
+        </w:rPr>
+        <w:t xml:space="preserve"> </w:t>
+      </w:r>
+      <w:proofErr w:type="spellStart"/>
+      <w:r>
+        <w:rPr>
+          <w:rFonts w:ascii="Arial" w:hAnsi="Arial" w:cs="Arial"/>
+          <w:color w:val="000000" w:themeColor="text1"/>
+          <w:szCs w:val="22"/>
+          <w:lang w:val="en-ID"/>
+        </w:rPr>
+        <w:t>komponen</w:t>
+      </w:r>
+      <w:proofErr w:type="spellEnd"/>
+      <w:r>
+        <w:rPr>
+          <w:rFonts w:ascii="Arial" w:hAnsi="Arial" w:cs="Arial"/>
+          <w:color w:val="000000" w:themeColor="text1"/>
+          <w:szCs w:val="22"/>
+          <w:lang w:val="en-ID"/>
+        </w:rPr>
+        <w:t xml:space="preserve"> </w:t>
+      </w:r>
+      <w:proofErr w:type="spellStart"/>
+      <w:r>
+        <w:rPr>
+          <w:rFonts w:ascii="Arial" w:hAnsi="Arial" w:cs="Arial"/>
+          <w:color w:val="000000" w:themeColor="text1"/>
+          <w:szCs w:val="22"/>
+          <w:lang w:val="en-ID"/>
+        </w:rPr>
+        <w:t>dalam</w:t>
+      </w:r>
+      <w:proofErr w:type="spellEnd"/>
+      <w:r>
+        <w:rPr>
+          <w:rFonts w:ascii="Arial" w:hAnsi="Arial" w:cs="Arial"/>
+          <w:color w:val="000000" w:themeColor="text1"/>
+          <w:szCs w:val="22"/>
+          <w:lang w:val="en-ID"/>
+        </w:rPr>
+        <w:t xml:space="preserve"> negeri </w:t>
+      </w:r>
+      <w:proofErr w:type="spellStart"/>
+      <w:r>
+        <w:rPr>
+          <w:rFonts w:ascii="Arial" w:hAnsi="Arial" w:cs="Arial"/>
+          <w:color w:val="000000" w:themeColor="text1"/>
+          <w:szCs w:val="22"/>
+          <w:lang w:val="en-ID"/>
+        </w:rPr>
+        <w:t>terhadap</w:t>
+      </w:r>
+      <w:proofErr w:type="spellEnd"/>
+      <w:r>
+        <w:rPr>
+          <w:rFonts w:ascii="Arial" w:hAnsi="Arial" w:cs="Arial"/>
+          <w:color w:val="000000" w:themeColor="text1"/>
+          <w:szCs w:val="22"/>
+          <w:lang w:val="en-ID"/>
+        </w:rPr>
+        <w:t xml:space="preserve"> </w:t>
+      </w:r>
+      <w:proofErr w:type="spellStart"/>
+      <w:r>
+        <w:rPr>
+          <w:rFonts w:ascii="Arial" w:hAnsi="Arial" w:cs="Arial"/>
+          <w:color w:val="000000" w:themeColor="text1"/>
+          <w:szCs w:val="22"/>
+          <w:lang w:val="en-ID"/>
+        </w:rPr>
+        <w:t>produk</w:t>
+      </w:r>
+      <w:proofErr w:type="spellEnd"/>
+      <w:r>
+        <w:rPr>
+          <w:rFonts w:ascii="Arial" w:hAnsi="Arial" w:cs="Arial"/>
+          <w:color w:val="000000" w:themeColor="text1"/>
+          <w:szCs w:val="22"/>
+          <w:lang w:val="en-ID"/>
+        </w:rPr>
+        <w:t xml:space="preserve"> yang </w:t>
+      </w:r>
+      <w:proofErr w:type="spellStart"/>
+      <w:r>
+        <w:rPr>
+          <w:rFonts w:ascii="Arial" w:hAnsi="Arial" w:cs="Arial"/>
+          <w:color w:val="000000" w:themeColor="text1"/>
+          <w:szCs w:val="22"/>
+          <w:lang w:val="en-ID"/>
+        </w:rPr>
+        <w:t>dihasilkan</w:t>
+      </w:r>
+      <w:proofErr w:type="spellEnd"/>
+      <w:r>
+        <w:rPr>
+          <w:rFonts w:ascii="Arial" w:hAnsi="Arial" w:cs="Arial"/>
+          <w:color w:val="000000" w:themeColor="text1"/>
+          <w:szCs w:val="22"/>
+          <w:lang w:val="en-ID"/>
+        </w:rPr>
+        <w:t xml:space="preserve"> oleh </w:t>
+      </w:r>
+      <w:proofErr w:type="gramStart"/>
+      <w:r>
+        <w:rPr>
+          <w:rFonts w:ascii="Arial" w:hAnsi="Arial" w:cs="Arial"/>
+          <w:color w:val="000000" w:themeColor="text1"/>
+          <w:szCs w:val="22"/>
+        </w:rPr>
+        <w:t xml:space="preserve">{{ </w:t>
+      </w:r>
+      <w:proofErr w:type="spellStart"/>
+      <w:r>
+        <w:rPr>
+          <w:rFonts w:ascii="Arial" w:hAnsi="Arial" w:cs="Arial"/>
+          <w:color w:val="000000" w:themeColor="text1"/>
+          <w:szCs w:val="22"/>
+        </w:rPr>
+        <w:t>nama</w:t>
+      </w:r>
+      <w:proofErr w:type="gramEnd"/>
+      <w:r>
+        <w:rPr>
+          <w:rFonts w:ascii="Arial" w:hAnsi="Arial" w:cs="Arial"/>
+          <w:color w:val="000000" w:themeColor="text1"/>
+          <w:szCs w:val="22"/>
+        </w:rPr>
+        <w:t>_</w:t>
+      </w:r>
+      <w:proofErr w:type="gramStart"/>
+      <w:r>
+        <w:rPr>
+          <w:rFonts w:ascii="Arial" w:hAnsi="Arial" w:cs="Arial"/>
+          <w:color w:val="000000" w:themeColor="text1"/>
+          <w:szCs w:val="22"/>
+        </w:rPr>
+        <w:t>perusahaan</w:t>
+      </w:r>
+      <w:proofErr w:type="spellEnd"/>
+      <w:r>
+        <w:rPr>
+          <w:rFonts w:ascii="Arial" w:hAnsi="Arial" w:cs="Arial"/>
+          <w:color w:val="000000" w:themeColor="text1"/>
+          <w:szCs w:val="22"/>
+        </w:rPr>
+        <w:t xml:space="preserve"> }</w:t>
+      </w:r>
+      <w:proofErr w:type="gramEnd"/>
+      <w:r>
+        <w:rPr>
+          <w:rFonts w:ascii="Arial" w:hAnsi="Arial" w:cs="Arial"/>
+          <w:color w:val="000000" w:themeColor="text1"/>
+          <w:szCs w:val="22"/>
+        </w:rPr>
+        <w:t>}</w:t>
+      </w:r>
+      <w:r>
+        <w:rPr>
+          <w:rFonts w:ascii="Arial" w:hAnsi="Arial" w:cs="Arial"/>
+          <w:color w:val="000000" w:themeColor="text1"/>
+          <w:szCs w:val="22"/>
+          <w:lang w:val="en-ID"/>
+        </w:rPr>
+        <w:t>.</w:t>
       </w:r>
       <w:r>
         <w:rPr>
@@ -11460,8 +11869,18 @@
           <w:color w:val="000000" w:themeColor="text1"/>
           <w:szCs w:val="22"/>
         </w:rPr>
-        <w:t>{{ permenperin</w:t>
-      </w:r>
+        <w:t xml:space="preserve">{{ </w:t>
+      </w:r>
+      <w:proofErr w:type="spellStart"/>
+      <w:r>
+        <w:rPr>
+          <w:rFonts w:ascii="Arial" w:hAnsi="Arial" w:cs="Arial"/>
+          <w:color w:val="000000" w:themeColor="text1"/>
+          <w:szCs w:val="22"/>
+        </w:rPr>
+        <w:t>permenperin</w:t>
+      </w:r>
+      <w:proofErr w:type="spellEnd"/>
       <w:proofErr w:type="gramEnd"/>
       <w:r>
         <w:rPr>
@@ -16047,7 +16466,55 @@
           <w:szCs w:val="22"/>
           <w:lang w:val="it-IT"/>
         </w:rPr>
-        <w:t>Diagram alur proses produksi</w:t>
+        <w:t xml:space="preserve">Diagram </w:t>
+      </w:r>
+      <w:r>
+        <w:rPr>
+          <w:rFonts w:ascii="Arial" w:hAnsi="Arial" w:cs="Arial"/>
+          <w:szCs w:val="22"/>
+          <w:lang w:val="it-IT"/>
+        </w:rPr>
+        <w:t>A</w:t>
+      </w:r>
+      <w:r>
+        <w:rPr>
+          <w:rFonts w:ascii="Arial" w:hAnsi="Arial" w:cs="Arial"/>
+          <w:szCs w:val="22"/>
+          <w:lang w:val="it-IT"/>
+        </w:rPr>
+        <w:t xml:space="preserve">lur </w:t>
+      </w:r>
+      <w:r>
+        <w:rPr>
+          <w:rFonts w:ascii="Arial" w:hAnsi="Arial" w:cs="Arial"/>
+          <w:szCs w:val="22"/>
+          <w:lang w:val="it-IT"/>
+        </w:rPr>
+        <w:t>P</w:t>
+      </w:r>
+      <w:r>
+        <w:rPr>
+          <w:rFonts w:ascii="Arial" w:hAnsi="Arial" w:cs="Arial"/>
+          <w:szCs w:val="22"/>
+          <w:lang w:val="it-IT"/>
+        </w:rPr>
+        <w:t xml:space="preserve">roses </w:t>
+      </w:r>
+      <w:r>
+        <w:rPr>
+          <w:rFonts w:ascii="Arial" w:hAnsi="Arial" w:cs="Arial"/>
+          <w:szCs w:val="22"/>
+          <w:lang w:val="it-IT"/>
+        </w:rPr>
+        <w:t>P</w:t>
+      </w:r>
+      <w:r>
+        <w:rPr>
+          <w:rFonts w:ascii="Arial" w:hAnsi="Arial" w:cs="Arial"/>
+          <w:szCs w:val="22"/>
+          <w:lang w:val="it-IT"/>
+        </w:rPr>
+        <w:t>roduksi</w:t>
       </w:r>
       <w:bookmarkEnd w:id="24"/>
     </w:p>
@@ -18609,7 +19076,6 @@
           <w:rFonts w:cs="Arial"/>
           <w:color w:val="000000" w:themeColor="text1"/>
           <w:szCs w:val="22"/>
-          <w:lang w:val="it-IT"/>
         </w:rPr>
       </w:pPr>
       <w:r>
@@ -18617,7 +19083,6 @@
           <w:rFonts w:cs="Arial"/>
           <w:color w:val="000000" w:themeColor="text1"/>
           <w:szCs w:val="22"/>
-          <w:lang w:val="it-IT"/>
         </w:rPr>
         <w:t>Dokumen Pengembangan</w:t>
       </w:r>
@@ -26517,7 +26982,6 @@
                 </w:rPr>
                 <w:fldChar w:fldCharType="separate"/>
               </w:r>
-              <w:proofErr w:type="spellStart"/>
               <w:r>
                 <w:rPr>
                   <w:rFonts w:ascii="Arial" w:hAnsi="Arial" w:cs="Arial"/>
@@ -26526,7 +26990,6 @@
                 </w:rPr>
                 <w:t>i</w:t>
               </w:r>
-              <w:proofErr w:type="spellEnd"/>
               <w:r>
                 <w:rPr>
                   <w:rFonts w:ascii="Arial" w:hAnsi="Arial" w:cs="Arial"/>
@@ -26740,7 +27203,6 @@
                 </w:rPr>
                 <w:fldChar w:fldCharType="separate"/>
               </w:r>
-              <w:proofErr w:type="spellStart"/>
               <w:r>
                 <w:rPr>
                   <w:rFonts w:ascii="Arial" w:hAnsi="Arial" w:cs="Arial"/>
@@ -26749,7 +27211,6 @@
                 </w:rPr>
                 <w:t>i</w:t>
               </w:r>
-              <w:proofErr w:type="spellEnd"/>
               <w:r>
                 <w:rPr>
                   <w:rFonts w:ascii="Arial" w:hAnsi="Arial" w:cs="Arial"/>
@@ -26931,7 +27392,6 @@
                 </w:rPr>
                 <w:fldChar w:fldCharType="separate"/>
               </w:r>
-              <w:proofErr w:type="spellStart"/>
               <w:r>
                 <w:rPr>
                   <w:rFonts w:ascii="Arial" w:hAnsi="Arial" w:cs="Arial"/>
@@ -26940,7 +27400,6 @@
                 </w:rPr>
                 <w:t>i</w:t>
               </w:r>
-              <w:proofErr w:type="spellEnd"/>
               <w:r>
                 <w:rPr>
                   <w:rFonts w:ascii="Arial" w:hAnsi="Arial" w:cs="Arial"/>
@@ -27127,7 +27586,6 @@
                 </w:rPr>
                 <w:fldChar w:fldCharType="separate"/>
               </w:r>
-              <w:proofErr w:type="spellStart"/>
               <w:r>
                 <w:rPr>
                   <w:rFonts w:ascii="Arial" w:hAnsi="Arial" w:cs="Arial"/>
@@ -27136,7 +27594,6 @@
                 </w:rPr>
                 <w:t>i</w:t>
               </w:r>
-              <w:proofErr w:type="spellEnd"/>
               <w:r>
                 <w:rPr>
                   <w:rFonts w:ascii="Arial" w:hAnsi="Arial" w:cs="Arial"/>
@@ -32163,6 +32620,7 @@
   <w:style w:type="character" w:default="1" w:styleId="DefaultParagraphFont">
     <w:name w:val="Default Paragraph Font"/>
     <w:uiPriority w:val="1"/>
+    <w:semiHidden/>
     <w:unhideWhenUsed/>
   </w:style>
   <w:style w:type="table" w:default="1" w:styleId="TableNormal">
